--- a/Documentation-Quality-Pipeline-Case-Study.docx
+++ b/Documentation-Quality-Pipeline-Case-Study.docx
@@ -14,21 +14,14 @@
       <w:pPr>
         <w:pStyle w:val="Heading1"/>
       </w:pPr>
-      <w:proofErr w:type="spellStart"/>
       <w:r>
         <w:t>HTMLHint</w:t>
       </w:r>
-      <w:proofErr w:type="spellEnd"/>
     </w:p>
     <w:p>
       <w:r>
-        <w:t xml:space="preserve">Installed </w:t>
-      </w:r>
-      <w:proofErr w:type="spellStart"/>
-      <w:r>
-        <w:t>HTMLHint</w:t>
-      </w:r>
-      <w:proofErr w:type="spellEnd"/>
+        <w:t>Installed HTMLHint</w:t>
+      </w:r>
     </w:p>
     <w:p>
       <w:r>
@@ -44,49 +37,27 @@
           <w:b/>
           <w:bCs/>
         </w:rPr>
-        <w:t>.</w:t>
-      </w:r>
-      <w:proofErr w:type="spellStart"/>
-      <w:r>
-        <w:rPr>
-          <w:b/>
-          <w:bCs/>
-        </w:rPr>
-        <w:t>htmlhintrc</w:t>
-      </w:r>
-      <w:proofErr w:type="spellEnd"/>
+        <w:t>.htmlhintrc</w:t>
+      </w:r>
       <w:r>
         <w:t xml:space="preserve"> with default rules</w:t>
       </w:r>
     </w:p>
     <w:p>
       <w:r>
-        <w:t xml:space="preserve">Ran </w:t>
-      </w:r>
-      <w:proofErr w:type="spellStart"/>
-      <w:r>
-        <w:t>HTMLHint</w:t>
-      </w:r>
-      <w:proofErr w:type="spellEnd"/>
-      <w:r>
-        <w:t xml:space="preserve"> on all HTML files in demo project</w:t>
+        <w:t>Ran HTMLHint on all HTML files in demo project</w:t>
       </w:r>
     </w:p>
     <w:p>
       <w:r>
-        <w:t>Added VS Code schema support to have config file recognized by editors with JSON schema support to enable autocompletion and validation for the .</w:t>
-      </w:r>
-      <w:proofErr w:type="spellStart"/>
-      <w:r>
-        <w:t>htmlhintrc</w:t>
-      </w:r>
-      <w:proofErr w:type="spellEnd"/>
-      <w:r>
-        <w:t xml:space="preserve"> file. </w:t>
+        <w:t xml:space="preserve">Added VS Code schema support to have config file recognized by editors with JSON schema support to enable autocompletion and validation for the .htmlhintrc file. </w:t>
       </w:r>
     </w:p>
     <w:p>
       <w:r>
+        <w:rPr>
+          <w:noProof/>
+        </w:rPr>
         <w:drawing>
           <wp:inline distT="0" distB="0" distL="0" distR="0" wp14:anchorId="5F574510" wp14:editId="059E28C8">
             <wp:extent cx="2088860" cy="4093648"/>
@@ -126,6 +97,9 @@
     </w:p>
     <w:p>
       <w:r>
+        <w:rPr>
+          <w:noProof/>
+        </w:rPr>
         <w:lastRenderedPageBreak/>
         <w:drawing>
           <wp:inline distT="0" distB="0" distL="0" distR="0" wp14:anchorId="20E1F883" wp14:editId="23A0F88C">
@@ -152,6 +126,223 @@
                     <a:xfrm>
                       <a:off x="0" y="0"/>
                       <a:ext cx="5943600" cy="1243330"/>
+                    </a:xfrm>
+                    <a:prstGeom prst="rect">
+                      <a:avLst/>
+                    </a:prstGeom>
+                  </pic:spPr>
+                </pic:pic>
+              </a:graphicData>
+            </a:graphic>
+          </wp:inline>
+        </w:drawing>
+      </w:r>
+    </w:p>
+    <w:p/>
+    <w:p>
+      <w:r>
+        <w:t>I created a custom HTMLHint configuration file which ensured no style tags cannot be used inside the html. Only references to an external css file can be used. D</w:t>
+      </w:r>
+    </w:p>
+    <w:p>
+      <w:r>
+        <w:drawing>
+          <wp:inline distT="0" distB="0" distL="0" distR="0" wp14:anchorId="365DE68B" wp14:editId="2D05B144">
+            <wp:extent cx="5943600" cy="1066165"/>
+            <wp:effectExtent l="0" t="0" r="0" b="635"/>
+            <wp:docPr id="1277370079" name="Picture 1"/>
+            <wp:cNvGraphicFramePr>
+              <a:graphicFrameLocks xmlns:a="http://schemas.openxmlformats.org/drawingml/2006/main" noChangeAspect="1"/>
+            </wp:cNvGraphicFramePr>
+            <a:graphic xmlns:a="http://schemas.openxmlformats.org/drawingml/2006/main">
+              <a:graphicData uri="http://schemas.openxmlformats.org/drawingml/2006/picture">
+                <pic:pic xmlns:pic="http://schemas.openxmlformats.org/drawingml/2006/picture">
+                  <pic:nvPicPr>
+                    <pic:cNvPr id="1277370079" name=""/>
+                    <pic:cNvPicPr/>
+                  </pic:nvPicPr>
+                  <pic:blipFill>
+                    <a:blip r:embed="rId6"/>
+                    <a:stretch>
+                      <a:fillRect/>
+                    </a:stretch>
+                  </pic:blipFill>
+                  <pic:spPr>
+                    <a:xfrm>
+                      <a:off x="0" y="0"/>
+                      <a:ext cx="5943600" cy="1066165"/>
+                    </a:xfrm>
+                    <a:prstGeom prst="rect">
+                      <a:avLst/>
+                    </a:prstGeom>
+                  </pic:spPr>
+                </pic:pic>
+              </a:graphicData>
+            </a:graphic>
+          </wp:inline>
+        </w:drawing>
+      </w:r>
+    </w:p>
+    <w:p>
+      <w:r>
+        <w:drawing>
+          <wp:inline distT="0" distB="0" distL="0" distR="0" wp14:anchorId="4353B3EF" wp14:editId="7D2AA0BA">
+            <wp:extent cx="2581635" cy="762106"/>
+            <wp:effectExtent l="0" t="0" r="9525" b="0"/>
+            <wp:docPr id="1733711277" name="Picture 1"/>
+            <wp:cNvGraphicFramePr>
+              <a:graphicFrameLocks xmlns:a="http://schemas.openxmlformats.org/drawingml/2006/main" noChangeAspect="1"/>
+            </wp:cNvGraphicFramePr>
+            <a:graphic xmlns:a="http://schemas.openxmlformats.org/drawingml/2006/main">
+              <a:graphicData uri="http://schemas.openxmlformats.org/drawingml/2006/picture">
+                <pic:pic xmlns:pic="http://schemas.openxmlformats.org/drawingml/2006/picture">
+                  <pic:nvPicPr>
+                    <pic:cNvPr id="1733711277" name=""/>
+                    <pic:cNvPicPr/>
+                  </pic:nvPicPr>
+                  <pic:blipFill>
+                    <a:blip r:embed="rId7"/>
+                    <a:stretch>
+                      <a:fillRect/>
+                    </a:stretch>
+                  </pic:blipFill>
+                  <pic:spPr>
+                    <a:xfrm>
+                      <a:off x="0" y="0"/>
+                      <a:ext cx="2581635" cy="762106"/>
+                    </a:xfrm>
+                    <a:prstGeom prst="rect">
+                      <a:avLst/>
+                    </a:prstGeom>
+                  </pic:spPr>
+                </pic:pic>
+              </a:graphicData>
+            </a:graphic>
+          </wp:inline>
+        </w:drawing>
+      </w:r>
+    </w:p>
+    <w:p>
+      <w:r>
+        <w:lastRenderedPageBreak/>
+        <w:drawing>
+          <wp:inline distT="0" distB="0" distL="0" distR="0" wp14:anchorId="62E77B23" wp14:editId="22475182">
+            <wp:extent cx="5476875" cy="4488580"/>
+            <wp:effectExtent l="0" t="0" r="0" b="7620"/>
+            <wp:docPr id="1766604327" name="Picture 1"/>
+            <wp:cNvGraphicFramePr>
+              <a:graphicFrameLocks xmlns:a="http://schemas.openxmlformats.org/drawingml/2006/main" noChangeAspect="1"/>
+            </wp:cNvGraphicFramePr>
+            <a:graphic xmlns:a="http://schemas.openxmlformats.org/drawingml/2006/main">
+              <a:graphicData uri="http://schemas.openxmlformats.org/drawingml/2006/picture">
+                <pic:pic xmlns:pic="http://schemas.openxmlformats.org/drawingml/2006/picture">
+                  <pic:nvPicPr>
+                    <pic:cNvPr id="1766604327" name=""/>
+                    <pic:cNvPicPr/>
+                  </pic:nvPicPr>
+                  <pic:blipFill>
+                    <a:blip r:embed="rId8"/>
+                    <a:stretch>
+                      <a:fillRect/>
+                    </a:stretch>
+                  </pic:blipFill>
+                  <pic:spPr>
+                    <a:xfrm>
+                      <a:off x="0" y="0"/>
+                      <a:ext cx="5488249" cy="4497902"/>
+                    </a:xfrm>
+                    <a:prstGeom prst="rect">
+                      <a:avLst/>
+                    </a:prstGeom>
+                  </pic:spPr>
+                </pic:pic>
+              </a:graphicData>
+            </a:graphic>
+          </wp:inline>
+        </w:drawing>
+      </w:r>
+    </w:p>
+    <w:p>
+      <w:r>
+        <w:t xml:space="preserve">I removed the style section from the HTML file </w:t>
+      </w:r>
+      <w:r>
+        <w:t xml:space="preserve">and put the css in a separate file </w:t>
+      </w:r>
+      <w:r>
+        <w:t xml:space="preserve">and reran the HTMLHint command </w:t>
+      </w:r>
+      <w:r>
+        <w:t>with no errors</w:t>
+      </w:r>
+    </w:p>
+    <w:p>
+      <w:r>
+        <w:drawing>
+          <wp:inline distT="0" distB="0" distL="0" distR="0" wp14:anchorId="1066A622" wp14:editId="6C0B12BB">
+            <wp:extent cx="5943600" cy="727075"/>
+            <wp:effectExtent l="0" t="0" r="0" b="0"/>
+            <wp:docPr id="681082920" name="Picture 1"/>
+            <wp:cNvGraphicFramePr>
+              <a:graphicFrameLocks xmlns:a="http://schemas.openxmlformats.org/drawingml/2006/main" noChangeAspect="1"/>
+            </wp:cNvGraphicFramePr>
+            <a:graphic xmlns:a="http://schemas.openxmlformats.org/drawingml/2006/main">
+              <a:graphicData uri="http://schemas.openxmlformats.org/drawingml/2006/picture">
+                <pic:pic xmlns:pic="http://schemas.openxmlformats.org/drawingml/2006/picture">
+                  <pic:nvPicPr>
+                    <pic:cNvPr id="681082920" name=""/>
+                    <pic:cNvPicPr/>
+                  </pic:nvPicPr>
+                  <pic:blipFill>
+                    <a:blip r:embed="rId9"/>
+                    <a:stretch>
+                      <a:fillRect/>
+                    </a:stretch>
+                  </pic:blipFill>
+                  <pic:spPr>
+                    <a:xfrm>
+                      <a:off x="0" y="0"/>
+                      <a:ext cx="5943600" cy="727075"/>
+                    </a:xfrm>
+                    <a:prstGeom prst="rect">
+                      <a:avLst/>
+                    </a:prstGeom>
+                  </pic:spPr>
+                </pic:pic>
+              </a:graphicData>
+            </a:graphic>
+          </wp:inline>
+        </w:drawing>
+      </w:r>
+    </w:p>
+    <w:p>
+      <w:r>
+        <w:lastRenderedPageBreak/>
+        <w:drawing>
+          <wp:inline distT="0" distB="0" distL="0" distR="0" wp14:anchorId="3388C575" wp14:editId="1DCA28B6">
+            <wp:extent cx="5943600" cy="3193415"/>
+            <wp:effectExtent l="0" t="0" r="0" b="6985"/>
+            <wp:docPr id="1651731656" name="Picture 1"/>
+            <wp:cNvGraphicFramePr>
+              <a:graphicFrameLocks xmlns:a="http://schemas.openxmlformats.org/drawingml/2006/main" noChangeAspect="1"/>
+            </wp:cNvGraphicFramePr>
+            <a:graphic xmlns:a="http://schemas.openxmlformats.org/drawingml/2006/main">
+              <a:graphicData uri="http://schemas.openxmlformats.org/drawingml/2006/picture">
+                <pic:pic xmlns:pic="http://schemas.openxmlformats.org/drawingml/2006/picture">
+                  <pic:nvPicPr>
+                    <pic:cNvPr id="1651731656" name=""/>
+                    <pic:cNvPicPr/>
+                  </pic:nvPicPr>
+                  <pic:blipFill>
+                    <a:blip r:embed="rId10"/>
+                    <a:stretch>
+                      <a:fillRect/>
+                    </a:stretch>
+                  </pic:blipFill>
+                  <pic:spPr>
+                    <a:xfrm>
+                      <a:off x="0" y="0"/>
+                      <a:ext cx="5943600" cy="3193415"/>
                     </a:xfrm>
                     <a:prstGeom prst="rect">
                       <a:avLst/>

--- a/Documentation-Quality-Pipeline-Case-Study.docx
+++ b/Documentation-Quality-Pipeline-Case-Study.docx
@@ -14,14 +14,21 @@
       <w:pPr>
         <w:pStyle w:val="Heading1"/>
       </w:pPr>
+      <w:proofErr w:type="spellStart"/>
       <w:r>
         <w:t>HTMLHint</w:t>
       </w:r>
-    </w:p>
-    <w:p>
-      <w:r>
-        <w:t>Installed HTMLHint</w:t>
-      </w:r>
+      <w:proofErr w:type="spellEnd"/>
+    </w:p>
+    <w:p>
+      <w:r>
+        <w:t xml:space="preserve">Installed </w:t>
+      </w:r>
+      <w:proofErr w:type="spellStart"/>
+      <w:r>
+        <w:t>HTMLHint</w:t>
+      </w:r>
+      <w:proofErr w:type="spellEnd"/>
     </w:p>
     <w:p>
       <w:r>
@@ -29,6 +36,7 @@
       </w:r>
     </w:p>
     <w:p>
+      <w:proofErr w:type="gramStart"/>
       <w:r>
         <w:t xml:space="preserve">Created </w:t>
       </w:r>
@@ -37,20 +45,59 @@
           <w:b/>
           <w:bCs/>
         </w:rPr>
-        <w:t>.htmlhintrc</w:t>
-      </w:r>
+        <w:t>.</w:t>
+      </w:r>
+      <w:proofErr w:type="spellStart"/>
+      <w:r>
+        <w:rPr>
+          <w:b/>
+          <w:bCs/>
+        </w:rPr>
+        <w:t>htmlhintrc</w:t>
+      </w:r>
+      <w:proofErr w:type="spellEnd"/>
+      <w:proofErr w:type="gramEnd"/>
       <w:r>
         <w:t xml:space="preserve"> with default rules</w:t>
       </w:r>
     </w:p>
     <w:p>
       <w:r>
-        <w:t>Ran HTMLHint on all HTML files in demo project</w:t>
-      </w:r>
-    </w:p>
-    <w:p>
-      <w:r>
-        <w:t xml:space="preserve">Added VS Code schema support to have config file recognized by editors with JSON schema support to enable autocompletion and validation for the .htmlhintrc file. </w:t>
+        <w:t xml:space="preserve">Ran </w:t>
+      </w:r>
+      <w:proofErr w:type="spellStart"/>
+      <w:r>
+        <w:t>HTMLHint</w:t>
+      </w:r>
+      <w:proofErr w:type="spellEnd"/>
+      <w:r>
+        <w:t xml:space="preserve"> on all HTML files in demo project</w:t>
+      </w:r>
+    </w:p>
+    <w:p>
+      <w:r>
+        <w:t xml:space="preserve">Added VS Code schema support to have config </w:t>
+      </w:r>
+      <w:proofErr w:type="gramStart"/>
+      <w:r>
+        <w:t>file</w:t>
+      </w:r>
+      <w:proofErr w:type="gramEnd"/>
+      <w:r>
+        <w:t xml:space="preserve"> recognized by editors with JSON schema support to enable autocompletion and validation for </w:t>
+      </w:r>
+      <w:proofErr w:type="gramStart"/>
+      <w:r>
+        <w:t>the .</w:t>
+      </w:r>
+      <w:proofErr w:type="spellStart"/>
+      <w:r>
+        <w:t>htmlhintrc</w:t>
+      </w:r>
+      <w:proofErr w:type="spellEnd"/>
+      <w:proofErr w:type="gramEnd"/>
+      <w:r>
+        <w:t xml:space="preserve"> file. </w:t>
       </w:r>
     </w:p>
     <w:p>
@@ -141,11 +188,30 @@
     <w:p/>
     <w:p>
       <w:r>
-        <w:t>I created a custom HTMLHint configuration file which ensured no style tags cannot be used inside the html. Only references to an external css file can be used. D</w:t>
-      </w:r>
-    </w:p>
-    <w:p>
-      <w:r>
+        <w:t xml:space="preserve">I created a custom </w:t>
+      </w:r>
+      <w:proofErr w:type="spellStart"/>
+      <w:r>
+        <w:t>HTMLHint</w:t>
+      </w:r>
+      <w:proofErr w:type="spellEnd"/>
+      <w:r>
+        <w:t xml:space="preserve"> configuration file which ensured no style tags cannot be used inside the html. Only references to an external </w:t>
+      </w:r>
+      <w:proofErr w:type="spellStart"/>
+      <w:r>
+        <w:t>css</w:t>
+      </w:r>
+      <w:proofErr w:type="spellEnd"/>
+      <w:r>
+        <w:t xml:space="preserve"> file can be used. D</w:t>
+      </w:r>
+    </w:p>
+    <w:p>
+      <w:r>
+        <w:rPr>
+          <w:noProof/>
+        </w:rPr>
         <w:drawing>
           <wp:inline distT="0" distB="0" distL="0" distR="0" wp14:anchorId="365DE68B" wp14:editId="2D05B144">
             <wp:extent cx="5943600" cy="1066165"/>
@@ -185,6 +251,9 @@
     </w:p>
     <w:p>
       <w:r>
+        <w:rPr>
+          <w:noProof/>
+        </w:rPr>
         <w:drawing>
           <wp:inline distT="0" distB="0" distL="0" distR="0" wp14:anchorId="4353B3EF" wp14:editId="7D2AA0BA">
             <wp:extent cx="2581635" cy="762106"/>
@@ -224,6 +293,9 @@
     </w:p>
     <w:p>
       <w:r>
+        <w:rPr>
+          <w:noProof/>
+        </w:rPr>
         <w:lastRenderedPageBreak/>
         <w:drawing>
           <wp:inline distT="0" distB="0" distL="0" distR="0" wp14:anchorId="62E77B23" wp14:editId="22475182">
@@ -267,10 +339,26 @@
         <w:t xml:space="preserve">I removed the style section from the HTML file </w:t>
       </w:r>
       <w:r>
-        <w:t xml:space="preserve">and put the css in a separate file </w:t>
-      </w:r>
-      <w:r>
-        <w:t xml:space="preserve">and reran the HTMLHint command </w:t>
+        <w:t xml:space="preserve">and put the </w:t>
+      </w:r>
+      <w:proofErr w:type="spellStart"/>
+      <w:r>
+        <w:t>css</w:t>
+      </w:r>
+      <w:proofErr w:type="spellEnd"/>
+      <w:r>
+        <w:t xml:space="preserve"> in a separate file </w:t>
+      </w:r>
+      <w:r>
+        <w:t xml:space="preserve">and reran the </w:t>
+      </w:r>
+      <w:proofErr w:type="spellStart"/>
+      <w:r>
+        <w:t>HTMLHint</w:t>
+      </w:r>
+      <w:proofErr w:type="spellEnd"/>
+      <w:r>
+        <w:t xml:space="preserve"> command </w:t>
       </w:r>
       <w:r>
         <w:t>with no errors</w:t>
@@ -278,6 +366,9 @@
     </w:p>
     <w:p>
       <w:r>
+        <w:rPr>
+          <w:noProof/>
+        </w:rPr>
         <w:drawing>
           <wp:inline distT="0" distB="0" distL="0" distR="0" wp14:anchorId="1066A622" wp14:editId="6C0B12BB">
             <wp:extent cx="5943600" cy="727075"/>
@@ -317,6 +408,9 @@
     </w:p>
     <w:p>
       <w:r>
+        <w:rPr>
+          <w:noProof/>
+        </w:rPr>
         <w:lastRenderedPageBreak/>
         <w:drawing>
           <wp:inline distT="0" distB="0" distL="0" distR="0" wp14:anchorId="3388C575" wp14:editId="1DCA28B6">
@@ -355,6 +449,104 @@
         </w:drawing>
       </w:r>
     </w:p>
+    <w:p>
+      <w:pPr>
+        <w:pStyle w:val="Heading1"/>
+      </w:pPr>
+      <w:proofErr w:type="spellStart"/>
+      <w:r>
+        <w:t>m</w:t>
+      </w:r>
+      <w:r>
+        <w:t>arkdownlint</w:t>
+      </w:r>
+      <w:proofErr w:type="spellEnd"/>
+      <w:r>
+        <w:t>/</w:t>
+      </w:r>
+      <w:proofErr w:type="spellStart"/>
+      <w:r>
+        <w:t>markdownlint</w:t>
+      </w:r>
+      <w:proofErr w:type="spellEnd"/>
+      <w:r>
+        <w:t>-cli</w:t>
+      </w:r>
+    </w:p>
+    <w:p/>
+    <w:p>
+      <w:pPr>
+        <w:pStyle w:val="Heading1"/>
+      </w:pPr>
+      <w:r>
+        <w:t>markdownlint-cli2</w:t>
+      </w:r>
+    </w:p>
+    <w:p>
+      <w:r>
+        <w:t xml:space="preserve">I installed </w:t>
+      </w:r>
+      <w:r>
+        <w:rPr>
+          <w:b/>
+          <w:bCs/>
+        </w:rPr>
+        <w:t>markdownlint-cli2</w:t>
+      </w:r>
+      <w:r>
+        <w:rPr>
+          <w:b/>
+          <w:bCs/>
+        </w:rPr>
+        <w:t xml:space="preserve"> </w:t>
+      </w:r>
+      <w:r>
+        <w:t>as a global CLI. I copied over a repository containing markdown files and ran the linter over all the Markdown files with the following output.</w:t>
+      </w:r>
+    </w:p>
+    <w:p>
+      <w:r>
+        <w:rPr>
+          <w:noProof/>
+        </w:rPr>
+        <w:drawing>
+          <wp:inline distT="0" distB="0" distL="0" distR="0" wp14:anchorId="4D96834D" wp14:editId="269A4423">
+            <wp:extent cx="5943600" cy="1109345"/>
+            <wp:effectExtent l="0" t="0" r="0" b="0"/>
+            <wp:docPr id="2071608457" name="Picture 1"/>
+            <wp:cNvGraphicFramePr>
+              <a:graphicFrameLocks xmlns:a="http://schemas.openxmlformats.org/drawingml/2006/main" noChangeAspect="1"/>
+            </wp:cNvGraphicFramePr>
+            <a:graphic xmlns:a="http://schemas.openxmlformats.org/drawingml/2006/main">
+              <a:graphicData uri="http://schemas.openxmlformats.org/drawingml/2006/picture">
+                <pic:pic xmlns:pic="http://schemas.openxmlformats.org/drawingml/2006/picture">
+                  <pic:nvPicPr>
+                    <pic:cNvPr id="2071608457" name=""/>
+                    <pic:cNvPicPr/>
+                  </pic:nvPicPr>
+                  <pic:blipFill>
+                    <a:blip r:embed="rId11"/>
+                    <a:stretch>
+                      <a:fillRect/>
+                    </a:stretch>
+                  </pic:blipFill>
+                  <pic:spPr>
+                    <a:xfrm>
+                      <a:off x="0" y="0"/>
+                      <a:ext cx="5943600" cy="1109345"/>
+                    </a:xfrm>
+                    <a:prstGeom prst="rect">
+                      <a:avLst/>
+                    </a:prstGeom>
+                  </pic:spPr>
+                </pic:pic>
+              </a:graphicData>
+            </a:graphic>
+          </wp:inline>
+        </w:drawing>
+      </w:r>
+    </w:p>
+    <w:p/>
     <w:sectPr>
       <w:pgSz w:w="12240" w:h="15840"/>
       <w:pgMar w:top="1440" w:right="1440" w:bottom="1440" w:left="1440" w:header="720" w:footer="720" w:gutter="0"/>

--- a/Documentation-Quality-Pipeline-Case-Study.docx
+++ b/Documentation-Quality-Pipeline-Case-Study.docx
@@ -473,12 +473,103 @@
         <w:t>-cli</w:t>
       </w:r>
     </w:p>
-    <w:p/>
+    <w:p>
+      <w:r>
+        <w:t xml:space="preserve">I installed </w:t>
+      </w:r>
+      <w:proofErr w:type="spellStart"/>
+      <w:r>
+        <w:t>markdownlint</w:t>
+      </w:r>
+      <w:proofErr w:type="spellEnd"/>
+      <w:r>
+        <w:t xml:space="preserve"> and </w:t>
+      </w:r>
+      <w:proofErr w:type="spellStart"/>
+      <w:r>
+        <w:t>markdownlint</w:t>
+      </w:r>
+      <w:proofErr w:type="spellEnd"/>
+      <w:r>
+        <w:t>-cli</w:t>
+      </w:r>
+    </w:p>
+    <w:p>
+      <w:r>
+        <w:t>I ran it over a directory of Markdown files and output the results into a text file</w:t>
+      </w:r>
+    </w:p>
+    <w:p>
+      <w:r>
+        <w:t xml:space="preserve">I counted the number of lines/errors in the file in PowerShell using </w:t>
+      </w:r>
+      <w:r>
+        <w:rPr>
+          <w:b/>
+          <w:bCs/>
+        </w:rPr>
+        <w:t>(Get-Content markdownLintOutput.txt</w:t>
+      </w:r>
+      <w:proofErr w:type="gramStart"/>
+      <w:r>
+        <w:rPr>
+          <w:b/>
+          <w:bCs/>
+        </w:rPr>
+        <w:t>).Count</w:t>
+      </w:r>
+      <w:proofErr w:type="gramEnd"/>
+    </w:p>
+    <w:p>
+      <w:r>
+        <w:drawing>
+          <wp:inline distT="0" distB="0" distL="0" distR="0" wp14:anchorId="38C51A1C" wp14:editId="28E41407">
+            <wp:extent cx="5943600" cy="2465705"/>
+            <wp:effectExtent l="19050" t="19050" r="19050" b="10795"/>
+            <wp:docPr id="1391765723" name="Picture 1"/>
+            <wp:cNvGraphicFramePr>
+              <a:graphicFrameLocks xmlns:a="http://schemas.openxmlformats.org/drawingml/2006/main" noChangeAspect="1"/>
+            </wp:cNvGraphicFramePr>
+            <a:graphic xmlns:a="http://schemas.openxmlformats.org/drawingml/2006/main">
+              <a:graphicData uri="http://schemas.openxmlformats.org/drawingml/2006/picture">
+                <pic:pic xmlns:pic="http://schemas.openxmlformats.org/drawingml/2006/picture">
+                  <pic:nvPicPr>
+                    <pic:cNvPr id="1391765723" name=""/>
+                    <pic:cNvPicPr/>
+                  </pic:nvPicPr>
+                  <pic:blipFill>
+                    <a:blip r:embed="rId11"/>
+                    <a:stretch>
+                      <a:fillRect/>
+                    </a:stretch>
+                  </pic:blipFill>
+                  <pic:spPr>
+                    <a:xfrm>
+                      <a:off x="0" y="0"/>
+                      <a:ext cx="5943600" cy="2465705"/>
+                    </a:xfrm>
+                    <a:prstGeom prst="rect">
+                      <a:avLst/>
+                    </a:prstGeom>
+                    <a:ln>
+                      <a:solidFill>
+                        <a:schemeClr val="tx1"/>
+                      </a:solidFill>
+                    </a:ln>
+                  </pic:spPr>
+                </pic:pic>
+              </a:graphicData>
+            </a:graphic>
+          </wp:inline>
+        </w:drawing>
+      </w:r>
+    </w:p>
     <w:p>
       <w:pPr>
         <w:pStyle w:val="Heading1"/>
       </w:pPr>
       <w:r>
+        <w:lastRenderedPageBreak/>
         <w:t>markdownlint-cli2</w:t>
       </w:r>
     </w:p>
@@ -525,7 +616,7 @@
                     <pic:cNvPicPr/>
                   </pic:nvPicPr>
                   <pic:blipFill>
-                    <a:blip r:embed="rId11"/>
+                    <a:blip r:embed="rId12"/>
                     <a:stretch>
                       <a:fillRect/>
                     </a:stretch>

--- a/Documentation-Quality-Pipeline-Case-Study.docx
+++ b/Documentation-Quality-Pipeline-Case-Study.docx
@@ -14,21 +14,14 @@
       <w:pPr>
         <w:pStyle w:val="Heading1"/>
       </w:pPr>
-      <w:proofErr w:type="spellStart"/>
       <w:r>
         <w:t>HTMLHint</w:t>
       </w:r>
-      <w:proofErr w:type="spellEnd"/>
-    </w:p>
-    <w:p>
-      <w:r>
-        <w:t xml:space="preserve">Installed </w:t>
-      </w:r>
-      <w:proofErr w:type="spellStart"/>
-      <w:r>
-        <w:t>HTMLHint</w:t>
-      </w:r>
-      <w:proofErr w:type="spellEnd"/>
+    </w:p>
+    <w:p>
+      <w:r>
+        <w:t>Installed HTMLHint</w:t>
+      </w:r>
     </w:p>
     <w:p>
       <w:r>
@@ -36,7 +29,6 @@
       </w:r>
     </w:p>
     <w:p>
-      <w:proofErr w:type="gramStart"/>
       <w:r>
         <w:t xml:space="preserve">Created </w:t>
       </w:r>
@@ -45,59 +37,20 @@
           <w:b/>
           <w:bCs/>
         </w:rPr>
-        <w:t>.</w:t>
-      </w:r>
-      <w:proofErr w:type="spellStart"/>
-      <w:r>
-        <w:rPr>
-          <w:b/>
-          <w:bCs/>
-        </w:rPr>
-        <w:t>htmlhintrc</w:t>
-      </w:r>
-      <w:proofErr w:type="spellEnd"/>
-      <w:proofErr w:type="gramEnd"/>
+        <w:t>.htmlhintrc</w:t>
+      </w:r>
       <w:r>
         <w:t xml:space="preserve"> with default rules</w:t>
       </w:r>
     </w:p>
     <w:p>
       <w:r>
-        <w:t xml:space="preserve">Ran </w:t>
-      </w:r>
-      <w:proofErr w:type="spellStart"/>
-      <w:r>
-        <w:t>HTMLHint</w:t>
-      </w:r>
-      <w:proofErr w:type="spellEnd"/>
-      <w:r>
-        <w:t xml:space="preserve"> on all HTML files in demo project</w:t>
-      </w:r>
-    </w:p>
-    <w:p>
-      <w:r>
-        <w:t xml:space="preserve">Added VS Code schema support to have config </w:t>
-      </w:r>
-      <w:proofErr w:type="gramStart"/>
-      <w:r>
-        <w:t>file</w:t>
-      </w:r>
-      <w:proofErr w:type="gramEnd"/>
-      <w:r>
-        <w:t xml:space="preserve"> recognized by editors with JSON schema support to enable autocompletion and validation for </w:t>
-      </w:r>
-      <w:proofErr w:type="gramStart"/>
-      <w:r>
-        <w:t>the .</w:t>
-      </w:r>
-      <w:proofErr w:type="spellStart"/>
-      <w:r>
-        <w:t>htmlhintrc</w:t>
-      </w:r>
-      <w:proofErr w:type="spellEnd"/>
-      <w:proofErr w:type="gramEnd"/>
-      <w:r>
-        <w:t xml:space="preserve"> file. </w:t>
+        <w:t>Ran HTMLHint on all HTML files in demo project</w:t>
+      </w:r>
+    </w:p>
+    <w:p>
+      <w:r>
+        <w:t xml:space="preserve">Added VS Code schema support to have config file recognized by editors with JSON schema support to enable autocompletion and validation for the .htmlhintrc file. </w:t>
       </w:r>
     </w:p>
     <w:p>
@@ -121,7 +74,7 @@
                     <pic:cNvPicPr/>
                   </pic:nvPicPr>
                   <pic:blipFill>
-                    <a:blip r:embed="rId4"/>
+                    <a:blip r:embed="rId5"/>
                     <a:stretch>
                       <a:fillRect/>
                     </a:stretch>
@@ -164,7 +117,7 @@
                     <pic:cNvPicPr/>
                   </pic:nvPicPr>
                   <pic:blipFill>
-                    <a:blip r:embed="rId5"/>
+                    <a:blip r:embed="rId6"/>
                     <a:stretch>
                       <a:fillRect/>
                     </a:stretch>
@@ -188,23 +141,7 @@
     <w:p/>
     <w:p>
       <w:r>
-        <w:t xml:space="preserve">I created a custom </w:t>
-      </w:r>
-      <w:proofErr w:type="spellStart"/>
-      <w:r>
-        <w:t>HTMLHint</w:t>
-      </w:r>
-      <w:proofErr w:type="spellEnd"/>
-      <w:r>
-        <w:t xml:space="preserve"> configuration file which ensured no style tags cannot be used inside the html. Only references to an external </w:t>
-      </w:r>
-      <w:proofErr w:type="spellStart"/>
-      <w:r>
-        <w:t>css</w:t>
-      </w:r>
-      <w:proofErr w:type="spellEnd"/>
-      <w:r>
-        <w:t xml:space="preserve"> file can be used. D</w:t>
+        <w:t>I created a custom HTMLHint configuration file which ensured no style tags cannot be used inside the html. Only references to an external css file can be used. D</w:t>
       </w:r>
     </w:p>
     <w:p>
@@ -228,7 +165,7 @@
                     <pic:cNvPicPr/>
                   </pic:nvPicPr>
                   <pic:blipFill>
-                    <a:blip r:embed="rId6"/>
+                    <a:blip r:embed="rId7"/>
                     <a:stretch>
                       <a:fillRect/>
                     </a:stretch>
@@ -270,7 +207,7 @@
                     <pic:cNvPicPr/>
                   </pic:nvPicPr>
                   <pic:blipFill>
-                    <a:blip r:embed="rId7"/>
+                    <a:blip r:embed="rId8"/>
                     <a:stretch>
                       <a:fillRect/>
                     </a:stretch>
@@ -313,7 +250,7 @@
                     <pic:cNvPicPr/>
                   </pic:nvPicPr>
                   <pic:blipFill>
-                    <a:blip r:embed="rId8"/>
+                    <a:blip r:embed="rId9"/>
                     <a:stretch>
                       <a:fillRect/>
                     </a:stretch>
@@ -339,26 +276,10 @@
         <w:t xml:space="preserve">I removed the style section from the HTML file </w:t>
       </w:r>
       <w:r>
-        <w:t xml:space="preserve">and put the </w:t>
-      </w:r>
-      <w:proofErr w:type="spellStart"/>
-      <w:r>
-        <w:t>css</w:t>
-      </w:r>
-      <w:proofErr w:type="spellEnd"/>
-      <w:r>
-        <w:t xml:space="preserve"> in a separate file </w:t>
-      </w:r>
-      <w:r>
-        <w:t xml:space="preserve">and reran the </w:t>
-      </w:r>
-      <w:proofErr w:type="spellStart"/>
-      <w:r>
-        <w:t>HTMLHint</w:t>
-      </w:r>
-      <w:proofErr w:type="spellEnd"/>
-      <w:r>
-        <w:t xml:space="preserve"> command </w:t>
+        <w:t xml:space="preserve">and put the css in a separate file </w:t>
+      </w:r>
+      <w:r>
+        <w:t xml:space="preserve">and reran the HTMLHint command </w:t>
       </w:r>
       <w:r>
         <w:t>with no errors</w:t>
@@ -385,7 +306,7 @@
                     <pic:cNvPicPr/>
                   </pic:nvPicPr>
                   <pic:blipFill>
-                    <a:blip r:embed="rId9"/>
+                    <a:blip r:embed="rId10"/>
                     <a:stretch>
                       <a:fillRect/>
                     </a:stretch>
@@ -428,7 +349,7 @@
                     <pic:cNvPicPr/>
                   </pic:nvPicPr>
                   <pic:blipFill>
-                    <a:blip r:embed="rId10"/>
+                    <a:blip r:embed="rId11"/>
                     <a:stretch>
                       <a:fillRect/>
                     </a:stretch>
@@ -453,53 +374,45 @@
       <w:pPr>
         <w:pStyle w:val="Heading1"/>
       </w:pPr>
-      <w:proofErr w:type="spellStart"/>
       <w:r>
         <w:t>m</w:t>
       </w:r>
       <w:r>
-        <w:t>arkdownlint</w:t>
-      </w:r>
-      <w:proofErr w:type="spellEnd"/>
-      <w:r>
-        <w:t>/</w:t>
-      </w:r>
-      <w:proofErr w:type="spellStart"/>
-      <w:r>
-        <w:t>markdownlint</w:t>
-      </w:r>
-      <w:proofErr w:type="spellEnd"/>
-      <w:r>
-        <w:t>-cli</w:t>
-      </w:r>
-    </w:p>
-    <w:p>
-      <w:r>
-        <w:t xml:space="preserve">I installed </w:t>
-      </w:r>
-      <w:proofErr w:type="spellStart"/>
-      <w:r>
-        <w:t>markdownlint</w:t>
-      </w:r>
-      <w:proofErr w:type="spellEnd"/>
-      <w:r>
-        <w:t xml:space="preserve"> and </w:t>
-      </w:r>
-      <w:proofErr w:type="spellStart"/>
-      <w:r>
-        <w:t>markdownlint</w:t>
-      </w:r>
-      <w:proofErr w:type="spellEnd"/>
-      <w:r>
-        <w:t>-cli</w:t>
-      </w:r>
-    </w:p>
-    <w:p>
+        <w:t>arkdownlint/markdownlint-cli</w:t>
+      </w:r>
+    </w:p>
+    <w:p>
+      <w:pPr>
+        <w:pStyle w:val="ListParagraph"/>
+        <w:numPr>
+          <w:ilvl w:val="0"/>
+          <w:numId w:val="1"/>
+        </w:numPr>
+      </w:pPr>
+      <w:r>
+        <w:t>I installed markdownlint and markdownlint-cli</w:t>
+      </w:r>
+    </w:p>
+    <w:p>
+      <w:pPr>
+        <w:pStyle w:val="ListParagraph"/>
+        <w:numPr>
+          <w:ilvl w:val="0"/>
+          <w:numId w:val="1"/>
+        </w:numPr>
+      </w:pPr>
       <w:r>
         <w:t>I ran it over a directory of Markdown files and output the results into a text file</w:t>
       </w:r>
     </w:p>
     <w:p>
+      <w:pPr>
+        <w:pStyle w:val="ListParagraph"/>
+        <w:numPr>
+          <w:ilvl w:val="0"/>
+          <w:numId w:val="1"/>
+        </w:numPr>
+      </w:pPr>
       <w:r>
         <w:t xml:space="preserve">I counted the number of lines/errors in the file in PowerShell using </w:t>
       </w:r>
@@ -508,20 +421,14 @@
           <w:b/>
           <w:bCs/>
         </w:rPr>
-        <w:t>(Get-Content markdownLintOutput.txt</w:t>
-      </w:r>
-      <w:proofErr w:type="gramStart"/>
+        <w:t>(Get-Content markdownLintOutput.txt).Count</w:t>
+      </w:r>
+    </w:p>
+    <w:p>
       <w:r>
         <w:rPr>
-          <w:b/>
-          <w:bCs/>
+          <w:noProof/>
         </w:rPr>
-        <w:t>).Count</w:t>
-      </w:r>
-      <w:proofErr w:type="gramEnd"/>
-    </w:p>
-    <w:p>
-      <w:r>
         <w:drawing>
           <wp:inline distT="0" distB="0" distL="0" distR="0" wp14:anchorId="38C51A1C" wp14:editId="28E41407">
             <wp:extent cx="5943600" cy="2465705"/>
@@ -538,7 +445,7 @@
                     <pic:cNvPicPr/>
                   </pic:nvPicPr>
                   <pic:blipFill>
-                    <a:blip r:embed="rId11"/>
+                    <a:blip r:embed="rId12"/>
                     <a:stretch>
                       <a:fillRect/>
                     </a:stretch>
@@ -565,11 +472,140 @@
       </w:r>
     </w:p>
     <w:p>
+      <w:r>
+        <w:t xml:space="preserve">Created a custom rule </w:t>
+      </w:r>
+      <w:r>
+        <w:rPr>
+          <w:b/>
+          <w:bCs/>
+        </w:rPr>
+        <w:t>period-ending.test.cjs</w:t>
+      </w:r>
+      <w:r>
+        <w:t xml:space="preserve"> that ensures all non-heading, non-blank lines end with a period. </w:t>
+      </w:r>
+    </w:p>
+    <w:p>
+      <w:r>
+        <w:t xml:space="preserve">Created </w:t>
+      </w:r>
+      <w:r>
+        <w:rPr>
+          <w:b/>
+          <w:bCs/>
+        </w:rPr>
+        <w:t>lint-single-file-custom-rule.js</w:t>
+      </w:r>
+      <w:r>
+        <w:t xml:space="preserve"> </w:t>
+      </w:r>
+      <w:r>
+        <w:t>to run my custom rule over a specific file</w:t>
+      </w:r>
+    </w:p>
+    <w:p>
+      <w:r>
+        <w:lastRenderedPageBreak/>
+        <w:t>Sample output:</w:t>
+      </w:r>
+    </w:p>
+    <w:p>
+      <w:r>
+        <w:drawing>
+          <wp:inline distT="0" distB="0" distL="0" distR="0" wp14:anchorId="6E420A44" wp14:editId="1BD80D18">
+            <wp:extent cx="5943600" cy="2861945"/>
+            <wp:effectExtent l="0" t="0" r="0" b="0"/>
+            <wp:docPr id="1092459268" name="Picture 1"/>
+            <wp:cNvGraphicFramePr>
+              <a:graphicFrameLocks xmlns:a="http://schemas.openxmlformats.org/drawingml/2006/main" noChangeAspect="1"/>
+            </wp:cNvGraphicFramePr>
+            <a:graphic xmlns:a="http://schemas.openxmlformats.org/drawingml/2006/main">
+              <a:graphicData uri="http://schemas.openxmlformats.org/drawingml/2006/picture">
+                <pic:pic xmlns:pic="http://schemas.openxmlformats.org/drawingml/2006/picture">
+                  <pic:nvPicPr>
+                    <pic:cNvPr id="1092459268" name=""/>
+                    <pic:cNvPicPr/>
+                  </pic:nvPicPr>
+                  <pic:blipFill>
+                    <a:blip r:embed="rId13"/>
+                    <a:stretch>
+                      <a:fillRect/>
+                    </a:stretch>
+                  </pic:blipFill>
+                  <pic:spPr>
+                    <a:xfrm>
+                      <a:off x="0" y="0"/>
+                      <a:ext cx="5943600" cy="2861945"/>
+                    </a:xfrm>
+                    <a:prstGeom prst="rect">
+                      <a:avLst/>
+                    </a:prstGeom>
+                  </pic:spPr>
+                </pic:pic>
+              </a:graphicData>
+            </a:graphic>
+          </wp:inline>
+        </w:drawing>
+      </w:r>
+    </w:p>
+    <w:p>
+      <w:r>
+        <w:t>Cr</w:t>
+      </w:r>
+      <w:r>
+        <w:t xml:space="preserve">eated script that ran my custom linter over a specified directory. </w:t>
+      </w:r>
+    </w:p>
+    <w:p>
+      <w:r>
+        <w:t>Sample output:</w:t>
+      </w:r>
+    </w:p>
+    <w:p>
+      <w:r>
+        <w:drawing>
+          <wp:inline distT="0" distB="0" distL="0" distR="0" wp14:anchorId="75429C11" wp14:editId="176A2C18">
+            <wp:extent cx="4420217" cy="543001"/>
+            <wp:effectExtent l="0" t="0" r="0" b="9525"/>
+            <wp:docPr id="1856545113" name="Picture 1"/>
+            <wp:cNvGraphicFramePr>
+              <a:graphicFrameLocks xmlns:a="http://schemas.openxmlformats.org/drawingml/2006/main" noChangeAspect="1"/>
+            </wp:cNvGraphicFramePr>
+            <a:graphic xmlns:a="http://schemas.openxmlformats.org/drawingml/2006/main">
+              <a:graphicData uri="http://schemas.openxmlformats.org/drawingml/2006/picture">
+                <pic:pic xmlns:pic="http://schemas.openxmlformats.org/drawingml/2006/picture">
+                  <pic:nvPicPr>
+                    <pic:cNvPr id="1856545113" name=""/>
+                    <pic:cNvPicPr/>
+                  </pic:nvPicPr>
+                  <pic:blipFill>
+                    <a:blip r:embed="rId14"/>
+                    <a:stretch>
+                      <a:fillRect/>
+                    </a:stretch>
+                  </pic:blipFill>
+                  <pic:spPr>
+                    <a:xfrm>
+                      <a:off x="0" y="0"/>
+                      <a:ext cx="4420217" cy="543001"/>
+                    </a:xfrm>
+                    <a:prstGeom prst="rect">
+                      <a:avLst/>
+                    </a:prstGeom>
+                  </pic:spPr>
+                </pic:pic>
+              </a:graphicData>
+            </a:graphic>
+          </wp:inline>
+        </w:drawing>
+      </w:r>
+    </w:p>
+    <w:p>
       <w:pPr>
         <w:pStyle w:val="Heading1"/>
       </w:pPr>
       <w:r>
-        <w:lastRenderedPageBreak/>
         <w:t>markdownlint-cli2</w:t>
       </w:r>
     </w:p>
@@ -616,7 +652,7 @@
                     <pic:cNvPicPr/>
                   </pic:nvPicPr>
                   <pic:blipFill>
-                    <a:blip r:embed="rId12"/>
+                    <a:blip r:embed="rId15"/>
                     <a:stretch>
                       <a:fillRect/>
                     </a:stretch>
@@ -646,6 +682,127 @@
     </w:sectPr>
   </w:body>
 </w:document>
+</file>
+
+<file path=word/numbering.xml><?xml version="1.0" encoding="utf-8"?>
+<w:numbering xmlns:wpc="http://schemas.microsoft.com/office/word/2010/wordprocessingCanvas" xmlns:cx="http://schemas.microsoft.com/office/drawing/2014/chartex" xmlns:cx1="http://schemas.microsoft.com/office/drawing/2015/9/8/chartex" xmlns:cx2="http://schemas.microsoft.com/office/drawing/2015/10/21/chartex" xmlns:cx3="http://schemas.microsoft.com/office/drawing/2016/5/9/chartex" xmlns:cx4="http://schemas.microsoft.com/office/drawing/2016/5/10/chartex" xmlns:cx5="http://schemas.microsoft.com/office/drawing/2016/5/11/chartex" xmlns:cx6="http://schemas.microsoft.com/office/drawing/2016/5/12/chartex" xmlns:cx7="http://schemas.microsoft.com/office/drawing/2016/5/13/chartex" xmlns:cx8="http://schemas.microsoft.com/office/drawing/2016/5/14/chartex" xmlns:mc="http://schemas.openxmlformats.org/markup-compatibility/2006" xmlns:aink="http://schemas.microsoft.com/office/drawing/2016/ink" xmlns:am3d="http://schemas.microsoft.com/office/drawing/2017/model3d" xmlns:o="urn:schemas-microsoft-com:office:office" xmlns:oel="http://schemas.microsoft.com/office/2019/extlst" xmlns:r="http://schemas.openxmlformats.org/officeDocument/2006/relationships" xmlns:m="http://schemas.openxmlformats.org/officeDocument/2006/math" xmlns:v="urn:schemas-microsoft-com:vml" xmlns:wp14="http://schemas.microsoft.com/office/word/2010/wordprocessingDrawing" xmlns:wp="http://schemas.openxmlformats.org/drawingml/2006/wordprocessingDrawing" xmlns:w10="urn:schemas-microsoft-com:office:word" xmlns:w="http://schemas.openxmlformats.org/wordprocessingml/2006/main" xmlns:w14="http://schemas.microsoft.com/office/word/2010/wordml" xmlns:w15="http://schemas.microsoft.com/office/word/2012/wordml" xmlns:w16cex="http://schemas.microsoft.com/office/word/2018/wordml/cex" xmlns:w16cid="http://schemas.microsoft.com/office/word/2016/wordml/cid" xmlns:w16="http://schemas.microsoft.com/office/word/2018/wordml" xmlns:w16du="http://schemas.microsoft.com/office/word/2023/wordml/word16du" xmlns:w16sdtdh="http://schemas.microsoft.com/office/word/2020/wordml/sdtdatahash" xmlns:w16sdtfl="http://schemas.microsoft.com/office/word/2024/wordml/sdtformatlock" xmlns:w16se="http://schemas.microsoft.com/office/word/2015/wordml/symex" xmlns:wpg="http://schemas.microsoft.com/office/word/2010/wordprocessingGroup" xmlns:wpi="http://schemas.microsoft.com/office/word/2010/wordprocessingInk" xmlns:wne="http://schemas.microsoft.com/office/word/2006/wordml" xmlns:wps="http://schemas.microsoft.com/office/word/2010/wordprocessingShape" mc:Ignorable="w14 w15 w16se w16cid w16 w16cex w16sdtdh w16sdtfl w16du wp14">
+  <w:abstractNum w:abstractNumId="0" w15:restartNumberingAfterBreak="0">
+    <w:nsid w:val="0EB141FF"/>
+    <w:multiLevelType w:val="hybridMultilevel"/>
+    <w:tmpl w:val="3B080B50"/>
+    <w:lvl w:ilvl="0" w:tplc="04090001">
+      <w:start w:val="1"/>
+      <w:numFmt w:val="bullet"/>
+      <w:lvlText w:val=""/>
+      <w:lvlJc w:val="left"/>
+      <w:pPr>
+        <w:ind w:left="720" w:hanging="360"/>
+      </w:pPr>
+      <w:rPr>
+        <w:rFonts w:ascii="Symbol" w:hAnsi="Symbol" w:hint="default"/>
+      </w:rPr>
+    </w:lvl>
+    <w:lvl w:ilvl="1" w:tplc="04090003" w:tentative="1">
+      <w:start w:val="1"/>
+      <w:numFmt w:val="bullet"/>
+      <w:lvlText w:val="o"/>
+      <w:lvlJc w:val="left"/>
+      <w:pPr>
+        <w:ind w:left="1440" w:hanging="360"/>
+      </w:pPr>
+      <w:rPr>
+        <w:rFonts w:ascii="Courier New" w:hAnsi="Courier New" w:cs="Courier New" w:hint="default"/>
+      </w:rPr>
+    </w:lvl>
+    <w:lvl w:ilvl="2" w:tplc="04090005" w:tentative="1">
+      <w:start w:val="1"/>
+      <w:numFmt w:val="bullet"/>
+      <w:lvlText w:val=""/>
+      <w:lvlJc w:val="left"/>
+      <w:pPr>
+        <w:ind w:left="2160" w:hanging="360"/>
+      </w:pPr>
+      <w:rPr>
+        <w:rFonts w:ascii="Wingdings" w:hAnsi="Wingdings" w:hint="default"/>
+      </w:rPr>
+    </w:lvl>
+    <w:lvl w:ilvl="3" w:tplc="04090001" w:tentative="1">
+      <w:start w:val="1"/>
+      <w:numFmt w:val="bullet"/>
+      <w:lvlText w:val=""/>
+      <w:lvlJc w:val="left"/>
+      <w:pPr>
+        <w:ind w:left="2880" w:hanging="360"/>
+      </w:pPr>
+      <w:rPr>
+        <w:rFonts w:ascii="Symbol" w:hAnsi="Symbol" w:hint="default"/>
+      </w:rPr>
+    </w:lvl>
+    <w:lvl w:ilvl="4" w:tplc="04090003" w:tentative="1">
+      <w:start w:val="1"/>
+      <w:numFmt w:val="bullet"/>
+      <w:lvlText w:val="o"/>
+      <w:lvlJc w:val="left"/>
+      <w:pPr>
+        <w:ind w:left="3600" w:hanging="360"/>
+      </w:pPr>
+      <w:rPr>
+        <w:rFonts w:ascii="Courier New" w:hAnsi="Courier New" w:cs="Courier New" w:hint="default"/>
+      </w:rPr>
+    </w:lvl>
+    <w:lvl w:ilvl="5" w:tplc="04090005" w:tentative="1">
+      <w:start w:val="1"/>
+      <w:numFmt w:val="bullet"/>
+      <w:lvlText w:val=""/>
+      <w:lvlJc w:val="left"/>
+      <w:pPr>
+        <w:ind w:left="4320" w:hanging="360"/>
+      </w:pPr>
+      <w:rPr>
+        <w:rFonts w:ascii="Wingdings" w:hAnsi="Wingdings" w:hint="default"/>
+      </w:rPr>
+    </w:lvl>
+    <w:lvl w:ilvl="6" w:tplc="04090001" w:tentative="1">
+      <w:start w:val="1"/>
+      <w:numFmt w:val="bullet"/>
+      <w:lvlText w:val=""/>
+      <w:lvlJc w:val="left"/>
+      <w:pPr>
+        <w:ind w:left="5040" w:hanging="360"/>
+      </w:pPr>
+      <w:rPr>
+        <w:rFonts w:ascii="Symbol" w:hAnsi="Symbol" w:hint="default"/>
+      </w:rPr>
+    </w:lvl>
+    <w:lvl w:ilvl="7" w:tplc="04090003" w:tentative="1">
+      <w:start w:val="1"/>
+      <w:numFmt w:val="bullet"/>
+      <w:lvlText w:val="o"/>
+      <w:lvlJc w:val="left"/>
+      <w:pPr>
+        <w:ind w:left="5760" w:hanging="360"/>
+      </w:pPr>
+      <w:rPr>
+        <w:rFonts w:ascii="Courier New" w:hAnsi="Courier New" w:cs="Courier New" w:hint="default"/>
+      </w:rPr>
+    </w:lvl>
+    <w:lvl w:ilvl="8" w:tplc="04090005" w:tentative="1">
+      <w:start w:val="1"/>
+      <w:numFmt w:val="bullet"/>
+      <w:lvlText w:val=""/>
+      <w:lvlJc w:val="left"/>
+      <w:pPr>
+        <w:ind w:left="6480" w:hanging="360"/>
+      </w:pPr>
+      <w:rPr>
+        <w:rFonts w:ascii="Wingdings" w:hAnsi="Wingdings" w:hint="default"/>
+      </w:rPr>
+    </w:lvl>
+  </w:abstractNum>
+  <w:num w:numId="1" w16cid:durableId="1804500660">
+    <w:abstractNumId w:val="0"/>
+  </w:num>
+</w:numbering>
 </file>
 
 <file path=word/styles.xml><?xml version="1.0" encoding="utf-8"?>

--- a/Documentation-Quality-Pipeline-Case-Study.docx
+++ b/Documentation-Quality-Pipeline-Case-Study.docx
@@ -512,6 +512,9 @@
     </w:p>
     <w:p>
       <w:r>
+        <w:rPr>
+          <w:noProof/>
+        </w:rPr>
         <w:drawing>
           <wp:inline distT="0" distB="0" distL="0" distR="0" wp14:anchorId="6E420A44" wp14:editId="1BD80D18">
             <wp:extent cx="5943600" cy="2861945"/>
@@ -554,7 +557,20 @@
         <w:t>Cr</w:t>
       </w:r>
       <w:r>
-        <w:t xml:space="preserve">eated script that ran my custom linter over a specified directory. </w:t>
+        <w:t xml:space="preserve">eated </w:t>
+      </w:r>
+      <w:r>
+        <w:rPr>
+          <w:b/>
+          <w:bCs/>
+        </w:rPr>
+        <w:t>lint-directory-custom-rule.js</w:t>
+      </w:r>
+      <w:r>
+        <w:t xml:space="preserve"> </w:t>
+      </w:r>
+      <w:r>
+        <w:t xml:space="preserve">script that ran my custom linter over a specified directory. </w:t>
       </w:r>
     </w:p>
     <w:p>
@@ -564,6 +580,9 @@
     </w:p>
     <w:p>
       <w:r>
+        <w:rPr>
+          <w:noProof/>
+        </w:rPr>
         <w:drawing>
           <wp:inline distT="0" distB="0" distL="0" distR="0" wp14:anchorId="75429C11" wp14:editId="176A2C18">
             <wp:extent cx="4420217" cy="543001"/>
@@ -671,6 +690,57 @@
             </a:graphic>
           </wp:inline>
         </w:drawing>
+      </w:r>
+    </w:p>
+    <w:p>
+      <w:r>
+        <w:t>Copied over the</w:t>
+      </w:r>
+      <w:r>
+        <w:rPr>
+          <w:b/>
+          <w:bCs/>
+        </w:rPr>
+        <w:t xml:space="preserve"> </w:t>
+      </w:r>
+      <w:r>
+        <w:rPr>
+          <w:b/>
+          <w:bCs/>
+        </w:rPr>
+        <w:t>period-ending.cjs</w:t>
+      </w:r>
+      <w:r>
+        <w:rPr>
+          <w:b/>
+          <w:bCs/>
+        </w:rPr>
+        <w:t xml:space="preserve"> </w:t>
+      </w:r>
+      <w:r>
+        <w:t xml:space="preserve">custom rule I created. </w:t>
+      </w:r>
+    </w:p>
+    <w:p>
+      <w:r>
+        <w:t xml:space="preserve">Created </w:t>
+      </w:r>
+      <w:r>
+        <w:t>.markdownlint.yaml</w:t>
+      </w:r>
+      <w:r>
+        <w:t xml:space="preserve"> that referenced my custom rule</w:t>
+      </w:r>
+    </w:p>
+    <w:p>
+      <w:r>
+        <w:t xml:space="preserve">Referenced a custom script in package.json to have a repeatable command to use in CI/CD implementations </w:t>
+      </w:r>
+    </w:p>
+    <w:p>
+      <w:r>
+        <w:lastRenderedPageBreak/>
+        <w:t>Created tests for custom rule</w:t>
       </w:r>
     </w:p>
     <w:p/>

--- a/Documentation-Quality-Pipeline-Case-Study.docx
+++ b/Documentation-Quality-Pipeline-Case-Study.docx
@@ -14,14 +14,21 @@
       <w:pPr>
         <w:pStyle w:val="Heading1"/>
       </w:pPr>
+      <w:proofErr w:type="spellStart"/>
       <w:r>
         <w:t>HTMLHint</w:t>
       </w:r>
-    </w:p>
-    <w:p>
-      <w:r>
-        <w:t>Installed HTMLHint</w:t>
-      </w:r>
+      <w:proofErr w:type="spellEnd"/>
+    </w:p>
+    <w:p>
+      <w:r>
+        <w:t xml:space="preserve">Installed </w:t>
+      </w:r>
+      <w:proofErr w:type="spellStart"/>
+      <w:r>
+        <w:t>HTMLHint</w:t>
+      </w:r>
+      <w:proofErr w:type="spellEnd"/>
     </w:p>
     <w:p>
       <w:r>
@@ -29,6 +36,7 @@
       </w:r>
     </w:p>
     <w:p>
+      <w:proofErr w:type="gramStart"/>
       <w:r>
         <w:t xml:space="preserve">Created </w:t>
       </w:r>
@@ -37,20 +45,59 @@
           <w:b/>
           <w:bCs/>
         </w:rPr>
-        <w:t>.htmlhintrc</w:t>
-      </w:r>
+        <w:t>.</w:t>
+      </w:r>
+      <w:proofErr w:type="spellStart"/>
+      <w:r>
+        <w:rPr>
+          <w:b/>
+          <w:bCs/>
+        </w:rPr>
+        <w:t>htmlhintrc</w:t>
+      </w:r>
+      <w:proofErr w:type="spellEnd"/>
+      <w:proofErr w:type="gramEnd"/>
       <w:r>
         <w:t xml:space="preserve"> with default rules</w:t>
       </w:r>
     </w:p>
     <w:p>
       <w:r>
-        <w:t>Ran HTMLHint on all HTML files in demo project</w:t>
-      </w:r>
-    </w:p>
-    <w:p>
-      <w:r>
-        <w:t xml:space="preserve">Added VS Code schema support to have config file recognized by editors with JSON schema support to enable autocompletion and validation for the .htmlhintrc file. </w:t>
+        <w:t xml:space="preserve">Ran </w:t>
+      </w:r>
+      <w:proofErr w:type="spellStart"/>
+      <w:r>
+        <w:t>HTMLHint</w:t>
+      </w:r>
+      <w:proofErr w:type="spellEnd"/>
+      <w:r>
+        <w:t xml:space="preserve"> on all HTML files in demo project</w:t>
+      </w:r>
+    </w:p>
+    <w:p>
+      <w:r>
+        <w:t xml:space="preserve">Added VS Code schema support to have config </w:t>
+      </w:r>
+      <w:proofErr w:type="gramStart"/>
+      <w:r>
+        <w:t>file</w:t>
+      </w:r>
+      <w:proofErr w:type="gramEnd"/>
+      <w:r>
+        <w:t xml:space="preserve"> recognized by editors with JSON schema support to enable autocompletion and validation for </w:t>
+      </w:r>
+      <w:proofErr w:type="gramStart"/>
+      <w:r>
+        <w:t>the .</w:t>
+      </w:r>
+      <w:proofErr w:type="spellStart"/>
+      <w:r>
+        <w:t>htmlhintrc</w:t>
+      </w:r>
+      <w:proofErr w:type="spellEnd"/>
+      <w:proofErr w:type="gramEnd"/>
+      <w:r>
+        <w:t xml:space="preserve"> file. </w:t>
       </w:r>
     </w:p>
     <w:p>
@@ -141,7 +188,23 @@
     <w:p/>
     <w:p>
       <w:r>
-        <w:t>I created a custom HTMLHint configuration file which ensured no style tags cannot be used inside the html. Only references to an external css file can be used. D</w:t>
+        <w:t xml:space="preserve">I created a custom </w:t>
+      </w:r>
+      <w:proofErr w:type="spellStart"/>
+      <w:r>
+        <w:t>HTMLHint</w:t>
+      </w:r>
+      <w:proofErr w:type="spellEnd"/>
+      <w:r>
+        <w:t xml:space="preserve"> configuration file which ensured no style tags cannot be used inside the html. Only references to an external </w:t>
+      </w:r>
+      <w:proofErr w:type="spellStart"/>
+      <w:r>
+        <w:t>css</w:t>
+      </w:r>
+      <w:proofErr w:type="spellEnd"/>
+      <w:r>
+        <w:t xml:space="preserve"> file can be used. D</w:t>
       </w:r>
     </w:p>
     <w:p>
@@ -276,10 +339,26 @@
         <w:t xml:space="preserve">I removed the style section from the HTML file </w:t>
       </w:r>
       <w:r>
-        <w:t xml:space="preserve">and put the css in a separate file </w:t>
-      </w:r>
-      <w:r>
-        <w:t xml:space="preserve">and reran the HTMLHint command </w:t>
+        <w:t xml:space="preserve">and put the </w:t>
+      </w:r>
+      <w:proofErr w:type="spellStart"/>
+      <w:r>
+        <w:t>css</w:t>
+      </w:r>
+      <w:proofErr w:type="spellEnd"/>
+      <w:r>
+        <w:t xml:space="preserve"> in a separate file </w:t>
+      </w:r>
+      <w:r>
+        <w:t xml:space="preserve">and reran the </w:t>
+      </w:r>
+      <w:proofErr w:type="spellStart"/>
+      <w:r>
+        <w:t>HTMLHint</w:t>
+      </w:r>
+      <w:proofErr w:type="spellEnd"/>
+      <w:r>
+        <w:t xml:space="preserve"> command </w:t>
       </w:r>
       <w:r>
         <w:t>with no errors</w:t>
@@ -374,11 +453,24 @@
       <w:pPr>
         <w:pStyle w:val="Heading1"/>
       </w:pPr>
+      <w:proofErr w:type="spellStart"/>
       <w:r>
         <w:t>m</w:t>
       </w:r>
       <w:r>
-        <w:t>arkdownlint/markdownlint-cli</w:t>
+        <w:t>arkdownlint</w:t>
+      </w:r>
+      <w:proofErr w:type="spellEnd"/>
+      <w:r>
+        <w:t>/</w:t>
+      </w:r>
+      <w:proofErr w:type="spellStart"/>
+      <w:r>
+        <w:t>markdownlint</w:t>
+      </w:r>
+      <w:proofErr w:type="spellEnd"/>
+      <w:r>
+        <w:t>-cli</w:t>
       </w:r>
     </w:p>
     <w:p>
@@ -390,7 +482,23 @@
         </w:numPr>
       </w:pPr>
       <w:r>
-        <w:t>I installed markdownlint and markdownlint-cli</w:t>
+        <w:t xml:space="preserve">I installed </w:t>
+      </w:r>
+      <w:proofErr w:type="spellStart"/>
+      <w:r>
+        <w:t>markdownlint</w:t>
+      </w:r>
+      <w:proofErr w:type="spellEnd"/>
+      <w:r>
+        <w:t xml:space="preserve"> and </w:t>
+      </w:r>
+      <w:proofErr w:type="spellStart"/>
+      <w:r>
+        <w:t>markdownlint</w:t>
+      </w:r>
+      <w:proofErr w:type="spellEnd"/>
+      <w:r>
+        <w:t>-cli</w:t>
       </w:r>
     </w:p>
     <w:p>
@@ -421,8 +529,17 @@
           <w:b/>
           <w:bCs/>
         </w:rPr>
-        <w:t>(Get-Content markdownLintOutput.txt).Count</w:t>
-      </w:r>
+        <w:t>(Get-Content markdownLintOutput.txt</w:t>
+      </w:r>
+      <w:proofErr w:type="gramStart"/>
+      <w:r>
+        <w:rPr>
+          <w:b/>
+          <w:bCs/>
+        </w:rPr>
+        <w:t>).Count</w:t>
+      </w:r>
+      <w:proofErr w:type="gramEnd"/>
     </w:p>
     <w:p>
       <w:r>
@@ -480,8 +597,17 @@
           <w:b/>
           <w:bCs/>
         </w:rPr>
-        <w:t>period-ending.test.cjs</w:t>
-      </w:r>
+        <w:t>period-</w:t>
+      </w:r>
+      <w:proofErr w:type="spellStart"/>
+      <w:r>
+        <w:rPr>
+          <w:b/>
+          <w:bCs/>
+        </w:rPr>
+        <w:t>ending.test.cjs</w:t>
+      </w:r>
+      <w:proofErr w:type="spellEnd"/>
       <w:r>
         <w:t xml:space="preserve"> that ensures all non-heading, non-blank lines end with a period. </w:t>
       </w:r>
@@ -693,6 +819,13 @@
       </w:r>
     </w:p>
     <w:p>
+      <w:pPr>
+        <w:pStyle w:val="ListParagraph"/>
+        <w:numPr>
+          <w:ilvl w:val="0"/>
+          <w:numId w:val="2"/>
+        </w:numPr>
+      </w:pPr>
       <w:r>
         <w:t>Copied over the</w:t>
       </w:r>
@@ -708,8 +841,17 @@
           <w:b/>
           <w:bCs/>
         </w:rPr>
-        <w:t>period-ending.cjs</w:t>
-      </w:r>
+        <w:t>period-</w:t>
+      </w:r>
+      <w:proofErr w:type="spellStart"/>
+      <w:r>
+        <w:rPr>
+          <w:b/>
+          <w:bCs/>
+        </w:rPr>
+        <w:t>ending.cjs</w:t>
+      </w:r>
+      <w:proofErr w:type="spellEnd"/>
       <w:r>
         <w:rPr>
           <w:b/>
@@ -722,25 +864,180 @@
       </w:r>
     </w:p>
     <w:p>
+      <w:pPr>
+        <w:pStyle w:val="ListParagraph"/>
+        <w:numPr>
+          <w:ilvl w:val="0"/>
+          <w:numId w:val="2"/>
+        </w:numPr>
+      </w:pPr>
+      <w:proofErr w:type="gramStart"/>
       <w:r>
         <w:t xml:space="preserve">Created </w:t>
       </w:r>
       <w:r>
-        <w:t>.markdownlint.yaml</w:t>
-      </w:r>
+        <w:t>.</w:t>
+      </w:r>
+      <w:proofErr w:type="spellStart"/>
+      <w:r>
+        <w:t>markdownlint</w:t>
+      </w:r>
+      <w:proofErr w:type="gramEnd"/>
+      <w:r>
+        <w:t>.yaml</w:t>
+      </w:r>
+      <w:proofErr w:type="spellEnd"/>
       <w:r>
         <w:t xml:space="preserve"> that referenced my custom rule</w:t>
       </w:r>
     </w:p>
     <w:p>
-      <w:r>
-        <w:t xml:space="preserve">Referenced a custom script in package.json to have a repeatable command to use in CI/CD implementations </w:t>
-      </w:r>
-    </w:p>
-    <w:p>
+      <w:pPr>
+        <w:pStyle w:val="ListParagraph"/>
+        <w:numPr>
+          <w:ilvl w:val="0"/>
+          <w:numId w:val="2"/>
+        </w:numPr>
+      </w:pPr>
+      <w:r>
+        <w:t xml:space="preserve">Referenced a custom script in </w:t>
+      </w:r>
+      <w:proofErr w:type="spellStart"/>
+      <w:proofErr w:type="gramStart"/>
+      <w:r>
+        <w:t>package.json</w:t>
+      </w:r>
+      <w:proofErr w:type="spellEnd"/>
+      <w:proofErr w:type="gramEnd"/>
+      <w:r>
+        <w:t xml:space="preserve"> to have a repeatable command to use in CI/CD implementations </w:t>
+      </w:r>
+    </w:p>
+    <w:p>
+      <w:pPr>
+        <w:pStyle w:val="ListParagraph"/>
+        <w:numPr>
+          <w:ilvl w:val="0"/>
+          <w:numId w:val="2"/>
+        </w:numPr>
+      </w:pPr>
       <w:r>
         <w:lastRenderedPageBreak/>
         <w:t>Created tests for custom rule</w:t>
+      </w:r>
+    </w:p>
+    <w:p>
+      <w:pPr>
+        <w:pStyle w:val="ListParagraph"/>
+        <w:numPr>
+          <w:ilvl w:val="0"/>
+          <w:numId w:val="2"/>
+        </w:numPr>
+      </w:pPr>
+      <w:r>
+        <w:t>Resolved issue with markdownlint-cli2 not running my custom command</w:t>
+      </w:r>
+    </w:p>
+    <w:p>
+      <w:pPr>
+        <w:pStyle w:val="ListParagraph"/>
+        <w:numPr>
+          <w:ilvl w:val="1"/>
+          <w:numId w:val="2"/>
+        </w:numPr>
+      </w:pPr>
+      <w:r>
+        <w:t xml:space="preserve">Renamed </w:t>
+      </w:r>
+      <w:proofErr w:type="spellStart"/>
+      <w:r>
+        <w:t>yaml</w:t>
+      </w:r>
+      <w:proofErr w:type="spellEnd"/>
+      <w:r>
+        <w:t xml:space="preserve"> configuration file </w:t>
+      </w:r>
+      <w:proofErr w:type="gramStart"/>
+      <w:r>
+        <w:t>from .</w:t>
+      </w:r>
+      <w:proofErr w:type="spellStart"/>
+      <w:r>
+        <w:t>markdownlint</w:t>
+      </w:r>
+      <w:proofErr w:type="gramEnd"/>
+      <w:r>
+        <w:t>.yaml</w:t>
+      </w:r>
+      <w:proofErr w:type="spellEnd"/>
+      <w:r>
+        <w:t xml:space="preserve"> </w:t>
+      </w:r>
+      <w:proofErr w:type="gramStart"/>
+      <w:r>
+        <w:t>to .markdownlint</w:t>
+      </w:r>
+      <w:proofErr w:type="gramEnd"/>
+      <w:r>
+        <w:t>-cli2.yaml</w:t>
+      </w:r>
+    </w:p>
+    <w:p>
+      <w:pPr>
+        <w:pStyle w:val="ListParagraph"/>
+        <w:numPr>
+          <w:ilvl w:val="0"/>
+          <w:numId w:val="2"/>
+        </w:numPr>
+      </w:pPr>
+      <w:r>
+        <w:t xml:space="preserve">Output the findings into a reports file with </w:t>
+      </w:r>
+      <w:r>
+        <w:rPr>
+          <w:b/>
+          <w:bCs/>
+        </w:rPr>
+        <w:t>node lint.js</w:t>
+      </w:r>
+    </w:p>
+    <w:p>
+      <w:r>
+        <w:drawing>
+          <wp:inline distT="0" distB="0" distL="0" distR="0" wp14:anchorId="720B2D9E" wp14:editId="775709E3">
+            <wp:extent cx="5943600" cy="3632200"/>
+            <wp:effectExtent l="0" t="0" r="0" b="6350"/>
+            <wp:docPr id="742510327" name="Picture 1"/>
+            <wp:cNvGraphicFramePr>
+              <a:graphicFrameLocks xmlns:a="http://schemas.openxmlformats.org/drawingml/2006/main" noChangeAspect="1"/>
+            </wp:cNvGraphicFramePr>
+            <a:graphic xmlns:a="http://schemas.openxmlformats.org/drawingml/2006/main">
+              <a:graphicData uri="http://schemas.openxmlformats.org/drawingml/2006/picture">
+                <pic:pic xmlns:pic="http://schemas.openxmlformats.org/drawingml/2006/picture">
+                  <pic:nvPicPr>
+                    <pic:cNvPr id="742510327" name=""/>
+                    <pic:cNvPicPr/>
+                  </pic:nvPicPr>
+                  <pic:blipFill>
+                    <a:blip r:embed="rId16"/>
+                    <a:stretch>
+                      <a:fillRect/>
+                    </a:stretch>
+                  </pic:blipFill>
+                  <pic:spPr>
+                    <a:xfrm>
+                      <a:off x="0" y="0"/>
+                      <a:ext cx="5943600" cy="3632200"/>
+                    </a:xfrm>
+                    <a:prstGeom prst="rect">
+                      <a:avLst/>
+                    </a:prstGeom>
+                  </pic:spPr>
+                </pic:pic>
+              </a:graphicData>
+            </a:graphic>
+          </wp:inline>
+        </w:drawing>
       </w:r>
     </w:p>
     <w:p/>
@@ -869,8 +1166,124 @@
       </w:rPr>
     </w:lvl>
   </w:abstractNum>
+  <w:abstractNum w:abstractNumId="1" w15:restartNumberingAfterBreak="0">
+    <w:nsid w:val="51225B39"/>
+    <w:multiLevelType w:val="hybridMultilevel"/>
+    <w:tmpl w:val="EBBACC98"/>
+    <w:lvl w:ilvl="0" w:tplc="04090001">
+      <w:start w:val="1"/>
+      <w:numFmt w:val="bullet"/>
+      <w:lvlText w:val=""/>
+      <w:lvlJc w:val="left"/>
+      <w:pPr>
+        <w:ind w:left="720" w:hanging="360"/>
+      </w:pPr>
+      <w:rPr>
+        <w:rFonts w:ascii="Symbol" w:hAnsi="Symbol" w:hint="default"/>
+      </w:rPr>
+    </w:lvl>
+    <w:lvl w:ilvl="1" w:tplc="04090003">
+      <w:start w:val="1"/>
+      <w:numFmt w:val="bullet"/>
+      <w:lvlText w:val="o"/>
+      <w:lvlJc w:val="left"/>
+      <w:pPr>
+        <w:ind w:left="1440" w:hanging="360"/>
+      </w:pPr>
+      <w:rPr>
+        <w:rFonts w:ascii="Courier New" w:hAnsi="Courier New" w:cs="Courier New" w:hint="default"/>
+      </w:rPr>
+    </w:lvl>
+    <w:lvl w:ilvl="2" w:tplc="04090005" w:tentative="1">
+      <w:start w:val="1"/>
+      <w:numFmt w:val="bullet"/>
+      <w:lvlText w:val=""/>
+      <w:lvlJc w:val="left"/>
+      <w:pPr>
+        <w:ind w:left="2160" w:hanging="360"/>
+      </w:pPr>
+      <w:rPr>
+        <w:rFonts w:ascii="Wingdings" w:hAnsi="Wingdings" w:hint="default"/>
+      </w:rPr>
+    </w:lvl>
+    <w:lvl w:ilvl="3" w:tplc="04090001" w:tentative="1">
+      <w:start w:val="1"/>
+      <w:numFmt w:val="bullet"/>
+      <w:lvlText w:val=""/>
+      <w:lvlJc w:val="left"/>
+      <w:pPr>
+        <w:ind w:left="2880" w:hanging="360"/>
+      </w:pPr>
+      <w:rPr>
+        <w:rFonts w:ascii="Symbol" w:hAnsi="Symbol" w:hint="default"/>
+      </w:rPr>
+    </w:lvl>
+    <w:lvl w:ilvl="4" w:tplc="04090003" w:tentative="1">
+      <w:start w:val="1"/>
+      <w:numFmt w:val="bullet"/>
+      <w:lvlText w:val="o"/>
+      <w:lvlJc w:val="left"/>
+      <w:pPr>
+        <w:ind w:left="3600" w:hanging="360"/>
+      </w:pPr>
+      <w:rPr>
+        <w:rFonts w:ascii="Courier New" w:hAnsi="Courier New" w:cs="Courier New" w:hint="default"/>
+      </w:rPr>
+    </w:lvl>
+    <w:lvl w:ilvl="5" w:tplc="04090005" w:tentative="1">
+      <w:start w:val="1"/>
+      <w:numFmt w:val="bullet"/>
+      <w:lvlText w:val=""/>
+      <w:lvlJc w:val="left"/>
+      <w:pPr>
+        <w:ind w:left="4320" w:hanging="360"/>
+      </w:pPr>
+      <w:rPr>
+        <w:rFonts w:ascii="Wingdings" w:hAnsi="Wingdings" w:hint="default"/>
+      </w:rPr>
+    </w:lvl>
+    <w:lvl w:ilvl="6" w:tplc="04090001" w:tentative="1">
+      <w:start w:val="1"/>
+      <w:numFmt w:val="bullet"/>
+      <w:lvlText w:val=""/>
+      <w:lvlJc w:val="left"/>
+      <w:pPr>
+        <w:ind w:left="5040" w:hanging="360"/>
+      </w:pPr>
+      <w:rPr>
+        <w:rFonts w:ascii="Symbol" w:hAnsi="Symbol" w:hint="default"/>
+      </w:rPr>
+    </w:lvl>
+    <w:lvl w:ilvl="7" w:tplc="04090003" w:tentative="1">
+      <w:start w:val="1"/>
+      <w:numFmt w:val="bullet"/>
+      <w:lvlText w:val="o"/>
+      <w:lvlJc w:val="left"/>
+      <w:pPr>
+        <w:ind w:left="5760" w:hanging="360"/>
+      </w:pPr>
+      <w:rPr>
+        <w:rFonts w:ascii="Courier New" w:hAnsi="Courier New" w:cs="Courier New" w:hint="default"/>
+      </w:rPr>
+    </w:lvl>
+    <w:lvl w:ilvl="8" w:tplc="04090005" w:tentative="1">
+      <w:start w:val="1"/>
+      <w:numFmt w:val="bullet"/>
+      <w:lvlText w:val=""/>
+      <w:lvlJc w:val="left"/>
+      <w:pPr>
+        <w:ind w:left="6480" w:hanging="360"/>
+      </w:pPr>
+      <w:rPr>
+        <w:rFonts w:ascii="Wingdings" w:hAnsi="Wingdings" w:hint="default"/>
+      </w:rPr>
+    </w:lvl>
+  </w:abstractNum>
   <w:num w:numId="1" w16cid:durableId="1804500660">
     <w:abstractNumId w:val="0"/>
+  </w:num>
+  <w:num w:numId="2" w16cid:durableId="1667660546">
+    <w:abstractNumId w:val="1"/>
   </w:num>
 </w:numbering>
 </file>

--- a/Documentation-Quality-Pipeline-Case-Study.docx
+++ b/Documentation-Quality-Pipeline-Case-Study.docx
@@ -121,7 +121,7 @@
                     <pic:cNvPicPr/>
                   </pic:nvPicPr>
                   <pic:blipFill>
-                    <a:blip r:embed="rId5"/>
+                    <a:blip r:embed="rId7"/>
                     <a:stretch>
                       <a:fillRect/>
                     </a:stretch>
@@ -164,7 +164,7 @@
                     <pic:cNvPicPr/>
                   </pic:nvPicPr>
                   <pic:blipFill>
-                    <a:blip r:embed="rId6"/>
+                    <a:blip r:embed="rId8"/>
                     <a:stretch>
                       <a:fillRect/>
                     </a:stretch>
@@ -228,7 +228,7 @@
                     <pic:cNvPicPr/>
                   </pic:nvPicPr>
                   <pic:blipFill>
-                    <a:blip r:embed="rId7"/>
+                    <a:blip r:embed="rId9"/>
                     <a:stretch>
                       <a:fillRect/>
                     </a:stretch>
@@ -270,7 +270,7 @@
                     <pic:cNvPicPr/>
                   </pic:nvPicPr>
                   <pic:blipFill>
-                    <a:blip r:embed="rId8"/>
+                    <a:blip r:embed="rId10"/>
                     <a:stretch>
                       <a:fillRect/>
                     </a:stretch>
@@ -313,7 +313,7 @@
                     <pic:cNvPicPr/>
                   </pic:nvPicPr>
                   <pic:blipFill>
-                    <a:blip r:embed="rId9"/>
+                    <a:blip r:embed="rId11"/>
                     <a:stretch>
                       <a:fillRect/>
                     </a:stretch>
@@ -385,7 +385,7 @@
                     <pic:cNvPicPr/>
                   </pic:nvPicPr>
                   <pic:blipFill>
-                    <a:blip r:embed="rId10"/>
+                    <a:blip r:embed="rId12"/>
                     <a:stretch>
                       <a:fillRect/>
                     </a:stretch>
@@ -428,7 +428,7 @@
                     <pic:cNvPicPr/>
                   </pic:nvPicPr>
                   <pic:blipFill>
-                    <a:blip r:embed="rId11"/>
+                    <a:blip r:embed="rId13"/>
                     <a:stretch>
                       <a:fillRect/>
                     </a:stretch>
@@ -562,7 +562,7 @@
                     <pic:cNvPicPr/>
                   </pic:nvPicPr>
                   <pic:blipFill>
-                    <a:blip r:embed="rId12"/>
+                    <a:blip r:embed="rId14"/>
                     <a:stretch>
                       <a:fillRect/>
                     </a:stretch>
@@ -657,7 +657,7 @@
                     <pic:cNvPicPr/>
                   </pic:nvPicPr>
                   <pic:blipFill>
-                    <a:blip r:embed="rId13"/>
+                    <a:blip r:embed="rId15"/>
                     <a:stretch>
                       <a:fillRect/>
                     </a:stretch>
@@ -725,7 +725,7 @@
                     <pic:cNvPicPr/>
                   </pic:nvPicPr>
                   <pic:blipFill>
-                    <a:blip r:embed="rId14"/>
+                    <a:blip r:embed="rId16"/>
                     <a:stretch>
                       <a:fillRect/>
                     </a:stretch>
@@ -797,7 +797,7 @@
                     <pic:cNvPicPr/>
                   </pic:nvPicPr>
                   <pic:blipFill>
-                    <a:blip r:embed="rId15"/>
+                    <a:blip r:embed="rId17"/>
                     <a:stretch>
                       <a:fillRect/>
                     </a:stretch>
@@ -834,14 +834,7 @@
           <w:b/>
           <w:bCs/>
         </w:rPr>
-        <w:t xml:space="preserve"> </w:t>
-      </w:r>
-      <w:r>
-        <w:rPr>
-          <w:b/>
-          <w:bCs/>
-        </w:rPr>
-        <w:t>period-</w:t>
+        <w:t xml:space="preserve"> period-</w:t>
       </w:r>
       <w:proofErr w:type="spellStart"/>
       <w:r>
@@ -1003,6 +996,9 @@
     </w:p>
     <w:p>
       <w:r>
+        <w:rPr>
+          <w:noProof/>
+        </w:rPr>
         <w:drawing>
           <wp:inline distT="0" distB="0" distL="0" distR="0" wp14:anchorId="720B2D9E" wp14:editId="775709E3">
             <wp:extent cx="5943600" cy="3632200"/>
@@ -1019,7 +1015,7 @@
                     <pic:cNvPicPr/>
                   </pic:nvPicPr>
                   <pic:blipFill>
-                    <a:blip r:embed="rId16"/>
+                    <a:blip r:embed="rId18"/>
                     <a:stretch>
                       <a:fillRect/>
                     </a:stretch>
@@ -1040,6 +1036,1170 @@
         </w:drawing>
       </w:r>
     </w:p>
+    <w:p>
+      <w:pPr>
+        <w:pStyle w:val="Heading1"/>
+      </w:pPr>
+      <w:r>
+        <w:t>Vale</w:t>
+      </w:r>
+    </w:p>
+    <w:p>
+      <w:r>
+        <w:t xml:space="preserve">Benefits of </w:t>
+      </w:r>
+      <w:proofErr w:type="gramStart"/>
+      <w:r>
+        <w:t>vale</w:t>
+      </w:r>
+      <w:proofErr w:type="gramEnd"/>
+    </w:p>
+    <w:p>
+      <w:pPr>
+        <w:pStyle w:val="ListParagraph"/>
+        <w:numPr>
+          <w:ilvl w:val="0"/>
+          <w:numId w:val="3"/>
+        </w:numPr>
+      </w:pPr>
+      <w:r>
+        <w:t>ensures content adheres to a particular style</w:t>
+      </w:r>
+    </w:p>
+    <w:p>
+      <w:pPr>
+        <w:pStyle w:val="ListParagraph"/>
+        <w:numPr>
+          <w:ilvl w:val="0"/>
+          <w:numId w:val="3"/>
+        </w:numPr>
+      </w:pPr>
+      <w:r>
+        <w:t>ensures consistency across multiple authors</w:t>
+      </w:r>
+    </w:p>
+    <w:p>
+      <w:r>
+        <w:t xml:space="preserve">Not </w:t>
+      </w:r>
+      <w:proofErr w:type="gramStart"/>
+      <w:r>
+        <w:t>a grammar</w:t>
+      </w:r>
+      <w:proofErr w:type="gramEnd"/>
+      <w:r>
+        <w:t xml:space="preserve"> checker. Doesn’t offer advice to improve writing. </w:t>
+      </w:r>
+    </w:p>
+    <w:p>
+      <w:r>
+        <w:t xml:space="preserve">It’s a framework for creating and enforcing custom rules. </w:t>
+      </w:r>
+    </w:p>
+    <w:p>
+      <w:r>
+        <w:t>Supports external styles</w:t>
+      </w:r>
+    </w:p>
+    <w:p>
+      <w:r>
+        <w:t>You can get different results by linting a single source of content against multiple styles</w:t>
+      </w:r>
+    </w:p>
+    <w:p>
+      <w:r>
+        <w:t xml:space="preserve">Vale can sort content into different </w:t>
+      </w:r>
+      <w:r>
+        <w:rPr>
+          <w:b/>
+          <w:bCs/>
+          <w:i/>
+          <w:iCs/>
+        </w:rPr>
+        <w:t>scopes</w:t>
+      </w:r>
+      <w:r>
+        <w:t xml:space="preserve"> i.e. heading, link, </w:t>
+      </w:r>
+      <w:proofErr w:type="gramStart"/>
+      <w:r>
+        <w:t>list ,</w:t>
+      </w:r>
+      <w:proofErr w:type="gramEnd"/>
+      <w:r>
+        <w:t xml:space="preserve"> code. This allows you to fine tune your linting</w:t>
+      </w:r>
+      <w:r>
+        <w:t xml:space="preserve">. </w:t>
+      </w:r>
+    </w:p>
+    <w:p/>
+    <w:p>
+      <w:pPr>
+        <w:pStyle w:val="Heading2"/>
+      </w:pPr>
+      <w:r>
+        <w:t>NLP Powered Linting</w:t>
+      </w:r>
+    </w:p>
+    <w:p>
+      <w:r>
+        <w:t xml:space="preserve">An </w:t>
+      </w:r>
+      <w:r>
+        <w:rPr>
+          <w:b/>
+          <w:bCs/>
+        </w:rPr>
+        <w:t>NLP-powered linter</w:t>
+      </w:r>
+      <w:r>
+        <w:t xml:space="preserve"> applies natural language processing (NLP) techniques—such as </w:t>
+      </w:r>
+      <w:r>
+        <w:rPr>
+          <w:b/>
+          <w:bCs/>
+        </w:rPr>
+        <w:t>syntactic parsing, tokenization</w:t>
+      </w:r>
+      <w:r>
+        <w:t xml:space="preserve">, and </w:t>
+      </w:r>
+      <w:r>
+        <w:rPr>
+          <w:b/>
+          <w:bCs/>
+        </w:rPr>
+        <w:t>morphological</w:t>
+      </w:r>
+      <w:r>
+        <w:t xml:space="preserve"> analysis—to read, analyze, and enforce style or structural rules on human language (prose) rather than computer code.</w:t>
+      </w:r>
+    </w:p>
+    <w:p>
+      <w:r>
+        <w:t xml:space="preserve">While a traditional code linter (like </w:t>
+      </w:r>
+      <w:proofErr w:type="spellStart"/>
+      <w:r>
+        <w:t>ESLint</w:t>
+      </w:r>
+      <w:proofErr w:type="spellEnd"/>
+      <w:r>
+        <w:t xml:space="preserve"> or Flake8) looks for syntax errors or formatting issues in programming languages, an NLP-powered prose linter treats written English, Spanish, or Markdown like a language system that can be parsed and optimized.</w:t>
+      </w:r>
+    </w:p>
+    <w:p>
+      <w:r>
+        <w:t>Here is exactly what makes a linter "NLP-powered" compared to a basic spellchecker:</w:t>
+      </w:r>
+    </w:p>
+    <w:p>
+      <w:pPr>
+        <w:rPr>
+          <w:b/>
+          <w:bCs/>
+        </w:rPr>
+      </w:pPr>
+      <w:r>
+        <w:rPr>
+          <w:b/>
+          <w:bCs/>
+        </w:rPr>
+        <w:t>How it Differs from Traditional Tools</w:t>
+      </w:r>
+    </w:p>
+    <w:tbl>
+      <w:tblPr>
+        <w:tblStyle w:val="GridTable4-Accent2"/>
+        <w:tblW w:w="0" w:type="auto"/>
+        <w:tblLook w:val="04A0" w:firstRow="1" w:lastRow="0" w:firstColumn="1" w:lastColumn="0" w:noHBand="0" w:noVBand="1"/>
+      </w:tblPr>
+      <w:tblGrid>
+        <w:gridCol w:w="1963"/>
+        <w:gridCol w:w="3396"/>
+        <w:gridCol w:w="3991"/>
+      </w:tblGrid>
+      <w:tr>
+        <w:trPr>
+          <w:cnfStyle w:val="100000000000" w:firstRow="1" w:lastRow="0" w:firstColumn="0" w:lastColumn="0" w:oddVBand="0" w:evenVBand="0" w:oddHBand="0" w:evenHBand="0" w:firstRowFirstColumn="0" w:firstRowLastColumn="0" w:lastRowFirstColumn="0" w:lastRowLastColumn="0"/>
+        </w:trPr>
+        <w:tc>
+          <w:tcPr>
+            <w:cnfStyle w:val="001000000000" w:firstRow="0" w:lastRow="0" w:firstColumn="1" w:lastColumn="0" w:oddVBand="0" w:evenVBand="0" w:oddHBand="0" w:evenHBand="0" w:firstRowFirstColumn="0" w:firstRowLastColumn="0" w:lastRowFirstColumn="0" w:lastRowLastColumn="0"/>
+            <w:tcW w:w="0" w:type="auto"/>
+            <w:hideMark/>
+          </w:tcPr>
+          <w:p>
+            <w:pPr>
+              <w:spacing w:after="160" w:line="278" w:lineRule="auto"/>
+            </w:pPr>
+            <w:r>
+              <w:t>Feature</w:t>
+            </w:r>
+          </w:p>
+        </w:tc>
+        <w:tc>
+          <w:tcPr>
+            <w:tcW w:w="0" w:type="auto"/>
+            <w:hideMark/>
+          </w:tcPr>
+          <w:p>
+            <w:pPr>
+              <w:spacing w:after="160" w:line="278" w:lineRule="auto"/>
+              <w:cnfStyle w:val="100000000000" w:firstRow="1" w:lastRow="0" w:firstColumn="0" w:lastColumn="0" w:oddVBand="0" w:evenVBand="0" w:oddHBand="0" w:evenHBand="0" w:firstRowFirstColumn="0" w:firstRowLastColumn="0" w:lastRowFirstColumn="0" w:lastRowLastColumn="0"/>
+            </w:pPr>
+            <w:r>
+              <w:t>Regular Spellcheckers / Regex</w:t>
+            </w:r>
+          </w:p>
+        </w:tc>
+        <w:tc>
+          <w:tcPr>
+            <w:tcW w:w="0" w:type="auto"/>
+            <w:hideMark/>
+          </w:tcPr>
+          <w:p>
+            <w:pPr>
+              <w:spacing w:after="160" w:line="278" w:lineRule="auto"/>
+              <w:cnfStyle w:val="100000000000" w:firstRow="1" w:lastRow="0" w:firstColumn="0" w:lastColumn="0" w:oddVBand="0" w:evenVBand="0" w:oddHBand="0" w:evenHBand="0" w:firstRowFirstColumn="0" w:firstRowLastColumn="0" w:lastRowFirstColumn="0" w:lastRowLastColumn="0"/>
+            </w:pPr>
+            <w:r>
+              <w:t>NLP-Powered Linters</w:t>
+            </w:r>
+          </w:p>
+        </w:tc>
+      </w:tr>
+      <w:tr>
+        <w:trPr>
+          <w:cnfStyle w:val="000000100000" w:firstRow="0" w:lastRow="0" w:firstColumn="0" w:lastColumn="0" w:oddVBand="0" w:evenVBand="0" w:oddHBand="1" w:evenHBand="0" w:firstRowFirstColumn="0" w:firstRowLastColumn="0" w:lastRowFirstColumn="0" w:lastRowLastColumn="0"/>
+        </w:trPr>
+        <w:tc>
+          <w:tcPr>
+            <w:cnfStyle w:val="001000000000" w:firstRow="0" w:lastRow="0" w:firstColumn="1" w:lastColumn="0" w:oddVBand="0" w:evenVBand="0" w:oddHBand="0" w:evenHBand="0" w:firstRowFirstColumn="0" w:firstRowLastColumn="0" w:lastRowFirstColumn="0" w:lastRowLastColumn="0"/>
+            <w:tcW w:w="0" w:type="auto"/>
+            <w:hideMark/>
+          </w:tcPr>
+          <w:p>
+            <w:pPr>
+              <w:spacing w:after="160" w:line="278" w:lineRule="auto"/>
+            </w:pPr>
+            <w:r>
+              <w:t>Core Mechanism</w:t>
+            </w:r>
+          </w:p>
+        </w:tc>
+        <w:tc>
+          <w:tcPr>
+            <w:tcW w:w="0" w:type="auto"/>
+            <w:hideMark/>
+          </w:tcPr>
+          <w:p>
+            <w:pPr>
+              <w:spacing w:after="160" w:line="278" w:lineRule="auto"/>
+              <w:cnfStyle w:val="000000100000" w:firstRow="0" w:lastRow="0" w:firstColumn="0" w:lastColumn="0" w:oddVBand="0" w:evenVBand="0" w:oddHBand="1" w:evenHBand="0" w:firstRowFirstColumn="0" w:firstRowLastColumn="0" w:lastRowFirstColumn="0" w:lastRowLastColumn="0"/>
+            </w:pPr>
+            <w:r>
+              <w:t>Dictionary lookups and strict static regex patterns.</w:t>
+            </w:r>
+          </w:p>
+        </w:tc>
+        <w:tc>
+          <w:tcPr>
+            <w:tcW w:w="0" w:type="auto"/>
+            <w:hideMark/>
+          </w:tcPr>
+          <w:p>
+            <w:pPr>
+              <w:spacing w:after="160" w:line="278" w:lineRule="auto"/>
+              <w:cnfStyle w:val="000000100000" w:firstRow="0" w:lastRow="0" w:firstColumn="0" w:lastColumn="0" w:oddVBand="0" w:evenVBand="0" w:oddHBand="1" w:evenHBand="0" w:firstRowFirstColumn="0" w:firstRowLastColumn="0" w:lastRowFirstColumn="0" w:lastRowLastColumn="0"/>
+            </w:pPr>
+            <w:r>
+              <w:t>Part-of-speech (POS) tagging and grammatical syntax parsing.</w:t>
+            </w:r>
+          </w:p>
+        </w:tc>
+      </w:tr>
+      <w:tr>
+        <w:tc>
+          <w:tcPr>
+            <w:cnfStyle w:val="001000000000" w:firstRow="0" w:lastRow="0" w:firstColumn="1" w:lastColumn="0" w:oddVBand="0" w:evenVBand="0" w:oddHBand="0" w:evenHBand="0" w:firstRowFirstColumn="0" w:firstRowLastColumn="0" w:lastRowFirstColumn="0" w:lastRowLastColumn="0"/>
+            <w:tcW w:w="0" w:type="auto"/>
+            <w:hideMark/>
+          </w:tcPr>
+          <w:p>
+            <w:pPr>
+              <w:spacing w:after="160" w:line="278" w:lineRule="auto"/>
+            </w:pPr>
+            <w:r>
+              <w:t>Context Awareness</w:t>
+            </w:r>
+          </w:p>
+        </w:tc>
+        <w:tc>
+          <w:tcPr>
+            <w:tcW w:w="0" w:type="auto"/>
+            <w:hideMark/>
+          </w:tcPr>
+          <w:p>
+            <w:pPr>
+              <w:spacing w:after="160" w:line="278" w:lineRule="auto"/>
+              <w:cnfStyle w:val="000000000000" w:firstRow="0" w:lastRow="0" w:firstColumn="0" w:lastColumn="0" w:oddVBand="0" w:evenVBand="0" w:oddHBand="0" w:evenHBand="0" w:firstRowFirstColumn="0" w:firstRowLastColumn="0" w:lastRowFirstColumn="0" w:lastRowLastColumn="0"/>
+            </w:pPr>
+            <w:r>
+              <w:t>Blind to context; flags a word no matter how it is used.</w:t>
+            </w:r>
+          </w:p>
+        </w:tc>
+        <w:tc>
+          <w:tcPr>
+            <w:tcW w:w="0" w:type="auto"/>
+            <w:hideMark/>
+          </w:tcPr>
+          <w:p>
+            <w:pPr>
+              <w:spacing w:after="160" w:line="278" w:lineRule="auto"/>
+              <w:cnfStyle w:val="000000000000" w:firstRow="0" w:lastRow="0" w:firstColumn="0" w:lastColumn="0" w:oddVBand="0" w:evenVBand="0" w:oddHBand="0" w:evenHBand="0" w:firstRowFirstColumn="0" w:firstRowLastColumn="0" w:lastRowFirstColumn="0" w:lastRowLastColumn="0"/>
+            </w:pPr>
+            <w:r>
+              <w:t xml:space="preserve">Understands word function (e.g., distinguishing </w:t>
+            </w:r>
+            <w:r>
+              <w:rPr>
+                <w:i/>
+                <w:iCs/>
+              </w:rPr>
+              <w:t>run</w:t>
+            </w:r>
+            <w:r>
+              <w:t xml:space="preserve"> as a noun vs. verb).</w:t>
+            </w:r>
+          </w:p>
+        </w:tc>
+      </w:tr>
+      <w:tr>
+        <w:trPr>
+          <w:cnfStyle w:val="000000100000" w:firstRow="0" w:lastRow="0" w:firstColumn="0" w:lastColumn="0" w:oddVBand="0" w:evenVBand="0" w:oddHBand="1" w:evenHBand="0" w:firstRowFirstColumn="0" w:firstRowLastColumn="0" w:lastRowFirstColumn="0" w:lastRowLastColumn="0"/>
+        </w:trPr>
+        <w:tc>
+          <w:tcPr>
+            <w:cnfStyle w:val="001000000000" w:firstRow="0" w:lastRow="0" w:firstColumn="1" w:lastColumn="0" w:oddVBand="0" w:evenVBand="0" w:oddHBand="0" w:evenHBand="0" w:firstRowFirstColumn="0" w:firstRowLastColumn="0" w:lastRowFirstColumn="0" w:lastRowLastColumn="0"/>
+            <w:tcW w:w="0" w:type="auto"/>
+            <w:hideMark/>
+          </w:tcPr>
+          <w:p>
+            <w:pPr>
+              <w:spacing w:after="160" w:line="278" w:lineRule="auto"/>
+            </w:pPr>
+            <w:r>
+              <w:t>Stylistic Enforcement</w:t>
+            </w:r>
+          </w:p>
+        </w:tc>
+        <w:tc>
+          <w:tcPr>
+            <w:tcW w:w="0" w:type="auto"/>
+            <w:hideMark/>
+          </w:tcPr>
+          <w:p>
+            <w:pPr>
+              <w:spacing w:after="160" w:line="278" w:lineRule="auto"/>
+              <w:cnfStyle w:val="000000100000" w:firstRow="0" w:lastRow="0" w:firstColumn="0" w:lastColumn="0" w:oddVBand="0" w:evenVBand="0" w:oddHBand="1" w:evenHBand="0" w:firstRowFirstColumn="0" w:firstRowLastColumn="0" w:lastRowFirstColumn="0" w:lastRowLastColumn="0"/>
+            </w:pPr>
+            <w:r>
+              <w:t>Flags misspelled words or double spaces.</w:t>
+            </w:r>
+          </w:p>
+        </w:tc>
+        <w:tc>
+          <w:tcPr>
+            <w:tcW w:w="0" w:type="auto"/>
+            <w:hideMark/>
+          </w:tcPr>
+          <w:p>
+            <w:pPr>
+              <w:spacing w:after="160" w:line="278" w:lineRule="auto"/>
+              <w:cnfStyle w:val="000000100000" w:firstRow="0" w:lastRow="0" w:firstColumn="0" w:lastColumn="0" w:oddVBand="0" w:evenVBand="0" w:oddHBand="1" w:evenHBand="0" w:firstRowFirstColumn="0" w:firstRowLastColumn="0" w:lastRowFirstColumn="0" w:lastRowLastColumn="0"/>
+            </w:pPr>
+            <w:r>
+              <w:t>Flags structural issues like passive voice, readability levels, or complex jargon.</w:t>
+            </w:r>
+          </w:p>
+        </w:tc>
+      </w:tr>
+      <w:tr>
+        <w:tc>
+          <w:tcPr>
+            <w:cnfStyle w:val="001000000000" w:firstRow="0" w:lastRow="0" w:firstColumn="1" w:lastColumn="0" w:oddVBand="0" w:evenVBand="0" w:oddHBand="0" w:evenHBand="0" w:firstRowFirstColumn="0" w:firstRowLastColumn="0" w:lastRowFirstColumn="0" w:lastRowLastColumn="0"/>
+            <w:tcW w:w="0" w:type="auto"/>
+            <w:hideMark/>
+          </w:tcPr>
+          <w:p>
+            <w:pPr>
+              <w:spacing w:after="160" w:line="278" w:lineRule="auto"/>
+            </w:pPr>
+            <w:r>
+              <w:t>Adaptability</w:t>
+            </w:r>
+          </w:p>
+        </w:tc>
+        <w:tc>
+          <w:tcPr>
+            <w:tcW w:w="0" w:type="auto"/>
+            <w:hideMark/>
+          </w:tcPr>
+          <w:p>
+            <w:pPr>
+              <w:spacing w:after="160" w:line="278" w:lineRule="auto"/>
+              <w:cnfStyle w:val="000000000000" w:firstRow="0" w:lastRow="0" w:firstColumn="0" w:lastColumn="0" w:oddVBand="0" w:evenVBand="0" w:oddHBand="0" w:evenHBand="0" w:firstRowFirstColumn="0" w:firstRowLastColumn="0" w:lastRowFirstColumn="0" w:lastRowLastColumn="0"/>
+            </w:pPr>
+            <w:r>
+              <w:t>Hard to scale without creating massive, brittle regex strings.</w:t>
+            </w:r>
+          </w:p>
+        </w:tc>
+        <w:tc>
+          <w:tcPr>
+            <w:tcW w:w="0" w:type="auto"/>
+            <w:hideMark/>
+          </w:tcPr>
+          <w:p>
+            <w:pPr>
+              <w:spacing w:after="160" w:line="278" w:lineRule="auto"/>
+              <w:cnfStyle w:val="000000000000" w:firstRow="0" w:lastRow="0" w:firstColumn="0" w:lastColumn="0" w:oddVBand="0" w:evenVBand="0" w:oddHBand="0" w:evenHBand="0" w:firstRowFirstColumn="0" w:firstRowLastColumn="0" w:lastRowFirstColumn="0" w:lastRowLastColumn="0"/>
+            </w:pPr>
+            <w:r>
+              <w:t>Highly customizable using token-based or structural syntax rules.</w:t>
+            </w:r>
+          </w:p>
+        </w:tc>
+      </w:tr>
+    </w:tbl>
+    <w:p/>
+    <w:p>
+      <w:pPr>
+        <w:rPr>
+          <w:b/>
+          <w:bCs/>
+        </w:rPr>
+      </w:pPr>
+      <w:r>
+        <w:rPr>
+          <w:b/>
+          <w:bCs/>
+        </w:rPr>
+        <w:t>Key Capabilities of an NLP-Powered Linter</w:t>
+      </w:r>
+    </w:p>
+    <w:p>
+      <w:pPr>
+        <w:numPr>
+          <w:ilvl w:val="0"/>
+          <w:numId w:val="4"/>
+        </w:numPr>
+      </w:pPr>
+      <w:r>
+        <w:rPr>
+          <w:b/>
+          <w:bCs/>
+        </w:rPr>
+        <w:t>Part-of-Speech (POS) Matching:</w:t>
+      </w:r>
+      <w:r>
+        <w:t xml:space="preserve"> Instead of searching for specific words, the linter can look for patterns of speech. For example, it can flag a rule like </w:t>
+      </w:r>
+      <w:r>
+        <w:rPr>
+          <w:i/>
+          <w:iCs/>
+        </w:rPr>
+        <w:t>"Do not start a sentence with a coordinating conjunction"</w:t>
+      </w:r>
+      <w:r>
+        <w:t xml:space="preserve"> or </w:t>
+      </w:r>
+      <w:r>
+        <w:rPr>
+          <w:i/>
+          <w:iCs/>
+        </w:rPr>
+        <w:t>"Ensure all list items start with an imperative verb."</w:t>
+      </w:r>
+    </w:p>
+    <w:p>
+      <w:pPr>
+        <w:numPr>
+          <w:ilvl w:val="0"/>
+          <w:numId w:val="4"/>
+        </w:numPr>
+      </w:pPr>
+      <w:r>
+        <w:rPr>
+          <w:b/>
+          <w:bCs/>
+        </w:rPr>
+        <w:t>Context-Aware Style Enforcement:</w:t>
+      </w:r>
+      <w:r>
+        <w:t xml:space="preserve"> It can enforce organizational style guides (like Google or Microsoft documentation standards). It knows not to flag technical </w:t>
+      </w:r>
+      <w:r>
+        <w:lastRenderedPageBreak/>
+        <w:t>acronyms or specific code terms when they appear inside code blocks or backticks in a Markdown file.</w:t>
+      </w:r>
+    </w:p>
+    <w:p>
+      <w:pPr>
+        <w:numPr>
+          <w:ilvl w:val="0"/>
+          <w:numId w:val="4"/>
+        </w:numPr>
+      </w:pPr>
+      <w:r>
+        <w:rPr>
+          <w:b/>
+          <w:bCs/>
+        </w:rPr>
+        <w:t>Scope-Specific Rules:</w:t>
+      </w:r>
+      <w:r>
+        <w:t xml:space="preserve"> It understands the structural boundaries of a document. It can apply different rules to headings (e.g., </w:t>
+      </w:r>
+      <w:r>
+        <w:rPr>
+          <w:i/>
+          <w:iCs/>
+        </w:rPr>
+        <w:t>"Headings must use Title Case and be under 10 words"</w:t>
+      </w:r>
+      <w:r>
+        <w:t>) than it applies to standard body paragraphs.</w:t>
+      </w:r>
+    </w:p>
+    <w:p>
+      <w:pPr>
+        <w:numPr>
+          <w:ilvl w:val="0"/>
+          <w:numId w:val="4"/>
+        </w:numPr>
+      </w:pPr>
+      <w:r>
+        <w:rPr>
+          <w:b/>
+          <w:bCs/>
+        </w:rPr>
+        <w:t>Linguistic Metrics Calculation:</w:t>
+      </w:r>
+      <w:r>
+        <w:t xml:space="preserve"> Many NLP linters can calculate text readability metrics (like the Flesch-Kincaid grade level) on the fly, warning a writer if their sentence structures have become too dense or difficult to comprehend.</w:t>
+      </w:r>
+    </w:p>
+    <w:p>
+      <w:r>
+        <w:t xml:space="preserve">Are you considering </w:t>
+      </w:r>
+      <w:r>
+        <w:rPr>
+          <w:b/>
+          <w:bCs/>
+        </w:rPr>
+        <w:t>implementing an NLP linter</w:t>
+      </w:r>
+      <w:r>
+        <w:t xml:space="preserve"> for a team's documentation workflow, or are you interested in </w:t>
+      </w:r>
+      <w:r>
+        <w:rPr>
+          <w:b/>
+          <w:bCs/>
+        </w:rPr>
+        <w:t>how to programmatically build</w:t>
+      </w:r>
+      <w:r>
+        <w:t xml:space="preserve"> custom NLP rules yourself?</w:t>
+      </w:r>
+    </w:p>
+    <w:p/>
+    <w:p>
+      <w:r>
+        <w:rPr>
+          <w:b/>
+          <w:bCs/>
+        </w:rPr>
+        <w:t>Syntactic parsing</w:t>
+      </w:r>
+      <w:r>
+        <w:t xml:space="preserve"> is the automatic analysis of </w:t>
+      </w:r>
+      <w:hyperlink r:id="rId19" w:tooltip="Syntax" w:history="1">
+        <w:r>
+          <w:rPr>
+            <w:rStyle w:val="Hyperlink"/>
+          </w:rPr>
+          <w:t>syntactic structure</w:t>
+        </w:r>
+      </w:hyperlink>
+      <w:r>
+        <w:t xml:space="preserve"> of natural language, especially syntactic relations (in </w:t>
+      </w:r>
+      <w:hyperlink r:id="rId20" w:tooltip="Dependency grammar" w:history="1">
+        <w:r>
+          <w:rPr>
+            <w:rStyle w:val="Hyperlink"/>
+          </w:rPr>
+          <w:t>dependency grammar</w:t>
+        </w:r>
+      </w:hyperlink>
+      <w:r>
+        <w:t xml:space="preserve">) and labelling spans of constituents (in </w:t>
+      </w:r>
+      <w:hyperlink r:id="rId21" w:tooltip="Constituency grammar" w:history="1">
+        <w:r>
+          <w:rPr>
+            <w:rStyle w:val="Hyperlink"/>
+          </w:rPr>
+          <w:t>constituency grammar</w:t>
+        </w:r>
+      </w:hyperlink>
+      <w:r>
+        <w:t>).</w:t>
+      </w:r>
+      <w:hyperlink r:id="rId22" w:anchor="cite_note-FOOTNOTEJurafskyMartin2021-1" w:history="1">
+        <w:r>
+          <w:rPr>
+            <w:rStyle w:val="Hyperlink"/>
+            <w:vertAlign w:val="superscript"/>
+          </w:rPr>
+          <w:t>[</w:t>
+        </w:r>
+      </w:hyperlink>
+    </w:p>
+    <w:p>
+      <w:pPr>
+        <w:tabs>
+          <w:tab w:val="num" w:pos="720"/>
+        </w:tabs>
+      </w:pPr>
+      <w:r>
+        <w:rPr>
+          <w:b/>
+          <w:bCs/>
+        </w:rPr>
+        <w:t>Tokenization</w:t>
+      </w:r>
+      <w:r>
+        <w:t xml:space="preserve"> s</w:t>
+      </w:r>
+      <w:r>
+        <w:t>plits continuous text into smaller units (words, sub-words, or characters) called tokens so large language models (LLMs) can read, process, and generate language</w:t>
+      </w:r>
+    </w:p>
+    <w:p>
+      <w:r>
+        <w:rPr>
+          <w:b/>
+          <w:bCs/>
+        </w:rPr>
+        <w:t>Morphological analysis</w:t>
+      </w:r>
+      <w:r>
+        <w:t xml:space="preserve"> or </w:t>
+      </w:r>
+      <w:r>
+        <w:rPr>
+          <w:b/>
+          <w:bCs/>
+        </w:rPr>
+        <w:t>general morphological analysis</w:t>
+      </w:r>
+      <w:r>
+        <w:t xml:space="preserve"> is a method for exploring possible solutions to a multi-dimensional, non-quantified complex problem.</w:t>
+      </w:r>
+    </w:p>
+    <w:p>
+      <w:r>
+        <w:t xml:space="preserve">The </w:t>
+      </w:r>
+      <w:r>
+        <w:rPr>
+          <w:b/>
+          <w:bCs/>
+        </w:rPr>
+        <w:t>Language Server Protocol (LSP)</w:t>
+      </w:r>
+      <w:r>
+        <w:t xml:space="preserve"> defines the protocol used between an editor or IDE and a language server that provides language features like auto complete, go to definition, find all references etc. The goal of the Language Server Index Format (LSIF, pronounced like "else if") is to support rich code navigation in development tools or a Web UI without needing a local copy of the source code.</w:t>
+      </w:r>
+    </w:p>
+    <w:p>
+      <w:r>
+        <w:lastRenderedPageBreak/>
+        <w:drawing>
+          <wp:inline distT="0" distB="0" distL="0" distR="0" wp14:anchorId="20755592" wp14:editId="79559F14">
+            <wp:extent cx="4332281" cy="3671793"/>
+            <wp:effectExtent l="0" t="0" r="0" b="5080"/>
+            <wp:docPr id="2102125119" name="Picture 1"/>
+            <wp:cNvGraphicFramePr>
+              <a:graphicFrameLocks xmlns:a="http://schemas.openxmlformats.org/drawingml/2006/main" noChangeAspect="1"/>
+            </wp:cNvGraphicFramePr>
+            <a:graphic xmlns:a="http://schemas.openxmlformats.org/drawingml/2006/main">
+              <a:graphicData uri="http://schemas.openxmlformats.org/drawingml/2006/picture">
+                <pic:pic xmlns:pic="http://schemas.openxmlformats.org/drawingml/2006/picture">
+                  <pic:nvPicPr>
+                    <pic:cNvPr id="2102125119" name=""/>
+                    <pic:cNvPicPr/>
+                  </pic:nvPicPr>
+                  <pic:blipFill>
+                    <a:blip r:embed="rId23"/>
+                    <a:stretch>
+                      <a:fillRect/>
+                    </a:stretch>
+                  </pic:blipFill>
+                  <pic:spPr>
+                    <a:xfrm>
+                      <a:off x="0" y="0"/>
+                      <a:ext cx="4335241" cy="3674302"/>
+                    </a:xfrm>
+                    <a:prstGeom prst="rect">
+                      <a:avLst/>
+                    </a:prstGeom>
+                  </pic:spPr>
+                </pic:pic>
+              </a:graphicData>
+            </a:graphic>
+          </wp:inline>
+        </w:drawing>
+      </w:r>
+    </w:p>
+    <w:p>
+      <w:r>
+        <w:t xml:space="preserve">The </w:t>
+      </w:r>
+      <w:r>
+        <w:rPr>
+          <w:b/>
+          <w:bCs/>
+        </w:rPr>
+        <w:t>Language Server Protocol (LSP)</w:t>
+      </w:r>
+      <w:r>
+        <w:t xml:space="preserve"> defines the protocol used between an editor or IDE and a language server that provides language features like auto complete, go to definition, find all references etc. The goal of the Language Server Index Format (LSIF, pronounced like "else if") is to support rich code navigation in development tools or a Web UI without needing a local copy of the source code.</w:t>
+      </w:r>
+    </w:p>
+    <w:p>
+      <w:r>
+        <w:tab/>
+        <w:t>Allows features like autocomplete, go to definition, and find all references in an editor or IDE that supports LSP</w:t>
+      </w:r>
+    </w:p>
+    <w:p>
+      <w:r>
+        <w:tab/>
+      </w:r>
+      <w:hyperlink r:id="rId24" w:history="1">
+        <w:r>
+          <w:rPr>
+            <w:rStyle w:val="Hyperlink"/>
+          </w:rPr>
+          <w:t>https://github.com/vale-cli/vale-ls</w:t>
+        </w:r>
+      </w:hyperlink>
+      <w:r>
+        <w:t xml:space="preserve"> Vale-ls allows these features for Vale</w:t>
+      </w:r>
+    </w:p>
+    <w:p/>
+    <w:p>
+      <w:pPr>
+        <w:rPr>
+          <w:b/>
+          <w:bCs/>
+        </w:rPr>
+      </w:pPr>
+      <w:r>
+        <w:rPr>
+          <w:b/>
+          <w:bCs/>
+        </w:rPr>
+        <w:t>Install Vale with NPM</w:t>
+      </w:r>
+    </w:p>
+    <w:p>
+      <w:proofErr w:type="spellStart"/>
+      <w:r>
+        <w:t>npm</w:t>
+      </w:r>
+      <w:proofErr w:type="spellEnd"/>
+      <w:r>
+        <w:t xml:space="preserve"> install --save-</w:t>
+      </w:r>
+      <w:proofErr w:type="gramStart"/>
+      <w:r>
+        <w:t>dev @</w:t>
+      </w:r>
+      <w:proofErr w:type="gramEnd"/>
+      <w:r>
+        <w:t>vvago/vale</w:t>
+      </w:r>
+    </w:p>
+    <w:p/>
+    <w:p/>
+    <w:p/>
+    <w:p>
+      <w:proofErr w:type="gramStart"/>
+      <w:r>
+        <w:t>Created</w:t>
+      </w:r>
+      <w:r>
+        <w:rPr>
+          <w:b/>
+          <w:bCs/>
+        </w:rPr>
+        <w:t xml:space="preserve"> .</w:t>
+      </w:r>
+      <w:proofErr w:type="gramEnd"/>
+      <w:r>
+        <w:rPr>
+          <w:b/>
+          <w:bCs/>
+        </w:rPr>
+        <w:t>vale.ini</w:t>
+      </w:r>
+    </w:p>
+    <w:p>
+      <w:pPr>
+        <w:pStyle w:val="ListParagraph"/>
+        <w:numPr>
+          <w:ilvl w:val="0"/>
+          <w:numId w:val="7"/>
+        </w:numPr>
+      </w:pPr>
+      <w:proofErr w:type="spellStart"/>
+      <w:r>
+        <w:rPr>
+          <w:b/>
+          <w:bCs/>
+        </w:rPr>
+        <w:lastRenderedPageBreak/>
+        <w:t>StylesPath</w:t>
+      </w:r>
+      <w:proofErr w:type="spellEnd"/>
+      <w:r>
+        <w:t xml:space="preserve"> is the folder Vale will keep downloaded styles in. Add it to </w:t>
+      </w:r>
+      <w:proofErr w:type="gramStart"/>
+      <w:r>
+        <w:t>your .</w:t>
+      </w:r>
+      <w:proofErr w:type="spellStart"/>
+      <w:r>
+        <w:t>gitignore</w:t>
+      </w:r>
+      <w:proofErr w:type="spellEnd"/>
+      <w:proofErr w:type="gramEnd"/>
+      <w:r>
+        <w:t>.</w:t>
+      </w:r>
+    </w:p>
+    <w:p>
+      <w:pPr>
+        <w:pStyle w:val="ListParagraph"/>
+        <w:numPr>
+          <w:ilvl w:val="0"/>
+          <w:numId w:val="7"/>
+        </w:numPr>
+      </w:pPr>
+      <w:proofErr w:type="spellStart"/>
+      <w:r>
+        <w:t>MinAlertLevel</w:t>
+      </w:r>
+      <w:proofErr w:type="spellEnd"/>
+      <w:r>
+        <w:t xml:space="preserve"> is the lowest severity worth reporting.</w:t>
+      </w:r>
+    </w:p>
+    <w:p>
+      <w:pPr>
+        <w:pStyle w:val="ListParagraph"/>
+        <w:numPr>
+          <w:ilvl w:val="0"/>
+          <w:numId w:val="7"/>
+        </w:numPr>
+      </w:pPr>
+      <w:r>
+        <w:t>Packages names what to download—here, Microsoft's writing style guide.</w:t>
+      </w:r>
+    </w:p>
+    <w:p>
+      <w:pPr>
+        <w:pStyle w:val="ListParagraph"/>
+        <w:numPr>
+          <w:ilvl w:val="0"/>
+          <w:numId w:val="7"/>
+        </w:numPr>
+      </w:pPr>
+      <w:r>
+        <w:t>[*.md] applies the styles that follow it to Markdown files. Vale is built in; Microsoft is the package.</w:t>
+      </w:r>
+    </w:p>
+    <w:p/>
+    <w:p>
+      <w:pPr>
+        <w:rPr>
+          <w:b/>
+          <w:bCs/>
+        </w:rPr>
+      </w:pPr>
+      <w:r>
+        <w:t xml:space="preserve">Download styles with </w:t>
+      </w:r>
+      <w:r>
+        <w:rPr>
+          <w:b/>
+          <w:bCs/>
+        </w:rPr>
+        <w:t>vale sync</w:t>
+      </w:r>
+    </w:p>
+    <w:p>
+      <w:r>
+        <w:t xml:space="preserve">Lint with </w:t>
+      </w:r>
+      <w:proofErr w:type="gramStart"/>
+      <w:r>
+        <w:t>vale</w:t>
+      </w:r>
+      <w:proofErr w:type="gramEnd"/>
+      <w:r>
+        <w:t xml:space="preserve"> </w:t>
+      </w:r>
+    </w:p>
+    <w:p>
+      <w:r>
+        <w:t>Single File</w:t>
+      </w:r>
+    </w:p>
+    <w:p>
+      <w:pPr>
+        <w:rPr>
+          <w:b/>
+          <w:bCs/>
+        </w:rPr>
+      </w:pPr>
+      <w:r>
+        <w:rPr>
+          <w:b/>
+          <w:bCs/>
+        </w:rPr>
+        <w:t>vale README.md</w:t>
+      </w:r>
+    </w:p>
+    <w:p>
+      <w:r>
+        <w:t>Directory or Glob</w:t>
+      </w:r>
+    </w:p>
+    <w:p>
+      <w:pPr>
+        <w:rPr>
+          <w:b/>
+          <w:bCs/>
+        </w:rPr>
+      </w:pPr>
+      <w:r>
+        <w:rPr>
+          <w:b/>
+          <w:bCs/>
+        </w:rPr>
+        <w:t>vale docs/</w:t>
+      </w:r>
+    </w:p>
+    <w:p>
+      <w:pPr>
+        <w:rPr>
+          <w:b/>
+          <w:bCs/>
+        </w:rPr>
+      </w:pPr>
+      <w:r>
+        <w:rPr>
+          <w:b/>
+          <w:bCs/>
+        </w:rPr>
+        <w:t>vale --glob='*.md</w:t>
+      </w:r>
+      <w:proofErr w:type="gramStart"/>
+      <w:r>
+        <w:rPr>
+          <w:b/>
+          <w:bCs/>
+        </w:rPr>
+        <w:t>' .</w:t>
+      </w:r>
+      <w:proofErr w:type="gramEnd"/>
+    </w:p>
+    <w:p/>
+    <w:p>
+      <w:r>
+        <w:t xml:space="preserve">Severity matters for automation. </w:t>
+      </w:r>
+      <w:r>
+        <w:rPr>
+          <w:b/>
+          <w:bCs/>
+        </w:rPr>
+        <w:t>Only error sets a non-zero exit code</w:t>
+      </w:r>
+      <w:r>
+        <w:t>, so a CI job fails on errors and passes with warnings and suggestions</w:t>
+      </w:r>
+    </w:p>
+    <w:p/>
+    <w:p/>
+    <w:p>
+      <w:r>
+        <w:t>Linted my Markdown site with Vale based on Vale and Microsoft styles</w:t>
+      </w:r>
+    </w:p>
+    <w:p>
+      <w:r>
+        <w:drawing>
+          <wp:inline distT="0" distB="0" distL="0" distR="0" wp14:anchorId="6C147B8A" wp14:editId="68D446B4">
+            <wp:extent cx="2657846" cy="1409897"/>
+            <wp:effectExtent l="0" t="0" r="9525" b="0"/>
+            <wp:docPr id="1963623516" name="Picture 1"/>
+            <wp:cNvGraphicFramePr>
+              <a:graphicFrameLocks xmlns:a="http://schemas.openxmlformats.org/drawingml/2006/main" noChangeAspect="1"/>
+            </wp:cNvGraphicFramePr>
+            <a:graphic xmlns:a="http://schemas.openxmlformats.org/drawingml/2006/main">
+              <a:graphicData uri="http://schemas.openxmlformats.org/drawingml/2006/picture">
+                <pic:pic xmlns:pic="http://schemas.openxmlformats.org/drawingml/2006/picture">
+                  <pic:nvPicPr>
+                    <pic:cNvPr id="1963623516" name=""/>
+                    <pic:cNvPicPr/>
+                  </pic:nvPicPr>
+                  <pic:blipFill>
+                    <a:blip r:embed="rId25"/>
+                    <a:stretch>
+                      <a:fillRect/>
+                    </a:stretch>
+                  </pic:blipFill>
+                  <pic:spPr>
+                    <a:xfrm>
+                      <a:off x="0" y="0"/>
+                      <a:ext cx="2657846" cy="1409897"/>
+                    </a:xfrm>
+                    <a:prstGeom prst="rect">
+                      <a:avLst/>
+                    </a:prstGeom>
+                  </pic:spPr>
+                </pic:pic>
+              </a:graphicData>
+            </a:graphic>
+          </wp:inline>
+        </w:drawing>
+      </w:r>
+    </w:p>
+    <w:p>
+      <w:pPr>
+        <w:pStyle w:val="Heading1"/>
+      </w:pPr>
+      <w:r>
+        <w:lastRenderedPageBreak/>
+        <w:drawing>
+          <wp:inline distT="0" distB="0" distL="0" distR="0" wp14:anchorId="0750CDA1" wp14:editId="3526C5EB">
+            <wp:extent cx="5943600" cy="7637780"/>
+            <wp:effectExtent l="0" t="0" r="0" b="1270"/>
+            <wp:docPr id="1276623577" name="Picture 1"/>
+            <wp:cNvGraphicFramePr>
+              <a:graphicFrameLocks xmlns:a="http://schemas.openxmlformats.org/drawingml/2006/main" noChangeAspect="1"/>
+            </wp:cNvGraphicFramePr>
+            <a:graphic xmlns:a="http://schemas.openxmlformats.org/drawingml/2006/main">
+              <a:graphicData uri="http://schemas.openxmlformats.org/drawingml/2006/picture">
+                <pic:pic xmlns:pic="http://schemas.openxmlformats.org/drawingml/2006/picture">
+                  <pic:nvPicPr>
+                    <pic:cNvPr id="1276623577" name=""/>
+                    <pic:cNvPicPr/>
+                  </pic:nvPicPr>
+                  <pic:blipFill>
+                    <a:blip r:embed="rId26"/>
+                    <a:stretch>
+                      <a:fillRect/>
+                    </a:stretch>
+                  </pic:blipFill>
+                  <pic:spPr>
+                    <a:xfrm>
+                      <a:off x="0" y="0"/>
+                      <a:ext cx="5943600" cy="7637780"/>
+                    </a:xfrm>
+                    <a:prstGeom prst="rect">
+                      <a:avLst/>
+                    </a:prstGeom>
+                  </pic:spPr>
+                </pic:pic>
+              </a:graphicData>
+            </a:graphic>
+          </wp:inline>
+        </w:drawing>
+      </w:r>
+    </w:p>
+    <w:p>
+      <w:pPr>
+        <w:pStyle w:val="Heading1"/>
+      </w:pPr>
+      <w:r>
+        <w:t>Pandas</w:t>
+      </w:r>
+    </w:p>
+    <w:p>
+      <w:r>
+        <w:lastRenderedPageBreak/>
+        <w:t>2 main data structures:</w:t>
+      </w:r>
+    </w:p>
+    <w:p>
+      <w:pPr>
+        <w:pStyle w:val="ListParagraph"/>
+        <w:numPr>
+          <w:ilvl w:val="0"/>
+          <w:numId w:val="8"/>
+        </w:numPr>
+      </w:pPr>
+      <w:r>
+        <w:t>Series (1 dimensional)</w:t>
+      </w:r>
+    </w:p>
+    <w:p>
+      <w:pPr>
+        <w:pStyle w:val="ListParagraph"/>
+        <w:numPr>
+          <w:ilvl w:val="0"/>
+          <w:numId w:val="8"/>
+        </w:numPr>
+      </w:pPr>
+      <w:proofErr w:type="spellStart"/>
+      <w:r>
+        <w:t>DataFrame</w:t>
+      </w:r>
+      <w:proofErr w:type="spellEnd"/>
+      <w:r>
+        <w:t xml:space="preserve"> (2 dimensional)</w:t>
+      </w:r>
+    </w:p>
+    <w:p/>
+    <w:p>
+      <w:r>
+        <w:t>Scalar – physical quantity that has only magnitude (number and unit)</w:t>
+      </w:r>
+    </w:p>
+    <w:p>
+      <w:r>
+        <w:t>Vector – has both magnitude and direction</w:t>
+      </w:r>
+    </w:p>
+    <w:p/>
     <w:p/>
     <w:sectPr>
       <w:pgSz w:w="12240" w:h="15840"/>
@@ -1051,9 +2211,547 @@
 </w:document>
 </file>
 
+<file path=word/endnotes.xml><?xml version="1.0" encoding="utf-8"?>
+<w:endnotes xmlns:wpc="http://schemas.microsoft.com/office/word/2010/wordprocessingCanvas" xmlns:cx="http://schemas.microsoft.com/office/drawing/2014/chartex" xmlns:cx1="http://schemas.microsoft.com/office/drawing/2015/9/8/chartex" xmlns:cx2="http://schemas.microsoft.com/office/drawing/2015/10/21/chartex" xmlns:cx3="http://schemas.microsoft.com/office/drawing/2016/5/9/chartex" xmlns:cx4="http://schemas.microsoft.com/office/drawing/2016/5/10/chartex" xmlns:cx5="http://schemas.microsoft.com/office/drawing/2016/5/11/chartex" xmlns:cx6="http://schemas.microsoft.com/office/drawing/2016/5/12/chartex" xmlns:cx7="http://schemas.microsoft.com/office/drawing/2016/5/13/chartex" xmlns:cx8="http://schemas.microsoft.com/office/drawing/2016/5/14/chartex" xmlns:mc="http://schemas.openxmlformats.org/markup-compatibility/2006" xmlns:aink="http://schemas.microsoft.com/office/drawing/2016/ink" xmlns:am3d="http://schemas.microsoft.com/office/drawing/2017/model3d" xmlns:o="urn:schemas-microsoft-com:office:office" xmlns:oel="http://schemas.microsoft.com/office/2019/extlst" xmlns:r="http://schemas.openxmlformats.org/officeDocument/2006/relationships" xmlns:m="http://schemas.openxmlformats.org/officeDocument/2006/math" xmlns:v="urn:schemas-microsoft-com:vml" xmlns:wp14="http://schemas.microsoft.com/office/word/2010/wordprocessingDrawing" xmlns:wp="http://schemas.openxmlformats.org/drawingml/2006/wordprocessingDrawing" xmlns:w10="urn:schemas-microsoft-com:office:word" xmlns:w="http://schemas.openxmlformats.org/wordprocessingml/2006/main" xmlns:w14="http://schemas.microsoft.com/office/word/2010/wordml" xmlns:w15="http://schemas.microsoft.com/office/word/2012/wordml" xmlns:w16cex="http://schemas.microsoft.com/office/word/2018/wordml/cex" xmlns:w16cid="http://schemas.microsoft.com/office/word/2016/wordml/cid" xmlns:w16="http://schemas.microsoft.com/office/word/2018/wordml" xmlns:w16du="http://schemas.microsoft.com/office/word/2023/wordml/word16du" xmlns:w16sdtdh="http://schemas.microsoft.com/office/word/2020/wordml/sdtdatahash" xmlns:w16sdtfl="http://schemas.microsoft.com/office/word/2024/wordml/sdtformatlock" xmlns:w16se="http://schemas.microsoft.com/office/word/2015/wordml/symex" xmlns:wpg="http://schemas.microsoft.com/office/word/2010/wordprocessingGroup" xmlns:wpi="http://schemas.microsoft.com/office/word/2010/wordprocessingInk" xmlns:wne="http://schemas.microsoft.com/office/word/2006/wordml" xmlns:wps="http://schemas.microsoft.com/office/word/2010/wordprocessingShape" mc:Ignorable="w14 w15 w16se w16cid w16 w16cex w16sdtdh w16sdtfl w16du wp14">
+  <w:endnote w:type="separator" w:id="-1">
+    <w:p>
+      <w:pPr>
+        <w:spacing w:after="0" w:line="240" w:lineRule="auto"/>
+      </w:pPr>
+      <w:r>
+        <w:separator/>
+      </w:r>
+    </w:p>
+  </w:endnote>
+  <w:endnote w:type="continuationSeparator" w:id="0">
+    <w:p>
+      <w:pPr>
+        <w:spacing w:after="0" w:line="240" w:lineRule="auto"/>
+      </w:pPr>
+      <w:r>
+        <w:continuationSeparator/>
+      </w:r>
+    </w:p>
+  </w:endnote>
+</w:endnotes>
+</file>
+
+<file path=word/footnotes.xml><?xml version="1.0" encoding="utf-8"?>
+<w:footnotes xmlns:wpc="http://schemas.microsoft.com/office/word/2010/wordprocessingCanvas" xmlns:cx="http://schemas.microsoft.com/office/drawing/2014/chartex" xmlns:cx1="http://schemas.microsoft.com/office/drawing/2015/9/8/chartex" xmlns:cx2="http://schemas.microsoft.com/office/drawing/2015/10/21/chartex" xmlns:cx3="http://schemas.microsoft.com/office/drawing/2016/5/9/chartex" xmlns:cx4="http://schemas.microsoft.com/office/drawing/2016/5/10/chartex" xmlns:cx5="http://schemas.microsoft.com/office/drawing/2016/5/11/chartex" xmlns:cx6="http://schemas.microsoft.com/office/drawing/2016/5/12/chartex" xmlns:cx7="http://schemas.microsoft.com/office/drawing/2016/5/13/chartex" xmlns:cx8="http://schemas.microsoft.com/office/drawing/2016/5/14/chartex" xmlns:mc="http://schemas.openxmlformats.org/markup-compatibility/2006" xmlns:aink="http://schemas.microsoft.com/office/drawing/2016/ink" xmlns:am3d="http://schemas.microsoft.com/office/drawing/2017/model3d" xmlns:o="urn:schemas-microsoft-com:office:office" xmlns:oel="http://schemas.microsoft.com/office/2019/extlst" xmlns:r="http://schemas.openxmlformats.org/officeDocument/2006/relationships" xmlns:m="http://schemas.openxmlformats.org/officeDocument/2006/math" xmlns:v="urn:schemas-microsoft-com:vml" xmlns:wp14="http://schemas.microsoft.com/office/word/2010/wordprocessingDrawing" xmlns:wp="http://schemas.openxmlformats.org/drawingml/2006/wordprocessingDrawing" xmlns:w10="urn:schemas-microsoft-com:office:word" xmlns:w="http://schemas.openxmlformats.org/wordprocessingml/2006/main" xmlns:w14="http://schemas.microsoft.com/office/word/2010/wordml" xmlns:w15="http://schemas.microsoft.com/office/word/2012/wordml" xmlns:w16cex="http://schemas.microsoft.com/office/word/2018/wordml/cex" xmlns:w16cid="http://schemas.microsoft.com/office/word/2016/wordml/cid" xmlns:w16="http://schemas.microsoft.com/office/word/2018/wordml" xmlns:w16du="http://schemas.microsoft.com/office/word/2023/wordml/word16du" xmlns:w16sdtdh="http://schemas.microsoft.com/office/word/2020/wordml/sdtdatahash" xmlns:w16sdtfl="http://schemas.microsoft.com/office/word/2024/wordml/sdtformatlock" xmlns:w16se="http://schemas.microsoft.com/office/word/2015/wordml/symex" xmlns:wpg="http://schemas.microsoft.com/office/word/2010/wordprocessingGroup" xmlns:wpi="http://schemas.microsoft.com/office/word/2010/wordprocessingInk" xmlns:wne="http://schemas.microsoft.com/office/word/2006/wordml" xmlns:wps="http://schemas.microsoft.com/office/word/2010/wordprocessingShape" mc:Ignorable="w14 w15 w16se w16cid w16 w16cex w16sdtdh w16sdtfl w16du wp14">
+  <w:footnote w:type="separator" w:id="-1">
+    <w:p>
+      <w:pPr>
+        <w:spacing w:after="0" w:line="240" w:lineRule="auto"/>
+      </w:pPr>
+      <w:r>
+        <w:separator/>
+      </w:r>
+    </w:p>
+  </w:footnote>
+  <w:footnote w:type="continuationSeparator" w:id="0">
+    <w:p>
+      <w:pPr>
+        <w:spacing w:after="0" w:line="240" w:lineRule="auto"/>
+      </w:pPr>
+      <w:r>
+        <w:continuationSeparator/>
+      </w:r>
+    </w:p>
+  </w:footnote>
+</w:footnotes>
+</file>
+
 <file path=word/numbering.xml><?xml version="1.0" encoding="utf-8"?>
 <w:numbering xmlns:wpc="http://schemas.microsoft.com/office/word/2010/wordprocessingCanvas" xmlns:cx="http://schemas.microsoft.com/office/drawing/2014/chartex" xmlns:cx1="http://schemas.microsoft.com/office/drawing/2015/9/8/chartex" xmlns:cx2="http://schemas.microsoft.com/office/drawing/2015/10/21/chartex" xmlns:cx3="http://schemas.microsoft.com/office/drawing/2016/5/9/chartex" xmlns:cx4="http://schemas.microsoft.com/office/drawing/2016/5/10/chartex" xmlns:cx5="http://schemas.microsoft.com/office/drawing/2016/5/11/chartex" xmlns:cx6="http://schemas.microsoft.com/office/drawing/2016/5/12/chartex" xmlns:cx7="http://schemas.microsoft.com/office/drawing/2016/5/13/chartex" xmlns:cx8="http://schemas.microsoft.com/office/drawing/2016/5/14/chartex" xmlns:mc="http://schemas.openxmlformats.org/markup-compatibility/2006" xmlns:aink="http://schemas.microsoft.com/office/drawing/2016/ink" xmlns:am3d="http://schemas.microsoft.com/office/drawing/2017/model3d" xmlns:o="urn:schemas-microsoft-com:office:office" xmlns:oel="http://schemas.microsoft.com/office/2019/extlst" xmlns:r="http://schemas.openxmlformats.org/officeDocument/2006/relationships" xmlns:m="http://schemas.openxmlformats.org/officeDocument/2006/math" xmlns:v="urn:schemas-microsoft-com:vml" xmlns:wp14="http://schemas.microsoft.com/office/word/2010/wordprocessingDrawing" xmlns:wp="http://schemas.openxmlformats.org/drawingml/2006/wordprocessingDrawing" xmlns:w10="urn:schemas-microsoft-com:office:word" xmlns:w="http://schemas.openxmlformats.org/wordprocessingml/2006/main" xmlns:w14="http://schemas.microsoft.com/office/word/2010/wordml" xmlns:w15="http://schemas.microsoft.com/office/word/2012/wordml" xmlns:w16cex="http://schemas.microsoft.com/office/word/2018/wordml/cex" xmlns:w16cid="http://schemas.microsoft.com/office/word/2016/wordml/cid" xmlns:w16="http://schemas.microsoft.com/office/word/2018/wordml" xmlns:w16du="http://schemas.microsoft.com/office/word/2023/wordml/word16du" xmlns:w16sdtdh="http://schemas.microsoft.com/office/word/2020/wordml/sdtdatahash" xmlns:w16sdtfl="http://schemas.microsoft.com/office/word/2024/wordml/sdtformatlock" xmlns:w16se="http://schemas.microsoft.com/office/word/2015/wordml/symex" xmlns:wpg="http://schemas.microsoft.com/office/word/2010/wordprocessingGroup" xmlns:wpi="http://schemas.microsoft.com/office/word/2010/wordprocessingInk" xmlns:wne="http://schemas.microsoft.com/office/word/2006/wordml" xmlns:wps="http://schemas.microsoft.com/office/word/2010/wordprocessingShape" mc:Ignorable="w14 w15 w16se w16cid w16 w16cex w16sdtdh w16sdtfl w16du wp14">
   <w:abstractNum w:abstractNumId="0" w15:restartNumberingAfterBreak="0">
+    <w:nsid w:val="049B6E3B"/>
+    <w:multiLevelType w:val="hybridMultilevel"/>
+    <w:tmpl w:val="20A49B9A"/>
+    <w:lvl w:ilvl="0" w:tplc="04090001">
+      <w:start w:val="1"/>
+      <w:numFmt w:val="bullet"/>
+      <w:lvlText w:val=""/>
+      <w:lvlJc w:val="left"/>
+      <w:pPr>
+        <w:ind w:left="720" w:hanging="360"/>
+      </w:pPr>
+      <w:rPr>
+        <w:rFonts w:ascii="Symbol" w:hAnsi="Symbol" w:hint="default"/>
+      </w:rPr>
+    </w:lvl>
+    <w:lvl w:ilvl="1" w:tplc="04090003" w:tentative="1">
+      <w:start w:val="1"/>
+      <w:numFmt w:val="bullet"/>
+      <w:lvlText w:val="o"/>
+      <w:lvlJc w:val="left"/>
+      <w:pPr>
+        <w:ind w:left="1440" w:hanging="360"/>
+      </w:pPr>
+      <w:rPr>
+        <w:rFonts w:ascii="Courier New" w:hAnsi="Courier New" w:cs="Courier New" w:hint="default"/>
+      </w:rPr>
+    </w:lvl>
+    <w:lvl w:ilvl="2" w:tplc="04090005" w:tentative="1">
+      <w:start w:val="1"/>
+      <w:numFmt w:val="bullet"/>
+      <w:lvlText w:val=""/>
+      <w:lvlJc w:val="left"/>
+      <w:pPr>
+        <w:ind w:left="2160" w:hanging="360"/>
+      </w:pPr>
+      <w:rPr>
+        <w:rFonts w:ascii="Wingdings" w:hAnsi="Wingdings" w:hint="default"/>
+      </w:rPr>
+    </w:lvl>
+    <w:lvl w:ilvl="3" w:tplc="04090001" w:tentative="1">
+      <w:start w:val="1"/>
+      <w:numFmt w:val="bullet"/>
+      <w:lvlText w:val=""/>
+      <w:lvlJc w:val="left"/>
+      <w:pPr>
+        <w:ind w:left="2880" w:hanging="360"/>
+      </w:pPr>
+      <w:rPr>
+        <w:rFonts w:ascii="Symbol" w:hAnsi="Symbol" w:hint="default"/>
+      </w:rPr>
+    </w:lvl>
+    <w:lvl w:ilvl="4" w:tplc="04090003" w:tentative="1">
+      <w:start w:val="1"/>
+      <w:numFmt w:val="bullet"/>
+      <w:lvlText w:val="o"/>
+      <w:lvlJc w:val="left"/>
+      <w:pPr>
+        <w:ind w:left="3600" w:hanging="360"/>
+      </w:pPr>
+      <w:rPr>
+        <w:rFonts w:ascii="Courier New" w:hAnsi="Courier New" w:cs="Courier New" w:hint="default"/>
+      </w:rPr>
+    </w:lvl>
+    <w:lvl w:ilvl="5" w:tplc="04090005" w:tentative="1">
+      <w:start w:val="1"/>
+      <w:numFmt w:val="bullet"/>
+      <w:lvlText w:val=""/>
+      <w:lvlJc w:val="left"/>
+      <w:pPr>
+        <w:ind w:left="4320" w:hanging="360"/>
+      </w:pPr>
+      <w:rPr>
+        <w:rFonts w:ascii="Wingdings" w:hAnsi="Wingdings" w:hint="default"/>
+      </w:rPr>
+    </w:lvl>
+    <w:lvl w:ilvl="6" w:tplc="04090001" w:tentative="1">
+      <w:start w:val="1"/>
+      <w:numFmt w:val="bullet"/>
+      <w:lvlText w:val=""/>
+      <w:lvlJc w:val="left"/>
+      <w:pPr>
+        <w:ind w:left="5040" w:hanging="360"/>
+      </w:pPr>
+      <w:rPr>
+        <w:rFonts w:ascii="Symbol" w:hAnsi="Symbol" w:hint="default"/>
+      </w:rPr>
+    </w:lvl>
+    <w:lvl w:ilvl="7" w:tplc="04090003" w:tentative="1">
+      <w:start w:val="1"/>
+      <w:numFmt w:val="bullet"/>
+      <w:lvlText w:val="o"/>
+      <w:lvlJc w:val="left"/>
+      <w:pPr>
+        <w:ind w:left="5760" w:hanging="360"/>
+      </w:pPr>
+      <w:rPr>
+        <w:rFonts w:ascii="Courier New" w:hAnsi="Courier New" w:cs="Courier New" w:hint="default"/>
+      </w:rPr>
+    </w:lvl>
+    <w:lvl w:ilvl="8" w:tplc="04090005" w:tentative="1">
+      <w:start w:val="1"/>
+      <w:numFmt w:val="bullet"/>
+      <w:lvlText w:val=""/>
+      <w:lvlJc w:val="left"/>
+      <w:pPr>
+        <w:ind w:left="6480" w:hanging="360"/>
+      </w:pPr>
+      <w:rPr>
+        <w:rFonts w:ascii="Wingdings" w:hAnsi="Wingdings" w:hint="default"/>
+      </w:rPr>
+    </w:lvl>
+  </w:abstractNum>
+  <w:abstractNum w:abstractNumId="1" w15:restartNumberingAfterBreak="0">
+    <w:nsid w:val="063A1B69"/>
+    <w:multiLevelType w:val="multilevel"/>
+    <w:tmpl w:val="632AD1FE"/>
+    <w:lvl w:ilvl="0">
+      <w:start w:val="1"/>
+      <w:numFmt w:val="bullet"/>
+      <w:lvlText w:val=""/>
+      <w:lvlJc w:val="left"/>
+      <w:pPr>
+        <w:tabs>
+          <w:tab w:val="num" w:pos="720"/>
+        </w:tabs>
+        <w:ind w:left="720" w:hanging="360"/>
+      </w:pPr>
+      <w:rPr>
+        <w:rFonts w:ascii="Symbol" w:hAnsi="Symbol" w:hint="default"/>
+        <w:sz w:val="20"/>
+      </w:rPr>
+    </w:lvl>
+    <w:lvl w:ilvl="1" w:tentative="1">
+      <w:start w:val="1"/>
+      <w:numFmt w:val="bullet"/>
+      <w:lvlText w:val="o"/>
+      <w:lvlJc w:val="left"/>
+      <w:pPr>
+        <w:tabs>
+          <w:tab w:val="num" w:pos="1440"/>
+        </w:tabs>
+        <w:ind w:left="1440" w:hanging="360"/>
+      </w:pPr>
+      <w:rPr>
+        <w:rFonts w:ascii="Courier New" w:hAnsi="Courier New" w:hint="default"/>
+        <w:sz w:val="20"/>
+      </w:rPr>
+    </w:lvl>
+    <w:lvl w:ilvl="2" w:tentative="1">
+      <w:start w:val="1"/>
+      <w:numFmt w:val="bullet"/>
+      <w:lvlText w:val=""/>
+      <w:lvlJc w:val="left"/>
+      <w:pPr>
+        <w:tabs>
+          <w:tab w:val="num" w:pos="2160"/>
+        </w:tabs>
+        <w:ind w:left="2160" w:hanging="360"/>
+      </w:pPr>
+      <w:rPr>
+        <w:rFonts w:ascii="Wingdings" w:hAnsi="Wingdings" w:hint="default"/>
+        <w:sz w:val="20"/>
+      </w:rPr>
+    </w:lvl>
+    <w:lvl w:ilvl="3" w:tentative="1">
+      <w:start w:val="1"/>
+      <w:numFmt w:val="bullet"/>
+      <w:lvlText w:val=""/>
+      <w:lvlJc w:val="left"/>
+      <w:pPr>
+        <w:tabs>
+          <w:tab w:val="num" w:pos="2880"/>
+        </w:tabs>
+        <w:ind w:left="2880" w:hanging="360"/>
+      </w:pPr>
+      <w:rPr>
+        <w:rFonts w:ascii="Wingdings" w:hAnsi="Wingdings" w:hint="default"/>
+        <w:sz w:val="20"/>
+      </w:rPr>
+    </w:lvl>
+    <w:lvl w:ilvl="4" w:tentative="1">
+      <w:start w:val="1"/>
+      <w:numFmt w:val="bullet"/>
+      <w:lvlText w:val=""/>
+      <w:lvlJc w:val="left"/>
+      <w:pPr>
+        <w:tabs>
+          <w:tab w:val="num" w:pos="3600"/>
+        </w:tabs>
+        <w:ind w:left="3600" w:hanging="360"/>
+      </w:pPr>
+      <w:rPr>
+        <w:rFonts w:ascii="Wingdings" w:hAnsi="Wingdings" w:hint="default"/>
+        <w:sz w:val="20"/>
+      </w:rPr>
+    </w:lvl>
+    <w:lvl w:ilvl="5" w:tentative="1">
+      <w:start w:val="1"/>
+      <w:numFmt w:val="bullet"/>
+      <w:lvlText w:val=""/>
+      <w:lvlJc w:val="left"/>
+      <w:pPr>
+        <w:tabs>
+          <w:tab w:val="num" w:pos="4320"/>
+        </w:tabs>
+        <w:ind w:left="4320" w:hanging="360"/>
+      </w:pPr>
+      <w:rPr>
+        <w:rFonts w:ascii="Wingdings" w:hAnsi="Wingdings" w:hint="default"/>
+        <w:sz w:val="20"/>
+      </w:rPr>
+    </w:lvl>
+    <w:lvl w:ilvl="6" w:tentative="1">
+      <w:start w:val="1"/>
+      <w:numFmt w:val="bullet"/>
+      <w:lvlText w:val=""/>
+      <w:lvlJc w:val="left"/>
+      <w:pPr>
+        <w:tabs>
+          <w:tab w:val="num" w:pos="5040"/>
+        </w:tabs>
+        <w:ind w:left="5040" w:hanging="360"/>
+      </w:pPr>
+      <w:rPr>
+        <w:rFonts w:ascii="Wingdings" w:hAnsi="Wingdings" w:hint="default"/>
+        <w:sz w:val="20"/>
+      </w:rPr>
+    </w:lvl>
+    <w:lvl w:ilvl="7" w:tentative="1">
+      <w:start w:val="1"/>
+      <w:numFmt w:val="bullet"/>
+      <w:lvlText w:val=""/>
+      <w:lvlJc w:val="left"/>
+      <w:pPr>
+        <w:tabs>
+          <w:tab w:val="num" w:pos="5760"/>
+        </w:tabs>
+        <w:ind w:left="5760" w:hanging="360"/>
+      </w:pPr>
+      <w:rPr>
+        <w:rFonts w:ascii="Wingdings" w:hAnsi="Wingdings" w:hint="default"/>
+        <w:sz w:val="20"/>
+      </w:rPr>
+    </w:lvl>
+    <w:lvl w:ilvl="8" w:tentative="1">
+      <w:start w:val="1"/>
+      <w:numFmt w:val="bullet"/>
+      <w:lvlText w:val=""/>
+      <w:lvlJc w:val="left"/>
+      <w:pPr>
+        <w:tabs>
+          <w:tab w:val="num" w:pos="6480"/>
+        </w:tabs>
+        <w:ind w:left="6480" w:hanging="360"/>
+      </w:pPr>
+      <w:rPr>
+        <w:rFonts w:ascii="Wingdings" w:hAnsi="Wingdings" w:hint="default"/>
+        <w:sz w:val="20"/>
+      </w:rPr>
+    </w:lvl>
+  </w:abstractNum>
+  <w:abstractNum w:abstractNumId="2" w15:restartNumberingAfterBreak="0">
+    <w:nsid w:val="07421238"/>
+    <w:multiLevelType w:val="hybridMultilevel"/>
+    <w:tmpl w:val="1E364C2A"/>
+    <w:lvl w:ilvl="0" w:tplc="04090001">
+      <w:start w:val="1"/>
+      <w:numFmt w:val="bullet"/>
+      <w:lvlText w:val=""/>
+      <w:lvlJc w:val="left"/>
+      <w:pPr>
+        <w:ind w:left="1080" w:hanging="360"/>
+      </w:pPr>
+      <w:rPr>
+        <w:rFonts w:ascii="Symbol" w:hAnsi="Symbol" w:hint="default"/>
+      </w:rPr>
+    </w:lvl>
+    <w:lvl w:ilvl="1" w:tplc="04090003" w:tentative="1">
+      <w:start w:val="1"/>
+      <w:numFmt w:val="bullet"/>
+      <w:lvlText w:val="o"/>
+      <w:lvlJc w:val="left"/>
+      <w:pPr>
+        <w:ind w:left="1800" w:hanging="360"/>
+      </w:pPr>
+      <w:rPr>
+        <w:rFonts w:ascii="Courier New" w:hAnsi="Courier New" w:cs="Courier New" w:hint="default"/>
+      </w:rPr>
+    </w:lvl>
+    <w:lvl w:ilvl="2" w:tplc="04090005" w:tentative="1">
+      <w:start w:val="1"/>
+      <w:numFmt w:val="bullet"/>
+      <w:lvlText w:val=""/>
+      <w:lvlJc w:val="left"/>
+      <w:pPr>
+        <w:ind w:left="2520" w:hanging="360"/>
+      </w:pPr>
+      <w:rPr>
+        <w:rFonts w:ascii="Wingdings" w:hAnsi="Wingdings" w:hint="default"/>
+      </w:rPr>
+    </w:lvl>
+    <w:lvl w:ilvl="3" w:tplc="04090001" w:tentative="1">
+      <w:start w:val="1"/>
+      <w:numFmt w:val="bullet"/>
+      <w:lvlText w:val=""/>
+      <w:lvlJc w:val="left"/>
+      <w:pPr>
+        <w:ind w:left="3240" w:hanging="360"/>
+      </w:pPr>
+      <w:rPr>
+        <w:rFonts w:ascii="Symbol" w:hAnsi="Symbol" w:hint="default"/>
+      </w:rPr>
+    </w:lvl>
+    <w:lvl w:ilvl="4" w:tplc="04090003" w:tentative="1">
+      <w:start w:val="1"/>
+      <w:numFmt w:val="bullet"/>
+      <w:lvlText w:val="o"/>
+      <w:lvlJc w:val="left"/>
+      <w:pPr>
+        <w:ind w:left="3960" w:hanging="360"/>
+      </w:pPr>
+      <w:rPr>
+        <w:rFonts w:ascii="Courier New" w:hAnsi="Courier New" w:cs="Courier New" w:hint="default"/>
+      </w:rPr>
+    </w:lvl>
+    <w:lvl w:ilvl="5" w:tplc="04090005" w:tentative="1">
+      <w:start w:val="1"/>
+      <w:numFmt w:val="bullet"/>
+      <w:lvlText w:val=""/>
+      <w:lvlJc w:val="left"/>
+      <w:pPr>
+        <w:ind w:left="4680" w:hanging="360"/>
+      </w:pPr>
+      <w:rPr>
+        <w:rFonts w:ascii="Wingdings" w:hAnsi="Wingdings" w:hint="default"/>
+      </w:rPr>
+    </w:lvl>
+    <w:lvl w:ilvl="6" w:tplc="04090001" w:tentative="1">
+      <w:start w:val="1"/>
+      <w:numFmt w:val="bullet"/>
+      <w:lvlText w:val=""/>
+      <w:lvlJc w:val="left"/>
+      <w:pPr>
+        <w:ind w:left="5400" w:hanging="360"/>
+      </w:pPr>
+      <w:rPr>
+        <w:rFonts w:ascii="Symbol" w:hAnsi="Symbol" w:hint="default"/>
+      </w:rPr>
+    </w:lvl>
+    <w:lvl w:ilvl="7" w:tplc="04090003" w:tentative="1">
+      <w:start w:val="1"/>
+      <w:numFmt w:val="bullet"/>
+      <w:lvlText w:val="o"/>
+      <w:lvlJc w:val="left"/>
+      <w:pPr>
+        <w:ind w:left="6120" w:hanging="360"/>
+      </w:pPr>
+      <w:rPr>
+        <w:rFonts w:ascii="Courier New" w:hAnsi="Courier New" w:cs="Courier New" w:hint="default"/>
+      </w:rPr>
+    </w:lvl>
+    <w:lvl w:ilvl="8" w:tplc="04090005" w:tentative="1">
+      <w:start w:val="1"/>
+      <w:numFmt w:val="bullet"/>
+      <w:lvlText w:val=""/>
+      <w:lvlJc w:val="left"/>
+      <w:pPr>
+        <w:ind w:left="6840" w:hanging="360"/>
+      </w:pPr>
+      <w:rPr>
+        <w:rFonts w:ascii="Wingdings" w:hAnsi="Wingdings" w:hint="default"/>
+      </w:rPr>
+    </w:lvl>
+  </w:abstractNum>
+  <w:abstractNum w:abstractNumId="3" w15:restartNumberingAfterBreak="0">
+    <w:nsid w:val="085E2258"/>
+    <w:multiLevelType w:val="hybridMultilevel"/>
+    <w:tmpl w:val="7A3AA0A4"/>
+    <w:lvl w:ilvl="0" w:tplc="04090001">
+      <w:start w:val="1"/>
+      <w:numFmt w:val="bullet"/>
+      <w:lvlText w:val=""/>
+      <w:lvlJc w:val="left"/>
+      <w:pPr>
+        <w:ind w:left="720" w:hanging="360"/>
+      </w:pPr>
+      <w:rPr>
+        <w:rFonts w:ascii="Symbol" w:hAnsi="Symbol" w:hint="default"/>
+      </w:rPr>
+    </w:lvl>
+    <w:lvl w:ilvl="1" w:tplc="04090003" w:tentative="1">
+      <w:start w:val="1"/>
+      <w:numFmt w:val="bullet"/>
+      <w:lvlText w:val="o"/>
+      <w:lvlJc w:val="left"/>
+      <w:pPr>
+        <w:ind w:left="1440" w:hanging="360"/>
+      </w:pPr>
+      <w:rPr>
+        <w:rFonts w:ascii="Courier New" w:hAnsi="Courier New" w:cs="Courier New" w:hint="default"/>
+      </w:rPr>
+    </w:lvl>
+    <w:lvl w:ilvl="2" w:tplc="04090005" w:tentative="1">
+      <w:start w:val="1"/>
+      <w:numFmt w:val="bullet"/>
+      <w:lvlText w:val=""/>
+      <w:lvlJc w:val="left"/>
+      <w:pPr>
+        <w:ind w:left="2160" w:hanging="360"/>
+      </w:pPr>
+      <w:rPr>
+        <w:rFonts w:ascii="Wingdings" w:hAnsi="Wingdings" w:hint="default"/>
+      </w:rPr>
+    </w:lvl>
+    <w:lvl w:ilvl="3" w:tplc="04090001" w:tentative="1">
+      <w:start w:val="1"/>
+      <w:numFmt w:val="bullet"/>
+      <w:lvlText w:val=""/>
+      <w:lvlJc w:val="left"/>
+      <w:pPr>
+        <w:ind w:left="2880" w:hanging="360"/>
+      </w:pPr>
+      <w:rPr>
+        <w:rFonts w:ascii="Symbol" w:hAnsi="Symbol" w:hint="default"/>
+      </w:rPr>
+    </w:lvl>
+    <w:lvl w:ilvl="4" w:tplc="04090003" w:tentative="1">
+      <w:start w:val="1"/>
+      <w:numFmt w:val="bullet"/>
+      <w:lvlText w:val="o"/>
+      <w:lvlJc w:val="left"/>
+      <w:pPr>
+        <w:ind w:left="3600" w:hanging="360"/>
+      </w:pPr>
+      <w:rPr>
+        <w:rFonts w:ascii="Courier New" w:hAnsi="Courier New" w:cs="Courier New" w:hint="default"/>
+      </w:rPr>
+    </w:lvl>
+    <w:lvl w:ilvl="5" w:tplc="04090005" w:tentative="1">
+      <w:start w:val="1"/>
+      <w:numFmt w:val="bullet"/>
+      <w:lvlText w:val=""/>
+      <w:lvlJc w:val="left"/>
+      <w:pPr>
+        <w:ind w:left="4320" w:hanging="360"/>
+      </w:pPr>
+      <w:rPr>
+        <w:rFonts w:ascii="Wingdings" w:hAnsi="Wingdings" w:hint="default"/>
+      </w:rPr>
+    </w:lvl>
+    <w:lvl w:ilvl="6" w:tplc="04090001" w:tentative="1">
+      <w:start w:val="1"/>
+      <w:numFmt w:val="bullet"/>
+      <w:lvlText w:val=""/>
+      <w:lvlJc w:val="left"/>
+      <w:pPr>
+        <w:ind w:left="5040" w:hanging="360"/>
+      </w:pPr>
+      <w:rPr>
+        <w:rFonts w:ascii="Symbol" w:hAnsi="Symbol" w:hint="default"/>
+      </w:rPr>
+    </w:lvl>
+    <w:lvl w:ilvl="7" w:tplc="04090003" w:tentative="1">
+      <w:start w:val="1"/>
+      <w:numFmt w:val="bullet"/>
+      <w:lvlText w:val="o"/>
+      <w:lvlJc w:val="left"/>
+      <w:pPr>
+        <w:ind w:left="5760" w:hanging="360"/>
+      </w:pPr>
+      <w:rPr>
+        <w:rFonts w:ascii="Courier New" w:hAnsi="Courier New" w:cs="Courier New" w:hint="default"/>
+      </w:rPr>
+    </w:lvl>
+    <w:lvl w:ilvl="8" w:tplc="04090005" w:tentative="1">
+      <w:start w:val="1"/>
+      <w:numFmt w:val="bullet"/>
+      <w:lvlText w:val=""/>
+      <w:lvlJc w:val="left"/>
+      <w:pPr>
+        <w:ind w:left="6480" w:hanging="360"/>
+      </w:pPr>
+      <w:rPr>
+        <w:rFonts w:ascii="Wingdings" w:hAnsi="Wingdings" w:hint="default"/>
+      </w:rPr>
+    </w:lvl>
+  </w:abstractNum>
+  <w:abstractNum w:abstractNumId="4" w15:restartNumberingAfterBreak="0">
     <w:nsid w:val="0EB141FF"/>
     <w:multiLevelType w:val="hybridMultilevel"/>
     <w:tmpl w:val="3B080B50"/>
@@ -1166,7 +2864,7 @@
       </w:rPr>
     </w:lvl>
   </w:abstractNum>
-  <w:abstractNum w:abstractNumId="1" w15:restartNumberingAfterBreak="0">
+  <w:abstractNum w:abstractNumId="5" w15:restartNumberingAfterBreak="0">
     <w:nsid w:val="51225B39"/>
     <w:multiLevelType w:val="hybridMultilevel"/>
     <w:tmpl w:val="EBBACC98"/>
@@ -1279,11 +2977,327 @@
       </w:rPr>
     </w:lvl>
   </w:abstractNum>
+  <w:abstractNum w:abstractNumId="6" w15:restartNumberingAfterBreak="0">
+    <w:nsid w:val="5F1E4545"/>
+    <w:multiLevelType w:val="multilevel"/>
+    <w:tmpl w:val="3EBADE48"/>
+    <w:lvl w:ilvl="0">
+      <w:start w:val="1"/>
+      <w:numFmt w:val="bullet"/>
+      <w:lvlText w:val=""/>
+      <w:lvlJc w:val="left"/>
+      <w:pPr>
+        <w:tabs>
+          <w:tab w:val="num" w:pos="720"/>
+        </w:tabs>
+        <w:ind w:left="720" w:hanging="360"/>
+      </w:pPr>
+      <w:rPr>
+        <w:rFonts w:ascii="Symbol" w:hAnsi="Symbol" w:hint="default"/>
+        <w:sz w:val="20"/>
+      </w:rPr>
+    </w:lvl>
+    <w:lvl w:ilvl="1" w:tentative="1">
+      <w:start w:val="1"/>
+      <w:numFmt w:val="bullet"/>
+      <w:lvlText w:val="o"/>
+      <w:lvlJc w:val="left"/>
+      <w:pPr>
+        <w:tabs>
+          <w:tab w:val="num" w:pos="1440"/>
+        </w:tabs>
+        <w:ind w:left="1440" w:hanging="360"/>
+      </w:pPr>
+      <w:rPr>
+        <w:rFonts w:ascii="Courier New" w:hAnsi="Courier New" w:hint="default"/>
+        <w:sz w:val="20"/>
+      </w:rPr>
+    </w:lvl>
+    <w:lvl w:ilvl="2" w:tentative="1">
+      <w:start w:val="1"/>
+      <w:numFmt w:val="bullet"/>
+      <w:lvlText w:val=""/>
+      <w:lvlJc w:val="left"/>
+      <w:pPr>
+        <w:tabs>
+          <w:tab w:val="num" w:pos="2160"/>
+        </w:tabs>
+        <w:ind w:left="2160" w:hanging="360"/>
+      </w:pPr>
+      <w:rPr>
+        <w:rFonts w:ascii="Wingdings" w:hAnsi="Wingdings" w:hint="default"/>
+        <w:sz w:val="20"/>
+      </w:rPr>
+    </w:lvl>
+    <w:lvl w:ilvl="3" w:tentative="1">
+      <w:start w:val="1"/>
+      <w:numFmt w:val="bullet"/>
+      <w:lvlText w:val=""/>
+      <w:lvlJc w:val="left"/>
+      <w:pPr>
+        <w:tabs>
+          <w:tab w:val="num" w:pos="2880"/>
+        </w:tabs>
+        <w:ind w:left="2880" w:hanging="360"/>
+      </w:pPr>
+      <w:rPr>
+        <w:rFonts w:ascii="Wingdings" w:hAnsi="Wingdings" w:hint="default"/>
+        <w:sz w:val="20"/>
+      </w:rPr>
+    </w:lvl>
+    <w:lvl w:ilvl="4" w:tentative="1">
+      <w:start w:val="1"/>
+      <w:numFmt w:val="bullet"/>
+      <w:lvlText w:val=""/>
+      <w:lvlJc w:val="left"/>
+      <w:pPr>
+        <w:tabs>
+          <w:tab w:val="num" w:pos="3600"/>
+        </w:tabs>
+        <w:ind w:left="3600" w:hanging="360"/>
+      </w:pPr>
+      <w:rPr>
+        <w:rFonts w:ascii="Wingdings" w:hAnsi="Wingdings" w:hint="default"/>
+        <w:sz w:val="20"/>
+      </w:rPr>
+    </w:lvl>
+    <w:lvl w:ilvl="5" w:tentative="1">
+      <w:start w:val="1"/>
+      <w:numFmt w:val="bullet"/>
+      <w:lvlText w:val=""/>
+      <w:lvlJc w:val="left"/>
+      <w:pPr>
+        <w:tabs>
+          <w:tab w:val="num" w:pos="4320"/>
+        </w:tabs>
+        <w:ind w:left="4320" w:hanging="360"/>
+      </w:pPr>
+      <w:rPr>
+        <w:rFonts w:ascii="Wingdings" w:hAnsi="Wingdings" w:hint="default"/>
+        <w:sz w:val="20"/>
+      </w:rPr>
+    </w:lvl>
+    <w:lvl w:ilvl="6" w:tentative="1">
+      <w:start w:val="1"/>
+      <w:numFmt w:val="bullet"/>
+      <w:lvlText w:val=""/>
+      <w:lvlJc w:val="left"/>
+      <w:pPr>
+        <w:tabs>
+          <w:tab w:val="num" w:pos="5040"/>
+        </w:tabs>
+        <w:ind w:left="5040" w:hanging="360"/>
+      </w:pPr>
+      <w:rPr>
+        <w:rFonts w:ascii="Wingdings" w:hAnsi="Wingdings" w:hint="default"/>
+        <w:sz w:val="20"/>
+      </w:rPr>
+    </w:lvl>
+    <w:lvl w:ilvl="7" w:tentative="1">
+      <w:start w:val="1"/>
+      <w:numFmt w:val="bullet"/>
+      <w:lvlText w:val=""/>
+      <w:lvlJc w:val="left"/>
+      <w:pPr>
+        <w:tabs>
+          <w:tab w:val="num" w:pos="5760"/>
+        </w:tabs>
+        <w:ind w:left="5760" w:hanging="360"/>
+      </w:pPr>
+      <w:rPr>
+        <w:rFonts w:ascii="Wingdings" w:hAnsi="Wingdings" w:hint="default"/>
+        <w:sz w:val="20"/>
+      </w:rPr>
+    </w:lvl>
+    <w:lvl w:ilvl="8" w:tentative="1">
+      <w:start w:val="1"/>
+      <w:numFmt w:val="bullet"/>
+      <w:lvlText w:val=""/>
+      <w:lvlJc w:val="left"/>
+      <w:pPr>
+        <w:tabs>
+          <w:tab w:val="num" w:pos="6480"/>
+        </w:tabs>
+        <w:ind w:left="6480" w:hanging="360"/>
+      </w:pPr>
+      <w:rPr>
+        <w:rFonts w:ascii="Wingdings" w:hAnsi="Wingdings" w:hint="default"/>
+        <w:sz w:val="20"/>
+      </w:rPr>
+    </w:lvl>
+  </w:abstractNum>
+  <w:abstractNum w:abstractNumId="7" w15:restartNumberingAfterBreak="0">
+    <w:nsid w:val="70ED000C"/>
+    <w:multiLevelType w:val="multilevel"/>
+    <w:tmpl w:val="FBB6257E"/>
+    <w:lvl w:ilvl="0">
+      <w:start w:val="1"/>
+      <w:numFmt w:val="bullet"/>
+      <w:lvlText w:val=""/>
+      <w:lvlJc w:val="left"/>
+      <w:pPr>
+        <w:tabs>
+          <w:tab w:val="num" w:pos="720"/>
+        </w:tabs>
+        <w:ind w:left="720" w:hanging="360"/>
+      </w:pPr>
+      <w:rPr>
+        <w:rFonts w:ascii="Symbol" w:hAnsi="Symbol" w:hint="default"/>
+        <w:sz w:val="20"/>
+      </w:rPr>
+    </w:lvl>
+    <w:lvl w:ilvl="1" w:tentative="1">
+      <w:start w:val="1"/>
+      <w:numFmt w:val="bullet"/>
+      <w:lvlText w:val="o"/>
+      <w:lvlJc w:val="left"/>
+      <w:pPr>
+        <w:tabs>
+          <w:tab w:val="num" w:pos="1440"/>
+        </w:tabs>
+        <w:ind w:left="1440" w:hanging="360"/>
+      </w:pPr>
+      <w:rPr>
+        <w:rFonts w:ascii="Courier New" w:hAnsi="Courier New" w:hint="default"/>
+        <w:sz w:val="20"/>
+      </w:rPr>
+    </w:lvl>
+    <w:lvl w:ilvl="2" w:tentative="1">
+      <w:start w:val="1"/>
+      <w:numFmt w:val="bullet"/>
+      <w:lvlText w:val=""/>
+      <w:lvlJc w:val="left"/>
+      <w:pPr>
+        <w:tabs>
+          <w:tab w:val="num" w:pos="2160"/>
+        </w:tabs>
+        <w:ind w:left="2160" w:hanging="360"/>
+      </w:pPr>
+      <w:rPr>
+        <w:rFonts w:ascii="Wingdings" w:hAnsi="Wingdings" w:hint="default"/>
+        <w:sz w:val="20"/>
+      </w:rPr>
+    </w:lvl>
+    <w:lvl w:ilvl="3" w:tentative="1">
+      <w:start w:val="1"/>
+      <w:numFmt w:val="bullet"/>
+      <w:lvlText w:val=""/>
+      <w:lvlJc w:val="left"/>
+      <w:pPr>
+        <w:tabs>
+          <w:tab w:val="num" w:pos="2880"/>
+        </w:tabs>
+        <w:ind w:left="2880" w:hanging="360"/>
+      </w:pPr>
+      <w:rPr>
+        <w:rFonts w:ascii="Wingdings" w:hAnsi="Wingdings" w:hint="default"/>
+        <w:sz w:val="20"/>
+      </w:rPr>
+    </w:lvl>
+    <w:lvl w:ilvl="4" w:tentative="1">
+      <w:start w:val="1"/>
+      <w:numFmt w:val="bullet"/>
+      <w:lvlText w:val=""/>
+      <w:lvlJc w:val="left"/>
+      <w:pPr>
+        <w:tabs>
+          <w:tab w:val="num" w:pos="3600"/>
+        </w:tabs>
+        <w:ind w:left="3600" w:hanging="360"/>
+      </w:pPr>
+      <w:rPr>
+        <w:rFonts w:ascii="Wingdings" w:hAnsi="Wingdings" w:hint="default"/>
+        <w:sz w:val="20"/>
+      </w:rPr>
+    </w:lvl>
+    <w:lvl w:ilvl="5" w:tentative="1">
+      <w:start w:val="1"/>
+      <w:numFmt w:val="bullet"/>
+      <w:lvlText w:val=""/>
+      <w:lvlJc w:val="left"/>
+      <w:pPr>
+        <w:tabs>
+          <w:tab w:val="num" w:pos="4320"/>
+        </w:tabs>
+        <w:ind w:left="4320" w:hanging="360"/>
+      </w:pPr>
+      <w:rPr>
+        <w:rFonts w:ascii="Wingdings" w:hAnsi="Wingdings" w:hint="default"/>
+        <w:sz w:val="20"/>
+      </w:rPr>
+    </w:lvl>
+    <w:lvl w:ilvl="6" w:tentative="1">
+      <w:start w:val="1"/>
+      <w:numFmt w:val="bullet"/>
+      <w:lvlText w:val=""/>
+      <w:lvlJc w:val="left"/>
+      <w:pPr>
+        <w:tabs>
+          <w:tab w:val="num" w:pos="5040"/>
+        </w:tabs>
+        <w:ind w:left="5040" w:hanging="360"/>
+      </w:pPr>
+      <w:rPr>
+        <w:rFonts w:ascii="Wingdings" w:hAnsi="Wingdings" w:hint="default"/>
+        <w:sz w:val="20"/>
+      </w:rPr>
+    </w:lvl>
+    <w:lvl w:ilvl="7" w:tentative="1">
+      <w:start w:val="1"/>
+      <w:numFmt w:val="bullet"/>
+      <w:lvlText w:val=""/>
+      <w:lvlJc w:val="left"/>
+      <w:pPr>
+        <w:tabs>
+          <w:tab w:val="num" w:pos="5760"/>
+        </w:tabs>
+        <w:ind w:left="5760" w:hanging="360"/>
+      </w:pPr>
+      <w:rPr>
+        <w:rFonts w:ascii="Wingdings" w:hAnsi="Wingdings" w:hint="default"/>
+        <w:sz w:val="20"/>
+      </w:rPr>
+    </w:lvl>
+    <w:lvl w:ilvl="8" w:tentative="1">
+      <w:start w:val="1"/>
+      <w:numFmt w:val="bullet"/>
+      <w:lvlText w:val=""/>
+      <w:lvlJc w:val="left"/>
+      <w:pPr>
+        <w:tabs>
+          <w:tab w:val="num" w:pos="6480"/>
+        </w:tabs>
+        <w:ind w:left="6480" w:hanging="360"/>
+      </w:pPr>
+      <w:rPr>
+        <w:rFonts w:ascii="Wingdings" w:hAnsi="Wingdings" w:hint="default"/>
+        <w:sz w:val="20"/>
+      </w:rPr>
+    </w:lvl>
+  </w:abstractNum>
   <w:num w:numId="1" w16cid:durableId="1804500660">
-    <w:abstractNumId w:val="0"/>
+    <w:abstractNumId w:val="4"/>
   </w:num>
   <w:num w:numId="2" w16cid:durableId="1667660546">
+    <w:abstractNumId w:val="5"/>
+  </w:num>
+  <w:num w:numId="3" w16cid:durableId="897856655">
+    <w:abstractNumId w:val="3"/>
+  </w:num>
+  <w:num w:numId="4" w16cid:durableId="1658605146">
+    <w:abstractNumId w:val="7"/>
+  </w:num>
+  <w:num w:numId="5" w16cid:durableId="1039167606">
     <w:abstractNumId w:val="1"/>
+  </w:num>
+  <w:num w:numId="6" w16cid:durableId="94907493">
+    <w:abstractNumId w:val="6"/>
+  </w:num>
+  <w:num w:numId="7" w16cid:durableId="1186947418">
+    <w:abstractNumId w:val="2"/>
+  </w:num>
+  <w:num w:numId="8" w16cid:durableId="1172909018">
+    <w:abstractNumId w:val="0"/>
   </w:num>
 </w:numbering>
 </file>
@@ -1716,7 +3730,6 @@
     <w:next w:val="Normal"/>
     <w:link w:val="Heading2Char"/>
     <w:uiPriority w:val="9"/>
-    <w:semiHidden/>
     <w:unhideWhenUsed/>
     <w:qFormat/>
     <w:rsid w:val="008D0E3B"/>
@@ -1891,7 +3904,6 @@
   <w:style w:type="character" w:default="1" w:styleId="DefaultParagraphFont">
     <w:name w:val="Default Paragraph Font"/>
     <w:uiPriority w:val="1"/>
-    <w:semiHidden/>
     <w:unhideWhenUsed/>
   </w:style>
   <w:style w:type="table" w:default="1" w:styleId="TableNormal">
@@ -1933,7 +3945,6 @@
     <w:basedOn w:val="DefaultParagraphFont"/>
     <w:link w:val="Heading2"/>
     <w:uiPriority w:val="9"/>
-    <w:semiHidden/>
     <w:rsid w:val="008D0E3B"/>
     <w:rPr>
       <w:rFonts w:asciiTheme="majorHAnsi" w:eastAsiaTheme="majorEastAsia" w:hAnsiTheme="majorHAnsi" w:cstheme="majorBidi"/>
@@ -2203,6 +4214,149 @@
       <w:smallCaps/>
       <w:color w:val="0F4761" w:themeColor="accent1" w:themeShade="BF"/>
       <w:spacing w:val="5"/>
+    </w:rPr>
+  </w:style>
+  <w:style w:type="paragraph" w:styleId="Header">
+    <w:name w:val="header"/>
+    <w:basedOn w:val="Normal"/>
+    <w:link w:val="HeaderChar"/>
+    <w:uiPriority w:val="99"/>
+    <w:unhideWhenUsed/>
+    <w:rsid w:val="00A2184F"/>
+    <w:pPr>
+      <w:tabs>
+        <w:tab w:val="center" w:pos="4680"/>
+        <w:tab w:val="right" w:pos="9360"/>
+      </w:tabs>
+      <w:spacing w:after="0" w:line="240" w:lineRule="auto"/>
+    </w:pPr>
+  </w:style>
+  <w:style w:type="character" w:customStyle="1" w:styleId="HeaderChar">
+    <w:name w:val="Header Char"/>
+    <w:basedOn w:val="DefaultParagraphFont"/>
+    <w:link w:val="Header"/>
+    <w:uiPriority w:val="99"/>
+    <w:rsid w:val="00A2184F"/>
+  </w:style>
+  <w:style w:type="paragraph" w:styleId="Footer">
+    <w:name w:val="footer"/>
+    <w:basedOn w:val="Normal"/>
+    <w:link w:val="FooterChar"/>
+    <w:uiPriority w:val="99"/>
+    <w:unhideWhenUsed/>
+    <w:rsid w:val="00A2184F"/>
+    <w:pPr>
+      <w:tabs>
+        <w:tab w:val="center" w:pos="4680"/>
+        <w:tab w:val="right" w:pos="9360"/>
+      </w:tabs>
+      <w:spacing w:after="0" w:line="240" w:lineRule="auto"/>
+    </w:pPr>
+  </w:style>
+  <w:style w:type="character" w:customStyle="1" w:styleId="FooterChar">
+    <w:name w:val="Footer Char"/>
+    <w:basedOn w:val="DefaultParagraphFont"/>
+    <w:link w:val="Footer"/>
+    <w:uiPriority w:val="99"/>
+    <w:rsid w:val="00A2184F"/>
+  </w:style>
+  <w:style w:type="table" w:styleId="GridTable4-Accent2">
+    <w:name w:val="Grid Table 4 Accent 2"/>
+    <w:basedOn w:val="TableNormal"/>
+    <w:uiPriority w:val="49"/>
+    <w:rsid w:val="000F23A1"/>
+    <w:pPr>
+      <w:spacing w:after="0" w:line="240" w:lineRule="auto"/>
+    </w:pPr>
+    <w:tblPr>
+      <w:tblStyleRowBandSize w:val="1"/>
+      <w:tblStyleColBandSize w:val="1"/>
+      <w:tblBorders>
+        <w:top w:val="single" w:sz="4" w:space="0" w:color="F1A983" w:themeColor="accent2" w:themeTint="99"/>
+        <w:left w:val="single" w:sz="4" w:space="0" w:color="F1A983" w:themeColor="accent2" w:themeTint="99"/>
+        <w:bottom w:val="single" w:sz="4" w:space="0" w:color="F1A983" w:themeColor="accent2" w:themeTint="99"/>
+        <w:right w:val="single" w:sz="4" w:space="0" w:color="F1A983" w:themeColor="accent2" w:themeTint="99"/>
+        <w:insideH w:val="single" w:sz="4" w:space="0" w:color="F1A983" w:themeColor="accent2" w:themeTint="99"/>
+        <w:insideV w:val="single" w:sz="4" w:space="0" w:color="F1A983" w:themeColor="accent2" w:themeTint="99"/>
+      </w:tblBorders>
+    </w:tblPr>
+    <w:tblStylePr w:type="firstRow">
+      <w:rPr>
+        <w:b/>
+        <w:bCs/>
+        <w:color w:val="FFFFFF" w:themeColor="background1"/>
+      </w:rPr>
+      <w:tblPr/>
+      <w:tcPr>
+        <w:tcBorders>
+          <w:top w:val="single" w:sz="4" w:space="0" w:color="E97132" w:themeColor="accent2"/>
+          <w:left w:val="single" w:sz="4" w:space="0" w:color="E97132" w:themeColor="accent2"/>
+          <w:bottom w:val="single" w:sz="4" w:space="0" w:color="E97132" w:themeColor="accent2"/>
+          <w:right w:val="single" w:sz="4" w:space="0" w:color="E97132" w:themeColor="accent2"/>
+          <w:insideH w:val="nil"/>
+          <w:insideV w:val="nil"/>
+        </w:tcBorders>
+        <w:shd w:val="clear" w:color="auto" w:fill="E97132" w:themeFill="accent2"/>
+      </w:tcPr>
+    </w:tblStylePr>
+    <w:tblStylePr w:type="lastRow">
+      <w:rPr>
+        <w:b/>
+        <w:bCs/>
+      </w:rPr>
+      <w:tblPr/>
+      <w:tcPr>
+        <w:tcBorders>
+          <w:top w:val="double" w:sz="4" w:space="0" w:color="E97132" w:themeColor="accent2"/>
+        </w:tcBorders>
+      </w:tcPr>
+    </w:tblStylePr>
+    <w:tblStylePr w:type="firstCol">
+      <w:rPr>
+        <w:b/>
+        <w:bCs/>
+      </w:rPr>
+    </w:tblStylePr>
+    <w:tblStylePr w:type="lastCol">
+      <w:rPr>
+        <w:b/>
+        <w:bCs/>
+      </w:rPr>
+    </w:tblStylePr>
+    <w:tblStylePr w:type="band1Vert">
+      <w:tblPr/>
+      <w:tcPr>
+        <w:shd w:val="clear" w:color="auto" w:fill="FAE2D5" w:themeFill="accent2" w:themeFillTint="33"/>
+      </w:tcPr>
+    </w:tblStylePr>
+    <w:tblStylePr w:type="band1Horz">
+      <w:tblPr/>
+      <w:tcPr>
+        <w:shd w:val="clear" w:color="auto" w:fill="FAE2D5" w:themeFill="accent2" w:themeFillTint="33"/>
+      </w:tcPr>
+    </w:tblStylePr>
+  </w:style>
+  <w:style w:type="character" w:styleId="Hyperlink">
+    <w:name w:val="Hyperlink"/>
+    <w:basedOn w:val="DefaultParagraphFont"/>
+    <w:uiPriority w:val="99"/>
+    <w:unhideWhenUsed/>
+    <w:rsid w:val="000F23A1"/>
+    <w:rPr>
+      <w:color w:val="467886" w:themeColor="hyperlink"/>
+      <w:u w:val="single"/>
+    </w:rPr>
+  </w:style>
+  <w:style w:type="character" w:styleId="UnresolvedMention">
+    <w:name w:val="Unresolved Mention"/>
+    <w:basedOn w:val="DefaultParagraphFont"/>
+    <w:uiPriority w:val="99"/>
+    <w:semiHidden/>
+    <w:unhideWhenUsed/>
+    <w:rsid w:val="000F23A1"/>
+    <w:rPr>
+      <w:color w:val="605E5C"/>
+      <w:shd w:val="clear" w:color="auto" w:fill="E1DFDD"/>
     </w:rPr>
   </w:style>
 </w:styles>

--- a/Documentation-Quality-Pipeline-Case-Study.docx
+++ b/Documentation-Quality-Pipeline-Case-Study.docx
@@ -1720,26 +1720,13 @@
     </w:p>
     <w:p>
       <w:r>
-        <w:t xml:space="preserve">The </w:t>
-      </w:r>
-      <w:r>
-        <w:rPr>
-          <w:b/>
-          <w:bCs/>
-        </w:rPr>
-        <w:t>Language Server Protocol (LSP)</w:t>
-      </w:r>
-      <w:r>
-        <w:t xml:space="preserve"> defines the protocol used between an editor or IDE and a language server that provides language features like auto complete, go to definition, find all references etc. The goal of the Language Server Index Format (LSIF, pronounced like "else if") is to support rich code navigation in development tools or a Web UI without needing a local copy of the source code.</w:t>
-      </w:r>
-    </w:p>
-    <w:p>
-      <w:r>
-        <w:lastRenderedPageBreak/>
+        <w:rPr>
+          <w:noProof/>
+        </w:rPr>
         <w:drawing>
-          <wp:inline distT="0" distB="0" distL="0" distR="0" wp14:anchorId="20755592" wp14:editId="79559F14">
-            <wp:extent cx="4332281" cy="3671793"/>
-            <wp:effectExtent l="0" t="0" r="0" b="5080"/>
+          <wp:inline distT="0" distB="0" distL="0" distR="0" wp14:anchorId="20755592" wp14:editId="01D49108">
+            <wp:extent cx="2874776" cy="2436496"/>
+            <wp:effectExtent l="0" t="0" r="1905" b="1905"/>
             <wp:docPr id="2102125119" name="Picture 1"/>
             <wp:cNvGraphicFramePr>
               <a:graphicFrameLocks xmlns:a="http://schemas.openxmlformats.org/drawingml/2006/main" noChangeAspect="1"/>
@@ -1760,7 +1747,7 @@
                   <pic:spPr>
                     <a:xfrm>
                       <a:off x="0" y="0"/>
-                      <a:ext cx="4335241" cy="3674302"/>
+                      <a:ext cx="2881516" cy="2442209"/>
                     </a:xfrm>
                     <a:prstGeom prst="rect">
                       <a:avLst/>
@@ -1785,7 +1772,11 @@
         <w:t>Language Server Protocol (LSP)</w:t>
       </w:r>
       <w:r>
-        <w:t xml:space="preserve"> defines the protocol used between an editor or IDE and a language server that provides language features like auto complete, go to definition, find all references etc. The goal of the Language Server Index Format (LSIF, pronounced like "else if") is to support rich code navigation in development tools or a Web UI without needing a local copy of the source code.</w:t>
+        <w:t xml:space="preserve"> defines the protocol used between an editor or IDE and a language server that provides language features like auto complete, go to definition, find all references etc. The goal of the Language Server Index Format (LSIF, pronounced like </w:t>
+      </w:r>
+      <w:r>
+        <w:lastRenderedPageBreak/>
+        <w:t>"else if") is to support rich code navigation in development tools or a Web UI without needing a local copy of the source code.</w:t>
       </w:r>
     </w:p>
     <w:p>
@@ -1810,43 +1801,67 @@
         <w:t xml:space="preserve"> Vale-ls allows these features for Vale</w:t>
       </w:r>
     </w:p>
-    <w:p/>
-    <w:p>
-      <w:pPr>
-        <w:rPr>
-          <w:b/>
-          <w:bCs/>
-        </w:rPr>
-      </w:pPr>
-      <w:r>
-        <w:rPr>
-          <w:b/>
-          <w:bCs/>
-        </w:rPr>
-        <w:t>Install Vale with NPM</w:t>
-      </w:r>
-    </w:p>
-    <w:p>
+    <w:p>
+      <w:pPr>
+        <w:pStyle w:val="Heading2"/>
+      </w:pPr>
+      <w:r>
+        <w:t>Tasks Completed</w:t>
+      </w:r>
+    </w:p>
+    <w:p>
+      <w:proofErr w:type="gramStart"/>
+      <w:r>
+        <w:t>Install</w:t>
+      </w:r>
+      <w:r>
+        <w:t>ed</w:t>
+      </w:r>
+      <w:r>
+        <w:t xml:space="preserve"> Vale with NPM</w:t>
+      </w:r>
+      <w:proofErr w:type="gramEnd"/>
+    </w:p>
+    <w:p>
+      <w:pPr>
+        <w:rPr>
+          <w:b/>
+          <w:bCs/>
+        </w:rPr>
+      </w:pPr>
       <w:proofErr w:type="spellStart"/>
       <w:r>
+        <w:rPr>
+          <w:b/>
+          <w:bCs/>
+        </w:rPr>
         <w:t>npm</w:t>
       </w:r>
       <w:proofErr w:type="spellEnd"/>
       <w:r>
+        <w:rPr>
+          <w:b/>
+          <w:bCs/>
+        </w:rPr>
         <w:t xml:space="preserve"> install --save-</w:t>
       </w:r>
       <w:proofErr w:type="gramStart"/>
       <w:r>
+        <w:rPr>
+          <w:b/>
+          <w:bCs/>
+        </w:rPr>
         <w:t>dev @</w:t>
       </w:r>
       <w:proofErr w:type="gramEnd"/>
       <w:r>
+        <w:rPr>
+          <w:b/>
+          <w:bCs/>
+        </w:rPr>
         <w:t>vvago/vale</w:t>
       </w:r>
     </w:p>
-    <w:p/>
-    <w:p/>
-    <w:p/>
     <w:p>
       <w:proofErr w:type="gramStart"/>
       <w:r>
@@ -1882,7 +1897,6 @@
           <w:b/>
           <w:bCs/>
         </w:rPr>
-        <w:lastRenderedPageBreak/>
         <w:t>StylesPath</w:t>
       </w:r>
       <w:proofErr w:type="spellEnd"/>
@@ -1944,16 +1958,21 @@
         <w:t>[*.md] applies the styles that follow it to Markdown files. Vale is built in; Microsoft is the package.</w:t>
       </w:r>
     </w:p>
-    <w:p/>
-    <w:p>
-      <w:pPr>
-        <w:rPr>
-          <w:b/>
-          <w:bCs/>
-        </w:rPr>
-      </w:pPr>
-      <w:r>
-        <w:t xml:space="preserve">Download styles with </w:t>
+    <w:p>
+      <w:pPr>
+        <w:rPr>
+          <w:b/>
+          <w:bCs/>
+        </w:rPr>
+      </w:pPr>
+      <w:r>
+        <w:t>Download</w:t>
+      </w:r>
+      <w:r>
+        <w:t>ed</w:t>
+      </w:r>
+      <w:r>
+        <w:t xml:space="preserve"> styles with </w:t>
       </w:r>
       <w:r>
         <w:rPr>
@@ -1965,7 +1984,13 @@
     </w:p>
     <w:p>
       <w:r>
-        <w:t xml:space="preserve">Lint with </w:t>
+        <w:t>Lint</w:t>
+      </w:r>
+      <w:r>
+        <w:t>ed</w:t>
+      </w:r>
+      <w:r>
+        <w:t xml:space="preserve"> with </w:t>
       </w:r>
       <w:proofErr w:type="gramStart"/>
       <w:r>
@@ -1977,12 +2002,24 @@
       </w:r>
     </w:p>
     <w:p>
+      <w:pPr>
+        <w:pStyle w:val="ListParagraph"/>
+        <w:numPr>
+          <w:ilvl w:val="0"/>
+          <w:numId w:val="9"/>
+        </w:numPr>
+      </w:pPr>
       <w:r>
         <w:t>Single File</w:t>
       </w:r>
     </w:p>
     <w:p>
       <w:pPr>
+        <w:pStyle w:val="ListParagraph"/>
+        <w:numPr>
+          <w:ilvl w:val="1"/>
+          <w:numId w:val="9"/>
+        </w:numPr>
         <w:rPr>
           <w:b/>
           <w:bCs/>
@@ -1997,12 +2034,24 @@
       </w:r>
     </w:p>
     <w:p>
+      <w:pPr>
+        <w:pStyle w:val="ListParagraph"/>
+        <w:numPr>
+          <w:ilvl w:val="0"/>
+          <w:numId w:val="9"/>
+        </w:numPr>
+      </w:pPr>
       <w:r>
         <w:t>Directory or Glob</w:t>
       </w:r>
     </w:p>
     <w:p>
       <w:pPr>
+        <w:pStyle w:val="ListParagraph"/>
+        <w:numPr>
+          <w:ilvl w:val="1"/>
+          <w:numId w:val="9"/>
+        </w:numPr>
         <w:rPr>
           <w:b/>
           <w:bCs/>
@@ -2018,6 +2067,11 @@
     </w:p>
     <w:p>
       <w:pPr>
+        <w:pStyle w:val="ListParagraph"/>
+        <w:numPr>
+          <w:ilvl w:val="1"/>
+          <w:numId w:val="9"/>
+        </w:numPr>
         <w:rPr>
           <w:b/>
           <w:bCs/>
@@ -2040,7 +2094,6 @@
       </w:r>
       <w:proofErr w:type="gramEnd"/>
     </w:p>
-    <w:p/>
     <w:p>
       <w:r>
         <w:t xml:space="preserve">Severity matters for automation. </w:t>
@@ -2056,8 +2109,6 @@
         <w:t>, so a CI job fails on errors and passes with warnings and suggestions</w:t>
       </w:r>
     </w:p>
-    <w:p/>
-    <w:p/>
     <w:p>
       <w:r>
         <w:t>Linted my Markdown site with Vale based on Vale and Microsoft styles</w:t>
@@ -2065,6 +2116,9 @@
     </w:p>
     <w:p>
       <w:r>
+        <w:rPr>
+          <w:noProof/>
+        </w:rPr>
         <w:drawing>
           <wp:inline distT="0" distB="0" distL="0" distR="0" wp14:anchorId="6C147B8A" wp14:editId="68D446B4">
             <wp:extent cx="2657846" cy="1409897"/>
@@ -2103,10 +2157,10 @@
       </w:r>
     </w:p>
     <w:p>
-      <w:pPr>
-        <w:pStyle w:val="Heading1"/>
-      </w:pPr>
-      <w:r>
+      <w:r>
+        <w:rPr>
+          <w:noProof/>
+        </w:rPr>
         <w:lastRenderedPageBreak/>
         <w:drawing>
           <wp:inline distT="0" distB="0" distL="0" distR="0" wp14:anchorId="0750CDA1" wp14:editId="3526C5EB">
@@ -2147,6 +2201,146 @@
     </w:p>
     <w:p>
       <w:pPr>
+        <w:pStyle w:val="Heading2"/>
+      </w:pPr>
+      <w:r>
+        <w:lastRenderedPageBreak/>
+        <w:t>Styles</w:t>
+      </w:r>
+    </w:p>
+    <w:p>
+      <w:r>
+        <w:t xml:space="preserve">Rule </w:t>
+      </w:r>
+    </w:p>
+    <w:p>
+      <w:r>
+        <w:t>A rule is 4 decisions:</w:t>
+      </w:r>
+    </w:p>
+    <w:p>
+      <w:pPr>
+        <w:pStyle w:val="ListParagraph"/>
+        <w:numPr>
+          <w:ilvl w:val="0"/>
+          <w:numId w:val="10"/>
+        </w:numPr>
+      </w:pPr>
+      <w:r>
+        <w:t xml:space="preserve">Which </w:t>
+      </w:r>
+      <w:r>
+        <w:rPr>
+          <w:b/>
+          <w:bCs/>
+          <w:i/>
+          <w:iCs/>
+        </w:rPr>
+        <w:t>check</w:t>
+      </w:r>
+      <w:r>
+        <w:t xml:space="preserve"> runs</w:t>
+      </w:r>
+      <w:r>
+        <w:t xml:space="preserve"> - </w:t>
+      </w:r>
+      <w:r>
+        <w:t xml:space="preserve">which says what kind of thing is wrong: a pattern that must not appear, a word that must be spelled one way, a count that must not be exceeded. </w:t>
+      </w:r>
+    </w:p>
+    <w:p>
+      <w:pPr>
+        <w:pStyle w:val="ListParagraph"/>
+        <w:numPr>
+          <w:ilvl w:val="0"/>
+          <w:numId w:val="10"/>
+        </w:numPr>
+      </w:pPr>
+      <w:r>
+        <w:t xml:space="preserve">Which </w:t>
+      </w:r>
+      <w:r>
+        <w:rPr>
+          <w:b/>
+          <w:bCs/>
+          <w:i/>
+          <w:iCs/>
+        </w:rPr>
+        <w:t>scope</w:t>
+      </w:r>
+      <w:r>
+        <w:t xml:space="preserve"> it runs on</w:t>
+      </w:r>
+      <w:r>
+        <w:t xml:space="preserve"> </w:t>
+      </w:r>
+      <w:proofErr w:type="gramStart"/>
+      <w:r>
+        <w:t xml:space="preserve">- </w:t>
+      </w:r>
+      <w:r>
+        <w:t xml:space="preserve"> which</w:t>
+      </w:r>
+      <w:proofErr w:type="gramEnd"/>
+      <w:r>
+        <w:t xml:space="preserve"> says where to look: every sentence, only the headings, one section of the document. </w:t>
+      </w:r>
+    </w:p>
+    <w:p>
+      <w:pPr>
+        <w:pStyle w:val="ListParagraph"/>
+        <w:numPr>
+          <w:ilvl w:val="0"/>
+          <w:numId w:val="10"/>
+        </w:numPr>
+      </w:pPr>
+      <w:r>
+        <w:t xml:space="preserve">What the </w:t>
+      </w:r>
+      <w:r>
+        <w:rPr>
+          <w:b/>
+          <w:bCs/>
+          <w:i/>
+          <w:iCs/>
+        </w:rPr>
+        <w:t>message</w:t>
+      </w:r>
+      <w:r>
+        <w:t xml:space="preserve"> says when it fires. </w:t>
+      </w:r>
+    </w:p>
+    <w:p>
+      <w:pPr>
+        <w:pStyle w:val="ListParagraph"/>
+        <w:numPr>
+          <w:ilvl w:val="0"/>
+          <w:numId w:val="10"/>
+        </w:numPr>
+      </w:pPr>
+      <w:r>
+        <w:t>W</w:t>
+      </w:r>
+      <w:r>
+        <w:t xml:space="preserve">hen there is one right answer, what the </w:t>
+      </w:r>
+      <w:r>
+        <w:rPr>
+          <w:b/>
+          <w:bCs/>
+          <w:i/>
+          <w:iCs/>
+        </w:rPr>
+        <w:t>action</w:t>
+      </w:r>
+      <w:r>
+        <w:t xml:space="preserve"> is that fixes it.</w:t>
+      </w:r>
+    </w:p>
+    <w:p/>
+    <w:p/>
+    <w:p>
+      <w:pPr>
         <w:pStyle w:val="Heading1"/>
       </w:pPr>
       <w:r>
@@ -2155,7 +2349,6 @@
     </w:p>
     <w:p>
       <w:r>
-        <w:lastRenderedPageBreak/>
         <w:t>2 main data structures:</w:t>
       </w:r>
     </w:p>
@@ -2196,10 +2389,139 @@
     </w:p>
     <w:p>
       <w:r>
+        <w:tab/>
+      </w:r>
+      <w:r>
+        <w:t>Follows standard arithmetic and algebra</w:t>
+      </w:r>
+    </w:p>
+    <w:p>
+      <w:r>
+        <w:tab/>
+      </w:r>
+      <w:r>
+        <w:t>Standard variables (e.g., T, m, v)</w:t>
+      </w:r>
+    </w:p>
+    <w:p>
+      <w:r>
+        <w:tab/>
+        <w:t xml:space="preserve">E.g. </w:t>
+      </w:r>
+      <w:r>
+        <w:t>Mass, temperature, time, volume, speed, distance, and energy.</w:t>
+      </w:r>
+    </w:p>
+    <w:p>
+      <w:r>
         <w:t>Vector – has both magnitude and direction</w:t>
       </w:r>
     </w:p>
+    <w:p>
+      <w:r>
+        <w:tab/>
+      </w:r>
+      <w:r>
+        <w:t>Follows vector algebra (e.g., tip-to-tail addition)</w:t>
+      </w:r>
+    </w:p>
+    <w:p>
+      <w:pPr>
+        <w:rPr>
+          <w:rFonts w:ascii="Roboto" w:eastAsia="Times New Roman" w:hAnsi="Roboto" w:cs="Times New Roman"/>
+          <w:kern w:val="0"/>
+          <w:sz w:val="21"/>
+          <w:szCs w:val="21"/>
+          <w14:ligatures w14:val="none"/>
+        </w:rPr>
+      </w:pPr>
+      <w:r>
+        <w:tab/>
+      </w:r>
+      <w:r>
+        <w:rPr>
+          <w:rFonts w:ascii="Roboto" w:eastAsia="Times New Roman" w:hAnsi="Roboto" w:cs="Times New Roman"/>
+          <w:kern w:val="0"/>
+          <w:sz w:val="21"/>
+          <w:szCs w:val="21"/>
+          <w14:ligatures w14:val="none"/>
+        </w:rPr>
+        <w:t>Bold text or variables with an arrow (\(\</w:t>
+      </w:r>
+      <w:proofErr w:type="spellStart"/>
+      <w:r>
+        <w:rPr>
+          <w:rFonts w:ascii="Roboto" w:eastAsia="Times New Roman" w:hAnsi="Roboto" w:cs="Times New Roman"/>
+          <w:kern w:val="0"/>
+          <w:sz w:val="21"/>
+          <w:szCs w:val="21"/>
+          <w14:ligatures w14:val="none"/>
+        </w:rPr>
+        <w:t>vec</w:t>
+      </w:r>
+      <w:proofErr w:type="spellEnd"/>
+      <w:r>
+        <w:rPr>
+          <w:rFonts w:ascii="Roboto" w:eastAsia="Times New Roman" w:hAnsi="Roboto" w:cs="Times New Roman"/>
+          <w:kern w:val="0"/>
+          <w:sz w:val="21"/>
+          <w:szCs w:val="21"/>
+          <w14:ligatures w14:val="none"/>
+        </w:rPr>
+        <w:t>{v}\))</w:t>
+      </w:r>
+    </w:p>
+    <w:p>
+      <w:pPr>
+        <w:rPr>
+          <w:rFonts w:ascii="Roboto" w:eastAsia="Times New Roman" w:hAnsi="Roboto" w:cs="Times New Roman"/>
+          <w:kern w:val="0"/>
+          <w:sz w:val="21"/>
+          <w:szCs w:val="21"/>
+          <w14:ligatures w14:val="none"/>
+        </w:rPr>
+      </w:pPr>
+      <w:r>
+        <w:rPr>
+          <w:rFonts w:ascii="Roboto" w:eastAsia="Times New Roman" w:hAnsi="Roboto" w:cs="Times New Roman"/>
+          <w:kern w:val="0"/>
+          <w:sz w:val="21"/>
+          <w:szCs w:val="21"/>
+          <w14:ligatures w14:val="none"/>
+        </w:rPr>
+        <w:tab/>
+        <w:t xml:space="preserve">E.g. </w:t>
+      </w:r>
+      <w:r>
+        <w:rPr>
+          <w:rFonts w:ascii="Roboto" w:eastAsia="Times New Roman" w:hAnsi="Roboto" w:cs="Times New Roman"/>
+          <w:kern w:val="0"/>
+          <w:sz w:val="21"/>
+          <w:szCs w:val="21"/>
+          <w14:ligatures w14:val="none"/>
+        </w:rPr>
+        <w:t>Velocity, displacement, force, acceleration, and momentum</w:t>
+      </w:r>
+    </w:p>
     <w:p/>
+    <w:p>
+      <w:pPr>
+        <w:pStyle w:val="Heading2"/>
+      </w:pPr>
+      <w:r>
+        <w:t>Pandas Tutorials</w:t>
+      </w:r>
+    </w:p>
+    <w:p>
+      <w:hyperlink r:id="rId27" w:history="1">
+        <w:r>
+          <w:rPr>
+            <w:rStyle w:val="Hyperlink"/>
+          </w:rPr>
+          <w:t>https://pandas.pydata.org/docs/getting_started/tutorials.html</w:t>
+        </w:r>
+      </w:hyperlink>
+    </w:p>
     <w:p/>
     <w:sectPr>
       <w:pgSz w:w="12240" w:h="15840"/>
@@ -2865,6 +3187,95 @@
     </w:lvl>
   </w:abstractNum>
   <w:abstractNum w:abstractNumId="5" w15:restartNumberingAfterBreak="0">
+    <w:nsid w:val="25973F1F"/>
+    <w:multiLevelType w:val="hybridMultilevel"/>
+    <w:tmpl w:val="2610A9C2"/>
+    <w:lvl w:ilvl="0" w:tplc="0409000F">
+      <w:start w:val="1"/>
+      <w:numFmt w:val="decimal"/>
+      <w:lvlText w:val="%1."/>
+      <w:lvlJc w:val="left"/>
+      <w:pPr>
+        <w:ind w:left="720" w:hanging="360"/>
+      </w:pPr>
+      <w:rPr>
+        <w:rFonts w:hint="default"/>
+      </w:rPr>
+    </w:lvl>
+    <w:lvl w:ilvl="1" w:tplc="04090019" w:tentative="1">
+      <w:start w:val="1"/>
+      <w:numFmt w:val="lowerLetter"/>
+      <w:lvlText w:val="%2."/>
+      <w:lvlJc w:val="left"/>
+      <w:pPr>
+        <w:ind w:left="1440" w:hanging="360"/>
+      </w:pPr>
+    </w:lvl>
+    <w:lvl w:ilvl="2" w:tplc="0409001B" w:tentative="1">
+      <w:start w:val="1"/>
+      <w:numFmt w:val="lowerRoman"/>
+      <w:lvlText w:val="%3."/>
+      <w:lvlJc w:val="right"/>
+      <w:pPr>
+        <w:ind w:left="2160" w:hanging="180"/>
+      </w:pPr>
+    </w:lvl>
+    <w:lvl w:ilvl="3" w:tplc="0409000F" w:tentative="1">
+      <w:start w:val="1"/>
+      <w:numFmt w:val="decimal"/>
+      <w:lvlText w:val="%4."/>
+      <w:lvlJc w:val="left"/>
+      <w:pPr>
+        <w:ind w:left="2880" w:hanging="360"/>
+      </w:pPr>
+    </w:lvl>
+    <w:lvl w:ilvl="4" w:tplc="04090019" w:tentative="1">
+      <w:start w:val="1"/>
+      <w:numFmt w:val="lowerLetter"/>
+      <w:lvlText w:val="%5."/>
+      <w:lvlJc w:val="left"/>
+      <w:pPr>
+        <w:ind w:left="3600" w:hanging="360"/>
+      </w:pPr>
+    </w:lvl>
+    <w:lvl w:ilvl="5" w:tplc="0409001B" w:tentative="1">
+      <w:start w:val="1"/>
+      <w:numFmt w:val="lowerRoman"/>
+      <w:lvlText w:val="%6."/>
+      <w:lvlJc w:val="right"/>
+      <w:pPr>
+        <w:ind w:left="4320" w:hanging="180"/>
+      </w:pPr>
+    </w:lvl>
+    <w:lvl w:ilvl="6" w:tplc="0409000F" w:tentative="1">
+      <w:start w:val="1"/>
+      <w:numFmt w:val="decimal"/>
+      <w:lvlText w:val="%7."/>
+      <w:lvlJc w:val="left"/>
+      <w:pPr>
+        <w:ind w:left="5040" w:hanging="360"/>
+      </w:pPr>
+    </w:lvl>
+    <w:lvl w:ilvl="7" w:tplc="04090019" w:tentative="1">
+      <w:start w:val="1"/>
+      <w:numFmt w:val="lowerLetter"/>
+      <w:lvlText w:val="%8."/>
+      <w:lvlJc w:val="left"/>
+      <w:pPr>
+        <w:ind w:left="5760" w:hanging="360"/>
+      </w:pPr>
+    </w:lvl>
+    <w:lvl w:ilvl="8" w:tplc="0409001B" w:tentative="1">
+      <w:start w:val="1"/>
+      <w:numFmt w:val="lowerRoman"/>
+      <w:lvlText w:val="%9."/>
+      <w:lvlJc w:val="right"/>
+      <w:pPr>
+        <w:ind w:left="6480" w:hanging="180"/>
+      </w:pPr>
+    </w:lvl>
+  </w:abstractNum>
+  <w:abstractNum w:abstractNumId="6" w15:restartNumberingAfterBreak="0">
     <w:nsid w:val="51225B39"/>
     <w:multiLevelType w:val="hybridMultilevel"/>
     <w:tmpl w:val="EBBACC98"/>
@@ -2977,7 +3388,7 @@
       </w:rPr>
     </w:lvl>
   </w:abstractNum>
-  <w:abstractNum w:abstractNumId="6" w15:restartNumberingAfterBreak="0">
+  <w:abstractNum w:abstractNumId="7" w15:restartNumberingAfterBreak="0">
     <w:nsid w:val="5F1E4545"/>
     <w:multiLevelType w:val="multilevel"/>
     <w:tmpl w:val="3EBADE48"/>
@@ -3126,7 +3537,120 @@
       </w:rPr>
     </w:lvl>
   </w:abstractNum>
-  <w:abstractNum w:abstractNumId="7" w15:restartNumberingAfterBreak="0">
+  <w:abstractNum w:abstractNumId="8" w15:restartNumberingAfterBreak="0">
+    <w:nsid w:val="67AC6EBE"/>
+    <w:multiLevelType w:val="hybridMultilevel"/>
+    <w:tmpl w:val="996EAC9A"/>
+    <w:lvl w:ilvl="0" w:tplc="04090001">
+      <w:start w:val="1"/>
+      <w:numFmt w:val="bullet"/>
+      <w:lvlText w:val=""/>
+      <w:lvlJc w:val="left"/>
+      <w:pPr>
+        <w:ind w:left="720" w:hanging="360"/>
+      </w:pPr>
+      <w:rPr>
+        <w:rFonts w:ascii="Symbol" w:hAnsi="Symbol" w:hint="default"/>
+      </w:rPr>
+    </w:lvl>
+    <w:lvl w:ilvl="1" w:tplc="04090003">
+      <w:start w:val="1"/>
+      <w:numFmt w:val="bullet"/>
+      <w:lvlText w:val="o"/>
+      <w:lvlJc w:val="left"/>
+      <w:pPr>
+        <w:ind w:left="1440" w:hanging="360"/>
+      </w:pPr>
+      <w:rPr>
+        <w:rFonts w:ascii="Courier New" w:hAnsi="Courier New" w:cs="Courier New" w:hint="default"/>
+      </w:rPr>
+    </w:lvl>
+    <w:lvl w:ilvl="2" w:tplc="04090005" w:tentative="1">
+      <w:start w:val="1"/>
+      <w:numFmt w:val="bullet"/>
+      <w:lvlText w:val=""/>
+      <w:lvlJc w:val="left"/>
+      <w:pPr>
+        <w:ind w:left="2160" w:hanging="360"/>
+      </w:pPr>
+      <w:rPr>
+        <w:rFonts w:ascii="Wingdings" w:hAnsi="Wingdings" w:hint="default"/>
+      </w:rPr>
+    </w:lvl>
+    <w:lvl w:ilvl="3" w:tplc="04090001" w:tentative="1">
+      <w:start w:val="1"/>
+      <w:numFmt w:val="bullet"/>
+      <w:lvlText w:val=""/>
+      <w:lvlJc w:val="left"/>
+      <w:pPr>
+        <w:ind w:left="2880" w:hanging="360"/>
+      </w:pPr>
+      <w:rPr>
+        <w:rFonts w:ascii="Symbol" w:hAnsi="Symbol" w:hint="default"/>
+      </w:rPr>
+    </w:lvl>
+    <w:lvl w:ilvl="4" w:tplc="04090003" w:tentative="1">
+      <w:start w:val="1"/>
+      <w:numFmt w:val="bullet"/>
+      <w:lvlText w:val="o"/>
+      <w:lvlJc w:val="left"/>
+      <w:pPr>
+        <w:ind w:left="3600" w:hanging="360"/>
+      </w:pPr>
+      <w:rPr>
+        <w:rFonts w:ascii="Courier New" w:hAnsi="Courier New" w:cs="Courier New" w:hint="default"/>
+      </w:rPr>
+    </w:lvl>
+    <w:lvl w:ilvl="5" w:tplc="04090005" w:tentative="1">
+      <w:start w:val="1"/>
+      <w:numFmt w:val="bullet"/>
+      <w:lvlText w:val=""/>
+      <w:lvlJc w:val="left"/>
+      <w:pPr>
+        <w:ind w:left="4320" w:hanging="360"/>
+      </w:pPr>
+      <w:rPr>
+        <w:rFonts w:ascii="Wingdings" w:hAnsi="Wingdings" w:hint="default"/>
+      </w:rPr>
+    </w:lvl>
+    <w:lvl w:ilvl="6" w:tplc="04090001" w:tentative="1">
+      <w:start w:val="1"/>
+      <w:numFmt w:val="bullet"/>
+      <w:lvlText w:val=""/>
+      <w:lvlJc w:val="left"/>
+      <w:pPr>
+        <w:ind w:left="5040" w:hanging="360"/>
+      </w:pPr>
+      <w:rPr>
+        <w:rFonts w:ascii="Symbol" w:hAnsi="Symbol" w:hint="default"/>
+      </w:rPr>
+    </w:lvl>
+    <w:lvl w:ilvl="7" w:tplc="04090003" w:tentative="1">
+      <w:start w:val="1"/>
+      <w:numFmt w:val="bullet"/>
+      <w:lvlText w:val="o"/>
+      <w:lvlJc w:val="left"/>
+      <w:pPr>
+        <w:ind w:left="5760" w:hanging="360"/>
+      </w:pPr>
+      <w:rPr>
+        <w:rFonts w:ascii="Courier New" w:hAnsi="Courier New" w:cs="Courier New" w:hint="default"/>
+      </w:rPr>
+    </w:lvl>
+    <w:lvl w:ilvl="8" w:tplc="04090005" w:tentative="1">
+      <w:start w:val="1"/>
+      <w:numFmt w:val="bullet"/>
+      <w:lvlText w:val=""/>
+      <w:lvlJc w:val="left"/>
+      <w:pPr>
+        <w:ind w:left="6480" w:hanging="360"/>
+      </w:pPr>
+      <w:rPr>
+        <w:rFonts w:ascii="Wingdings" w:hAnsi="Wingdings" w:hint="default"/>
+      </w:rPr>
+    </w:lvl>
+  </w:abstractNum>
+  <w:abstractNum w:abstractNumId="9" w15:restartNumberingAfterBreak="0">
     <w:nsid w:val="70ED000C"/>
     <w:multiLevelType w:val="multilevel"/>
     <w:tmpl w:val="FBB6257E"/>
@@ -3279,25 +3803,31 @@
     <w:abstractNumId w:val="4"/>
   </w:num>
   <w:num w:numId="2" w16cid:durableId="1667660546">
-    <w:abstractNumId w:val="5"/>
+    <w:abstractNumId w:val="6"/>
   </w:num>
   <w:num w:numId="3" w16cid:durableId="897856655">
     <w:abstractNumId w:val="3"/>
   </w:num>
   <w:num w:numId="4" w16cid:durableId="1658605146">
-    <w:abstractNumId w:val="7"/>
+    <w:abstractNumId w:val="9"/>
   </w:num>
   <w:num w:numId="5" w16cid:durableId="1039167606">
     <w:abstractNumId w:val="1"/>
   </w:num>
   <w:num w:numId="6" w16cid:durableId="94907493">
-    <w:abstractNumId w:val="6"/>
+    <w:abstractNumId w:val="7"/>
   </w:num>
   <w:num w:numId="7" w16cid:durableId="1186947418">
     <w:abstractNumId w:val="2"/>
   </w:num>
   <w:num w:numId="8" w16cid:durableId="1172909018">
     <w:abstractNumId w:val="0"/>
+  </w:num>
+  <w:num w:numId="9" w16cid:durableId="699167804">
+    <w:abstractNumId w:val="8"/>
+  </w:num>
+  <w:num w:numId="10" w16cid:durableId="1998192776">
+    <w:abstractNumId w:val="5"/>
   </w:num>
 </w:numbering>
 </file>

--- a/Documentation-Quality-Pipeline-Case-Study.docx
+++ b/Documentation-Quality-Pipeline-Case-Study.docx
@@ -2337,8 +2337,212 @@
         <w:t xml:space="preserve"> is that fixes it.</w:t>
       </w:r>
     </w:p>
+    <w:p>
+      <w:pPr>
+        <w:pStyle w:val="ListParagraph"/>
+        <w:numPr>
+          <w:ilvl w:val="1"/>
+          <w:numId w:val="10"/>
+        </w:numPr>
+      </w:pPr>
+      <w:r>
+        <w:t xml:space="preserve">An action is the fix that will be applied without further deciding </w:t>
+      </w:r>
+    </w:p>
+    <w:p>
+      <w:pPr>
+        <w:pStyle w:val="ListParagraph"/>
+        <w:numPr>
+          <w:ilvl w:val="0"/>
+          <w:numId w:val="11"/>
+        </w:numPr>
+      </w:pPr>
+      <w:r>
+        <w:rPr>
+          <w:b/>
+          <w:bCs/>
+        </w:rPr>
+        <w:t>Level</w:t>
+      </w:r>
+      <w:r>
+        <w:t xml:space="preserve"> – how loudly an alert is (i.e. warning)</w:t>
+      </w:r>
+    </w:p>
+    <w:p>
+      <w:pPr>
+        <w:pStyle w:val="ListParagraph"/>
+        <w:numPr>
+          <w:ilvl w:val="0"/>
+          <w:numId w:val="11"/>
+        </w:numPr>
+      </w:pPr>
+      <w:r>
+        <w:rPr>
+          <w:b/>
+          <w:bCs/>
+        </w:rPr>
+        <w:t>Nonword</w:t>
+      </w:r>
+      <w:r>
+        <w:t xml:space="preserve"> – argument to the check itself</w:t>
+      </w:r>
+    </w:p>
+    <w:p>
+      <w:pPr>
+        <w:pStyle w:val="ListParagraph"/>
+        <w:numPr>
+          <w:ilvl w:val="0"/>
+          <w:numId w:val="11"/>
+        </w:numPr>
+      </w:pPr>
+      <w:r>
+        <w:rPr>
+          <w:b/>
+          <w:bCs/>
+        </w:rPr>
+        <w:t>Tokens</w:t>
+      </w:r>
+      <w:r>
+        <w:t xml:space="preserve"> – the pattern the check looks for</w:t>
+      </w:r>
+    </w:p>
+    <w:p>
+      <w:pPr>
+        <w:pStyle w:val="ListParagraph"/>
+        <w:numPr>
+          <w:ilvl w:val="0"/>
+          <w:numId w:val="11"/>
+        </w:numPr>
+      </w:pPr>
+      <w:r>
+        <w:rPr>
+          <w:b/>
+          <w:bCs/>
+        </w:rPr>
+        <w:t>link</w:t>
+      </w:r>
+      <w:r>
+        <w:t xml:space="preserve"> – link to the rule getting enforced</w:t>
+      </w:r>
+    </w:p>
+    <w:p>
+      <w:pPr>
+        <w:pStyle w:val="ListParagraph"/>
+        <w:numPr>
+          <w:ilvl w:val="0"/>
+          <w:numId w:val="11"/>
+        </w:numPr>
+      </w:pPr>
+      <w:r>
+        <w:rPr>
+          <w:b/>
+          <w:bCs/>
+        </w:rPr>
+        <w:t xml:space="preserve">Extends </w:t>
+      </w:r>
+      <w:r>
+        <w:t xml:space="preserve">– the check the rule runs on or another rule to build on. </w:t>
+      </w:r>
+    </w:p>
+    <w:p>
+      <w:pPr>
+        <w:pStyle w:val="ListParagraph"/>
+        <w:numPr>
+          <w:ilvl w:val="1"/>
+          <w:numId w:val="11"/>
+        </w:numPr>
+      </w:pPr>
+      <w:r>
+        <w:t>Each rule extends a check</w:t>
+      </w:r>
+    </w:p>
+    <w:p>
+      <w:r>
+        <w:t xml:space="preserve">A rule is one </w:t>
+      </w:r>
+      <w:proofErr w:type="gramStart"/>
+      <w:r>
+        <w:t>file</w:t>
+      </w:r>
+      <w:proofErr w:type="gramEnd"/>
+      <w:r>
+        <w:t xml:space="preserve"> and a style is a directory of them kept under the </w:t>
+      </w:r>
+      <w:proofErr w:type="spellStart"/>
+      <w:r>
+        <w:t>StylesPath</w:t>
+      </w:r>
+      <w:proofErr w:type="spellEnd"/>
+    </w:p>
+    <w:p>
+      <w:r>
+        <w:drawing>
+          <wp:inline distT="0" distB="0" distL="0" distR="0" wp14:anchorId="7CE79E7E" wp14:editId="0FEF9B06">
+            <wp:extent cx="5943600" cy="2926715"/>
+            <wp:effectExtent l="0" t="0" r="0" b="6985"/>
+            <wp:docPr id="2025566797" name="Picture 1"/>
+            <wp:cNvGraphicFramePr>
+              <a:graphicFrameLocks xmlns:a="http://schemas.openxmlformats.org/drawingml/2006/main" noChangeAspect="1"/>
+            </wp:cNvGraphicFramePr>
+            <a:graphic xmlns:a="http://schemas.openxmlformats.org/drawingml/2006/main">
+              <a:graphicData uri="http://schemas.openxmlformats.org/drawingml/2006/picture">
+                <pic:pic xmlns:pic="http://schemas.openxmlformats.org/drawingml/2006/picture">
+                  <pic:nvPicPr>
+                    <pic:cNvPr id="2025566797" name=""/>
+                    <pic:cNvPicPr/>
+                  </pic:nvPicPr>
+                  <pic:blipFill>
+                    <a:blip r:embed="rId27"/>
+                    <a:stretch>
+                      <a:fillRect/>
+                    </a:stretch>
+                  </pic:blipFill>
+                  <pic:spPr>
+                    <a:xfrm>
+                      <a:off x="0" y="0"/>
+                      <a:ext cx="5943600" cy="2926715"/>
+                    </a:xfrm>
+                    <a:prstGeom prst="rect">
+                      <a:avLst/>
+                    </a:prstGeom>
+                  </pic:spPr>
+                </pic:pic>
+              </a:graphicData>
+            </a:graphic>
+          </wp:inline>
+        </w:drawing>
+      </w:r>
+    </w:p>
+    <w:p>
+      <w:proofErr w:type="spellStart"/>
+      <w:r>
+        <w:t>BasedOnStyles</w:t>
+      </w:r>
+      <w:proofErr w:type="spellEnd"/>
+      <w:r>
+        <w:t xml:space="preserve"> let you turn on every rule in a style and then adjust one rule or a whole style without touching the files. </w:t>
+      </w:r>
+    </w:p>
     <w:p/>
-    <w:p/>
+    <w:p>
+      <w:r>
+        <w:lastRenderedPageBreak/>
+        <w:t xml:space="preserve">Wrote a custom rule </w:t>
+      </w:r>
+      <w:proofErr w:type="gramStart"/>
+      <w:r>
+        <w:t>that __</w:t>
+      </w:r>
+      <w:proofErr w:type="gramEnd"/>
+      <w:r>
+        <w:t>___ and extended a style</w:t>
+      </w:r>
+    </w:p>
+    <w:p>
+      <w:r>
+        <w:t>Wrote tests that verified checks worked</w:t>
+      </w:r>
+    </w:p>
     <w:p>
       <w:pPr>
         <w:pStyle w:val="Heading1"/>
@@ -2513,7 +2717,7 @@
       </w:r>
     </w:p>
     <w:p>
-      <w:hyperlink r:id="rId27" w:history="1">
+      <w:hyperlink r:id="rId28" w:history="1">
         <w:r>
           <w:rPr>
             <w:rStyle w:val="Hyperlink"/>
@@ -3202,7 +3406,7 @@
         <w:rFonts w:hint="default"/>
       </w:rPr>
     </w:lvl>
-    <w:lvl w:ilvl="1" w:tplc="04090019" w:tentative="1">
+    <w:lvl w:ilvl="1" w:tplc="04090019">
       <w:start w:val="1"/>
       <w:numFmt w:val="lowerLetter"/>
       <w:lvlText w:val="%2."/>
@@ -3796,6 +4000,119 @@
       <w:rPr>
         <w:rFonts w:ascii="Wingdings" w:hAnsi="Wingdings" w:hint="default"/>
         <w:sz w:val="20"/>
+      </w:rPr>
+    </w:lvl>
+  </w:abstractNum>
+  <w:abstractNum w:abstractNumId="10" w15:restartNumberingAfterBreak="0">
+    <w:nsid w:val="7EB36389"/>
+    <w:multiLevelType w:val="hybridMultilevel"/>
+    <w:tmpl w:val="919ED428"/>
+    <w:lvl w:ilvl="0" w:tplc="04090001">
+      <w:start w:val="1"/>
+      <w:numFmt w:val="bullet"/>
+      <w:lvlText w:val=""/>
+      <w:lvlJc w:val="left"/>
+      <w:pPr>
+        <w:ind w:left="720" w:hanging="360"/>
+      </w:pPr>
+      <w:rPr>
+        <w:rFonts w:ascii="Symbol" w:hAnsi="Symbol" w:hint="default"/>
+      </w:rPr>
+    </w:lvl>
+    <w:lvl w:ilvl="1" w:tplc="04090003">
+      <w:start w:val="1"/>
+      <w:numFmt w:val="bullet"/>
+      <w:lvlText w:val="o"/>
+      <w:lvlJc w:val="left"/>
+      <w:pPr>
+        <w:ind w:left="1440" w:hanging="360"/>
+      </w:pPr>
+      <w:rPr>
+        <w:rFonts w:ascii="Courier New" w:hAnsi="Courier New" w:cs="Courier New" w:hint="default"/>
+      </w:rPr>
+    </w:lvl>
+    <w:lvl w:ilvl="2" w:tplc="04090005" w:tentative="1">
+      <w:start w:val="1"/>
+      <w:numFmt w:val="bullet"/>
+      <w:lvlText w:val=""/>
+      <w:lvlJc w:val="left"/>
+      <w:pPr>
+        <w:ind w:left="2160" w:hanging="360"/>
+      </w:pPr>
+      <w:rPr>
+        <w:rFonts w:ascii="Wingdings" w:hAnsi="Wingdings" w:hint="default"/>
+      </w:rPr>
+    </w:lvl>
+    <w:lvl w:ilvl="3" w:tplc="04090001" w:tentative="1">
+      <w:start w:val="1"/>
+      <w:numFmt w:val="bullet"/>
+      <w:lvlText w:val=""/>
+      <w:lvlJc w:val="left"/>
+      <w:pPr>
+        <w:ind w:left="2880" w:hanging="360"/>
+      </w:pPr>
+      <w:rPr>
+        <w:rFonts w:ascii="Symbol" w:hAnsi="Symbol" w:hint="default"/>
+      </w:rPr>
+    </w:lvl>
+    <w:lvl w:ilvl="4" w:tplc="04090003" w:tentative="1">
+      <w:start w:val="1"/>
+      <w:numFmt w:val="bullet"/>
+      <w:lvlText w:val="o"/>
+      <w:lvlJc w:val="left"/>
+      <w:pPr>
+        <w:ind w:left="3600" w:hanging="360"/>
+      </w:pPr>
+      <w:rPr>
+        <w:rFonts w:ascii="Courier New" w:hAnsi="Courier New" w:cs="Courier New" w:hint="default"/>
+      </w:rPr>
+    </w:lvl>
+    <w:lvl w:ilvl="5" w:tplc="04090005" w:tentative="1">
+      <w:start w:val="1"/>
+      <w:numFmt w:val="bullet"/>
+      <w:lvlText w:val=""/>
+      <w:lvlJc w:val="left"/>
+      <w:pPr>
+        <w:ind w:left="4320" w:hanging="360"/>
+      </w:pPr>
+      <w:rPr>
+        <w:rFonts w:ascii="Wingdings" w:hAnsi="Wingdings" w:hint="default"/>
+      </w:rPr>
+    </w:lvl>
+    <w:lvl w:ilvl="6" w:tplc="04090001" w:tentative="1">
+      <w:start w:val="1"/>
+      <w:numFmt w:val="bullet"/>
+      <w:lvlText w:val=""/>
+      <w:lvlJc w:val="left"/>
+      <w:pPr>
+        <w:ind w:left="5040" w:hanging="360"/>
+      </w:pPr>
+      <w:rPr>
+        <w:rFonts w:ascii="Symbol" w:hAnsi="Symbol" w:hint="default"/>
+      </w:rPr>
+    </w:lvl>
+    <w:lvl w:ilvl="7" w:tplc="04090003" w:tentative="1">
+      <w:start w:val="1"/>
+      <w:numFmt w:val="bullet"/>
+      <w:lvlText w:val="o"/>
+      <w:lvlJc w:val="left"/>
+      <w:pPr>
+        <w:ind w:left="5760" w:hanging="360"/>
+      </w:pPr>
+      <w:rPr>
+        <w:rFonts w:ascii="Courier New" w:hAnsi="Courier New" w:cs="Courier New" w:hint="default"/>
+      </w:rPr>
+    </w:lvl>
+    <w:lvl w:ilvl="8" w:tplc="04090005" w:tentative="1">
+      <w:start w:val="1"/>
+      <w:numFmt w:val="bullet"/>
+      <w:lvlText w:val=""/>
+      <w:lvlJc w:val="left"/>
+      <w:pPr>
+        <w:ind w:left="6480" w:hanging="360"/>
+      </w:pPr>
+      <w:rPr>
+        <w:rFonts w:ascii="Wingdings" w:hAnsi="Wingdings" w:hint="default"/>
       </w:rPr>
     </w:lvl>
   </w:abstractNum>
@@ -3828,6 +4145,9 @@
   </w:num>
   <w:num w:numId="10" w16cid:durableId="1998192776">
     <w:abstractNumId w:val="5"/>
+  </w:num>
+  <w:num w:numId="11" w16cid:durableId="884365601">
+    <w:abstractNumId w:val="10"/>
   </w:num>
 </w:numbering>
 </file>

--- a/Documentation-Quality-Pipeline-Case-Study.docx
+++ b/Documentation-Quality-Pipeline-Case-Study.docx
@@ -2476,6 +2476,9 @@
     </w:p>
     <w:p>
       <w:r>
+        <w:rPr>
+          <w:noProof/>
+        </w:rPr>
         <w:drawing>
           <wp:inline distT="0" distB="0" distL="0" distR="0" wp14:anchorId="7CE79E7E" wp14:editId="0FEF9B06">
             <wp:extent cx="5943600" cy="2926715"/>
@@ -2545,6 +2548,116 @@
     </w:p>
     <w:p>
       <w:pPr>
+        <w:pStyle w:val="Heading2"/>
+      </w:pPr>
+      <w:r>
+        <w:t>Lint Results</w:t>
+      </w:r>
+    </w:p>
+    <w:p>
+      <w:proofErr w:type="gramStart"/>
+      <w:r>
+        <w:t>vale .</w:t>
+      </w:r>
+      <w:proofErr w:type="gramEnd"/>
+      <w:r>
+        <w:t>\README.md</w:t>
+      </w:r>
+    </w:p>
+    <w:p>
+      <w:r>
+        <w:drawing>
+          <wp:inline distT="0" distB="0" distL="0" distR="0" wp14:anchorId="2C2AF6E8" wp14:editId="57FEB877">
+            <wp:extent cx="5943600" cy="2409825"/>
+            <wp:effectExtent l="0" t="0" r="0" b="9525"/>
+            <wp:docPr id="1296764675" name="Picture 1"/>
+            <wp:cNvGraphicFramePr>
+              <a:graphicFrameLocks xmlns:a="http://schemas.openxmlformats.org/drawingml/2006/main" noChangeAspect="1"/>
+            </wp:cNvGraphicFramePr>
+            <a:graphic xmlns:a="http://schemas.openxmlformats.org/drawingml/2006/main">
+              <a:graphicData uri="http://schemas.openxmlformats.org/drawingml/2006/picture">
+                <pic:pic xmlns:pic="http://schemas.openxmlformats.org/drawingml/2006/picture">
+                  <pic:nvPicPr>
+                    <pic:cNvPr id="1296764675" name=""/>
+                    <pic:cNvPicPr/>
+                  </pic:nvPicPr>
+                  <pic:blipFill>
+                    <a:blip r:embed="rId28"/>
+                    <a:stretch>
+                      <a:fillRect/>
+                    </a:stretch>
+                  </pic:blipFill>
+                  <pic:spPr>
+                    <a:xfrm>
+                      <a:off x="0" y="0"/>
+                      <a:ext cx="5943600" cy="2409825"/>
+                    </a:xfrm>
+                    <a:prstGeom prst="rect">
+                      <a:avLst/>
+                    </a:prstGeom>
+                  </pic:spPr>
+                </pic:pic>
+              </a:graphicData>
+            </a:graphic>
+          </wp:inline>
+        </w:drawing>
+      </w:r>
+    </w:p>
+    <w:p>
+      <w:r>
+        <w:drawing>
+          <wp:inline distT="0" distB="0" distL="0" distR="0" wp14:anchorId="5015005F" wp14:editId="69CD32D7">
+            <wp:extent cx="5943600" cy="2728595"/>
+            <wp:effectExtent l="0" t="0" r="0" b="0"/>
+            <wp:docPr id="1243383271" name="Picture 1"/>
+            <wp:cNvGraphicFramePr>
+              <a:graphicFrameLocks xmlns:a="http://schemas.openxmlformats.org/drawingml/2006/main" noChangeAspect="1"/>
+            </wp:cNvGraphicFramePr>
+            <a:graphic xmlns:a="http://schemas.openxmlformats.org/drawingml/2006/main">
+              <a:graphicData uri="http://schemas.openxmlformats.org/drawingml/2006/picture">
+                <pic:pic xmlns:pic="http://schemas.openxmlformats.org/drawingml/2006/picture">
+                  <pic:nvPicPr>
+                    <pic:cNvPr id="1243383271" name=""/>
+                    <pic:cNvPicPr/>
+                  </pic:nvPicPr>
+                  <pic:blipFill>
+                    <a:blip r:embed="rId29"/>
+                    <a:stretch>
+                      <a:fillRect/>
+                    </a:stretch>
+                  </pic:blipFill>
+                  <pic:spPr>
+                    <a:xfrm>
+                      <a:off x="0" y="0"/>
+                      <a:ext cx="5943600" cy="2728595"/>
+                    </a:xfrm>
+                    <a:prstGeom prst="rect">
+                      <a:avLst/>
+                    </a:prstGeom>
+                  </pic:spPr>
+                </pic:pic>
+              </a:graphicData>
+            </a:graphic>
+          </wp:inline>
+        </w:drawing>
+      </w:r>
+    </w:p>
+    <w:p>
+      <w:r>
+        <w:t xml:space="preserve">Created a Vale configuration file that scores readability and </w:t>
+      </w:r>
+      <w:proofErr w:type="gramStart"/>
+      <w:r>
+        <w:t>suggest</w:t>
+      </w:r>
+      <w:proofErr w:type="gramEnd"/>
+      <w:r>
+        <w:t xml:space="preserve"> adherence to Microsoft style guide. </w:t>
+      </w:r>
+    </w:p>
+    <w:p/>
+    <w:p>
+      <w:pPr>
         <w:pStyle w:val="Heading1"/>
       </w:pPr>
       <w:r>
@@ -2717,7 +2830,7 @@
       </w:r>
     </w:p>
     <w:p>
-      <w:hyperlink r:id="rId28" w:history="1">
+      <w:hyperlink r:id="rId30" w:history="1">
         <w:r>
           <w:rPr>
             <w:rStyle w:val="Hyperlink"/>
@@ -4754,6 +4867,7 @@
   <w:style w:type="character" w:default="1" w:styleId="DefaultParagraphFont">
     <w:name w:val="Default Paragraph Font"/>
     <w:uiPriority w:val="1"/>
+    <w:semiHidden/>
     <w:unhideWhenUsed/>
   </w:style>
   <w:style w:type="table" w:default="1" w:styleId="TableNormal">
